--- a/ss11/bkt.docx
+++ b/ss11/bkt.docx
@@ -4,7 +4,7 @@
   <w:body>
     <w:p>
       <w:pPr>
-        <w:pStyle w:val="2"/>
+        <w:pStyle w:val="3"/>
         <w:keepNext w:val="0"/>
         <w:keepLines w:val="0"/>
         <w:widowControl/>
@@ -26,7 +26,7 @@
     </w:p>
     <w:p>
       <w:pPr>
-        <w:pStyle w:val="3"/>
+        <w:pStyle w:val="4"/>
         <w:keepNext w:val="0"/>
         <w:keepLines w:val="0"/>
         <w:widowControl/>
@@ -66,7 +66,7 @@
       </w:pPr>
       <w:r>
         <w:rPr>
-          <w:rStyle w:val="7"/>
+          <w:rStyle w:val="8"/>
           <w:rFonts w:hint="default" w:ascii="Times New Roman" w:hAnsi="Times New Roman" w:cs="Times New Roman"/>
           <w:sz w:val="24"/>
           <w:szCs w:val="24"/>
@@ -102,7 +102,7 @@
       </w:pPr>
       <w:r>
         <w:rPr>
-          <w:rStyle w:val="7"/>
+          <w:rStyle w:val="8"/>
           <w:rFonts w:hint="default" w:ascii="Times New Roman" w:hAnsi="Times New Roman" w:cs="Times New Roman"/>
           <w:sz w:val="24"/>
           <w:szCs w:val="24"/>
@@ -120,7 +120,7 @@
     </w:p>
     <w:p>
       <w:pPr>
-        <w:pStyle w:val="3"/>
+        <w:pStyle w:val="4"/>
         <w:keepNext w:val="0"/>
         <w:keepLines w:val="0"/>
         <w:widowControl/>
@@ -139,12 +139,10 @@
         </w:rPr>
         <w:t>b) Viết 2 User Story</w:t>
       </w:r>
-      <w:bookmarkStart w:id="0" w:name="_GoBack"/>
-      <w:bookmarkEnd w:id="0"/>
     </w:p>
     <w:p>
       <w:pPr>
-        <w:pStyle w:val="6"/>
+        <w:pStyle w:val="7"/>
         <w:keepNext w:val="0"/>
         <w:keepLines w:val="0"/>
         <w:widowControl/>
@@ -157,7 +155,7 @@
       </w:pPr>
       <w:r>
         <w:rPr>
-          <w:rStyle w:val="7"/>
+          <w:rStyle w:val="8"/>
           <w:rFonts w:hint="default" w:ascii="Times New Roman" w:hAnsi="Times New Roman" w:cs="Times New Roman"/>
           <w:sz w:val="24"/>
           <w:szCs w:val="24"/>
@@ -167,7 +165,7 @@
     </w:p>
     <w:p>
       <w:pPr>
-        <w:pStyle w:val="6"/>
+        <w:pStyle w:val="7"/>
         <w:keepNext w:val="0"/>
         <w:keepLines w:val="0"/>
         <w:widowControl/>
@@ -189,7 +187,7 @@
     </w:p>
     <w:p>
       <w:pPr>
-        <w:pStyle w:val="6"/>
+        <w:pStyle w:val="7"/>
         <w:keepNext w:val="0"/>
         <w:keepLines w:val="0"/>
         <w:widowControl/>
@@ -202,7 +200,7 @@
       </w:pPr>
       <w:r>
         <w:rPr>
-          <w:rStyle w:val="7"/>
+          <w:rStyle w:val="8"/>
           <w:rFonts w:hint="default" w:ascii="Times New Roman" w:hAnsi="Times New Roman" w:cs="Times New Roman"/>
           <w:sz w:val="24"/>
           <w:szCs w:val="24"/>
@@ -212,7 +210,7 @@
     </w:p>
     <w:p>
       <w:pPr>
-        <w:pStyle w:val="6"/>
+        <w:pStyle w:val="7"/>
         <w:keepNext w:val="0"/>
         <w:keepLines w:val="0"/>
         <w:widowControl/>
@@ -234,7 +232,7 @@
     </w:p>
     <w:p>
       <w:pPr>
-        <w:pStyle w:val="3"/>
+        <w:pStyle w:val="4"/>
         <w:keepNext w:val="0"/>
         <w:keepLines w:val="0"/>
         <w:widowControl/>
@@ -274,7 +272,7 @@
       </w:pPr>
       <w:r>
         <w:rPr>
-          <w:rStyle w:val="7"/>
+          <w:rStyle w:val="8"/>
           <w:rFonts w:hint="default" w:ascii="Times New Roman" w:hAnsi="Times New Roman" w:cs="Times New Roman"/>
           <w:sz w:val="24"/>
           <w:szCs w:val="24"/>
@@ -310,7 +308,7 @@
       </w:pPr>
       <w:r>
         <w:rPr>
-          <w:rStyle w:val="7"/>
+          <w:rStyle w:val="8"/>
           <w:rFonts w:hint="default" w:ascii="Times New Roman" w:hAnsi="Times New Roman" w:cs="Times New Roman"/>
           <w:sz w:val="24"/>
           <w:szCs w:val="24"/>
@@ -324,6 +322,286 @@
           <w:szCs w:val="24"/>
         </w:rPr>
         <w:t xml:space="preserve"> Đây là công việc kỹ thuật phục vụ phát triển hệ thống, không trực tiếp mô tả nhu cầu hoặc giá trị mà người dùng nhận được.</w:t>
+      </w:r>
+    </w:p>
+    <w:p>
+      <w:pPr>
+        <w:pStyle w:val="3"/>
+        <w:keepNext w:val="0"/>
+        <w:keepLines w:val="0"/>
+        <w:widowControl/>
+        <w:suppressLineNumbers w:val="0"/>
+        <w:rPr>
+          <w:rFonts w:hint="default" w:ascii="Times New Roman" w:hAnsi="Times New Roman" w:cs="Times New Roman"/>
+          <w:sz w:val="28"/>
+          <w:szCs w:val="28"/>
+        </w:rPr>
+      </w:pPr>
+      <w:r>
+        <w:rPr>
+          <w:rFonts w:hint="default" w:ascii="Times New Roman" w:hAnsi="Times New Roman" w:cs="Times New Roman"/>
+          <w:sz w:val="28"/>
+          <w:szCs w:val="28"/>
+        </w:rPr>
+        <w:t>BÀI 2 – CHẨN ĐOÁN VÀ VIẾT LẠI USER STORY</w:t>
+      </w:r>
+    </w:p>
+    <w:p>
+      <w:pPr>
+        <w:pStyle w:val="4"/>
+        <w:keepNext w:val="0"/>
+        <w:keepLines w:val="0"/>
+        <w:widowControl/>
+        <w:suppressLineNumbers w:val="0"/>
+        <w:rPr>
+          <w:rFonts w:hint="default" w:ascii="Times New Roman" w:hAnsi="Times New Roman" w:cs="Times New Roman"/>
+          <w:sz w:val="24"/>
+          <w:szCs w:val="24"/>
+        </w:rPr>
+      </w:pPr>
+      <w:r>
+        <w:rPr>
+          <w:rFonts w:hint="default" w:ascii="Times New Roman" w:hAnsi="Times New Roman" w:cs="Times New Roman"/>
+          <w:sz w:val="24"/>
+          <w:szCs w:val="24"/>
+        </w:rPr>
+        <w:t>Story A</w:t>
+      </w:r>
+    </w:p>
+    <w:p>
+      <w:pPr>
+        <w:pStyle w:val="7"/>
+        <w:keepNext w:val="0"/>
+        <w:keepLines w:val="0"/>
+        <w:widowControl/>
+        <w:suppressLineNumbers w:val="0"/>
+        <w:rPr>
+          <w:rFonts w:hint="default" w:ascii="Times New Roman" w:hAnsi="Times New Roman" w:cs="Times New Roman"/>
+          <w:sz w:val="24"/>
+          <w:szCs w:val="24"/>
+        </w:rPr>
+      </w:pPr>
+      <w:r>
+        <w:rPr>
+          <w:rStyle w:val="8"/>
+          <w:rFonts w:hint="default" w:ascii="Times New Roman" w:hAnsi="Times New Roman" w:cs="Times New Roman"/>
+          <w:sz w:val="24"/>
+          <w:szCs w:val="24"/>
+        </w:rPr>
+        <w:t>Tiêu chí INVEST vi phạm rõ nhất:</w:t>
+      </w:r>
+      <w:r>
+        <w:rPr>
+          <w:rFonts w:hint="default" w:ascii="Times New Roman" w:hAnsi="Times New Roman" w:cs="Times New Roman"/>
+          <w:sz w:val="24"/>
+          <w:szCs w:val="24"/>
+        </w:rPr>
+        <w:t xml:space="preserve"> Testable (Có thể kiểm thử).</w:t>
+      </w:r>
+    </w:p>
+    <w:p>
+      <w:pPr>
+        <w:pStyle w:val="7"/>
+        <w:keepNext w:val="0"/>
+        <w:keepLines w:val="0"/>
+        <w:widowControl/>
+        <w:suppressLineNumbers w:val="0"/>
+        <w:rPr>
+          <w:rFonts w:hint="default" w:ascii="Times New Roman" w:hAnsi="Times New Roman" w:cs="Times New Roman"/>
+          <w:sz w:val="24"/>
+          <w:szCs w:val="24"/>
+        </w:rPr>
+      </w:pPr>
+      <w:r>
+        <w:rPr>
+          <w:rStyle w:val="8"/>
+          <w:rFonts w:hint="default" w:ascii="Times New Roman" w:hAnsi="Times New Roman" w:cs="Times New Roman"/>
+          <w:sz w:val="24"/>
+          <w:szCs w:val="24"/>
+        </w:rPr>
+        <w:t>Giải thích:</w:t>
+      </w:r>
+      <w:r>
+        <w:rPr>
+          <w:rFonts w:hint="default" w:ascii="Times New Roman" w:hAnsi="Times New Roman" w:cs="Times New Roman"/>
+          <w:sz w:val="24"/>
+          <w:szCs w:val="24"/>
+        </w:rPr>
+        <w:t xml:space="preserve"> Các yêu cầu “chạy nhanh”, “dễ dùng” và “hài lòng” chưa có tiêu chí cụ thể để kiểm thử.</w:t>
+      </w:r>
+    </w:p>
+    <w:p>
+      <w:pPr>
+        <w:pStyle w:val="7"/>
+        <w:keepNext w:val="0"/>
+        <w:keepLines w:val="0"/>
+        <w:widowControl/>
+        <w:suppressLineNumbers w:val="0"/>
+        <w:rPr>
+          <w:rFonts w:hint="default" w:ascii="Times New Roman" w:hAnsi="Times New Roman" w:cs="Times New Roman"/>
+          <w:sz w:val="24"/>
+          <w:szCs w:val="24"/>
+        </w:rPr>
+      </w:pPr>
+      <w:r>
+        <w:rPr>
+          <w:rStyle w:val="8"/>
+          <w:rFonts w:hint="default" w:ascii="Times New Roman" w:hAnsi="Times New Roman" w:cs="Times New Roman"/>
+          <w:sz w:val="24"/>
+          <w:szCs w:val="24"/>
+        </w:rPr>
+        <w:t>Viết lại:</w:t>
+      </w:r>
+    </w:p>
+    <w:p>
+      <w:pPr>
+        <w:pStyle w:val="7"/>
+        <w:keepNext w:val="0"/>
+        <w:keepLines w:val="0"/>
+        <w:widowControl/>
+        <w:suppressLineNumbers w:val="0"/>
+        <w:rPr>
+          <w:rFonts w:hint="default" w:ascii="Times New Roman" w:hAnsi="Times New Roman" w:cs="Times New Roman"/>
+          <w:sz w:val="24"/>
+          <w:szCs w:val="24"/>
+        </w:rPr>
+      </w:pPr>
+      <w:r>
+        <w:rPr>
+          <w:rFonts w:hint="default" w:ascii="Times New Roman" w:hAnsi="Times New Roman" w:cs="Times New Roman"/>
+          <w:sz w:val="24"/>
+          <w:szCs w:val="24"/>
+        </w:rPr>
+        <w:t>Là nhân viên, tôi muốn xem danh sách bốn suất ăn trong vòng 2 giây để nhanh chóng lựa chọn món ăn phù hợp.</w:t>
+      </w:r>
+    </w:p>
+    <w:p>
+      <w:pPr>
+        <w:pStyle w:val="4"/>
+        <w:keepNext w:val="0"/>
+        <w:keepLines w:val="0"/>
+        <w:widowControl/>
+        <w:suppressLineNumbers w:val="0"/>
+        <w:rPr>
+          <w:rFonts w:hint="default" w:ascii="Times New Roman" w:hAnsi="Times New Roman" w:cs="Times New Roman"/>
+          <w:sz w:val="24"/>
+          <w:szCs w:val="24"/>
+        </w:rPr>
+      </w:pPr>
+      <w:r>
+        <w:rPr>
+          <w:rFonts w:hint="default" w:ascii="Times New Roman" w:hAnsi="Times New Roman" w:cs="Times New Roman"/>
+          <w:sz w:val="24"/>
+          <w:szCs w:val="24"/>
+        </w:rPr>
+        <w:t>Story B</w:t>
+      </w:r>
+    </w:p>
+    <w:p>
+      <w:pPr>
+        <w:pStyle w:val="7"/>
+        <w:keepNext w:val="0"/>
+        <w:keepLines w:val="0"/>
+        <w:widowControl/>
+        <w:suppressLineNumbers w:val="0"/>
+        <w:rPr>
+          <w:rFonts w:hint="default" w:ascii="Times New Roman" w:hAnsi="Times New Roman" w:cs="Times New Roman"/>
+          <w:sz w:val="24"/>
+          <w:szCs w:val="24"/>
+        </w:rPr>
+      </w:pPr>
+      <w:r>
+        <w:rPr>
+          <w:rStyle w:val="8"/>
+          <w:rFonts w:hint="default" w:ascii="Times New Roman" w:hAnsi="Times New Roman" w:cs="Times New Roman"/>
+          <w:sz w:val="24"/>
+          <w:szCs w:val="24"/>
+        </w:rPr>
+        <w:t>Tiêu chí INVEST vi phạm rõ nhất:</w:t>
+      </w:r>
+      <w:r>
+        <w:rPr>
+          <w:rFonts w:hint="default" w:ascii="Times New Roman" w:hAnsi="Times New Roman" w:cs="Times New Roman"/>
+          <w:sz w:val="24"/>
+          <w:szCs w:val="24"/>
+        </w:rPr>
+        <w:t xml:space="preserve"> Small (Nhỏ gọn).</w:t>
+      </w:r>
+    </w:p>
+    <w:p>
+      <w:pPr>
+        <w:pStyle w:val="7"/>
+        <w:keepNext w:val="0"/>
+        <w:keepLines w:val="0"/>
+        <w:widowControl/>
+        <w:suppressLineNumbers w:val="0"/>
+        <w:rPr>
+          <w:rFonts w:hint="default" w:ascii="Times New Roman" w:hAnsi="Times New Roman" w:cs="Times New Roman"/>
+          <w:sz w:val="24"/>
+          <w:szCs w:val="24"/>
+        </w:rPr>
+      </w:pPr>
+      <w:r>
+        <w:rPr>
+          <w:rStyle w:val="8"/>
+          <w:rFonts w:hint="default" w:ascii="Times New Roman" w:hAnsi="Times New Roman" w:cs="Times New Roman"/>
+          <w:sz w:val="24"/>
+          <w:szCs w:val="24"/>
+        </w:rPr>
+        <w:t>Giải thích:</w:t>
+      </w:r>
+      <w:r>
+        <w:rPr>
+          <w:rFonts w:hint="default" w:ascii="Times New Roman" w:hAnsi="Times New Roman" w:cs="Times New Roman"/>
+          <w:sz w:val="24"/>
+          <w:szCs w:val="24"/>
+        </w:rPr>
+        <w:t xml:space="preserve"> Story chứa quá nhiều chức năng khác nhau nên khó hoàn thành và kiểm thử trong một Sprint.</w:t>
+      </w:r>
+    </w:p>
+    <w:p>
+      <w:pPr>
+        <w:pStyle w:val="7"/>
+        <w:keepNext w:val="0"/>
+        <w:keepLines w:val="0"/>
+        <w:widowControl/>
+        <w:suppressLineNumbers w:val="0"/>
+        <w:rPr>
+          <w:rFonts w:hint="default" w:ascii="Times New Roman" w:hAnsi="Times New Roman" w:cs="Times New Roman"/>
+          <w:sz w:val="24"/>
+          <w:szCs w:val="24"/>
+        </w:rPr>
+      </w:pPr>
+      <w:r>
+        <w:rPr>
+          <w:rStyle w:val="8"/>
+          <w:rFonts w:hint="default" w:ascii="Times New Roman" w:hAnsi="Times New Roman" w:cs="Times New Roman"/>
+          <w:sz w:val="24"/>
+          <w:szCs w:val="24"/>
+        </w:rPr>
+        <w:t>Viết lại:</w:t>
+      </w:r>
+    </w:p>
+    <w:p>
+      <w:pPr>
+        <w:pStyle w:val="7"/>
+        <w:keepNext w:val="0"/>
+        <w:keepLines w:val="0"/>
+        <w:widowControl/>
+        <w:suppressLineNumbers w:val="0"/>
+        <w:rPr>
+          <w:rFonts w:hint="default" w:ascii="Times New Roman" w:hAnsi="Times New Roman" w:cs="Times New Roman"/>
+          <w:sz w:val="24"/>
+          <w:szCs w:val="24"/>
+        </w:rPr>
+      </w:pPr>
+      <w:r>
+        <w:rPr>
+          <w:rFonts w:hint="default" w:ascii="Times New Roman" w:hAnsi="Times New Roman" w:cs="Times New Roman"/>
+          <w:sz w:val="24"/>
+          <w:szCs w:val="24"/>
+        </w:rPr>
+        <w:t>Là nhân viên, tôi muốn đặt một trong bốn suất ăn trên ứng dụng trước 9h30 để chủ động lựa chọn bữa trưa của mình.</w:t>
       </w:r>
     </w:p>
     <w:p>
@@ -345,7 +623,603 @@
           <w:sz w:val="28"/>
           <w:szCs w:val="28"/>
         </w:rPr>
-        <w:t>BÀI 2 – CHẨN ĐOÁN VÀ VIẾT LẠI USER STORY</w:t>
+        <w:t>BÀI 3 – VIẾT ACCEPTANCE CRITERIA</w:t>
+      </w:r>
+    </w:p>
+    <w:tbl>
+      <w:tblPr>
+        <w:tblW w:w="0" w:type="auto"/>
+        <w:tblCellSpacing w:w="15" w:type="dxa"/>
+        <w:tblInd w:w="0" w:type="dxa"/>
+        <w:tblBorders>
+          <w:top w:val="single" w:color="auto" w:sz="4" w:space="0"/>
+          <w:left w:val="single" w:color="auto" w:sz="4" w:space="0"/>
+          <w:bottom w:val="single" w:color="auto" w:sz="4" w:space="0"/>
+          <w:right w:val="single" w:color="auto" w:sz="4" w:space="0"/>
+          <w:insideH w:val="single" w:color="auto" w:sz="4" w:space="0"/>
+          <w:insideV w:val="single" w:color="auto" w:sz="4" w:space="0"/>
+        </w:tblBorders>
+        <w:shd w:val="clear"/>
+        <w:tblLayout w:type="autofit"/>
+        <w:tblCellMar>
+          <w:top w:w="15" w:type="dxa"/>
+          <w:left w:w="15" w:type="dxa"/>
+          <w:bottom w:w="15" w:type="dxa"/>
+          <w:right w:w="15" w:type="dxa"/>
+        </w:tblCellMar>
+      </w:tblPr>
+      <w:tblGrid>
+        <w:gridCol w:w="626"/>
+        <w:gridCol w:w="7790"/>
+      </w:tblGrid>
+      <w:tr>
+        <w:tblPrEx>
+          <w:tblBorders>
+            <w:top w:val="single" w:color="auto" w:sz="4" w:space="0"/>
+            <w:left w:val="single" w:color="auto" w:sz="4" w:space="0"/>
+            <w:bottom w:val="single" w:color="auto" w:sz="4" w:space="0"/>
+            <w:right w:val="single" w:color="auto" w:sz="4" w:space="0"/>
+            <w:insideH w:val="single" w:color="auto" w:sz="4" w:space="0"/>
+            <w:insideV w:val="single" w:color="auto" w:sz="4" w:space="0"/>
+          </w:tblBorders>
+          <w:tblCellMar>
+            <w:top w:w="15" w:type="dxa"/>
+            <w:left w:w="15" w:type="dxa"/>
+            <w:bottom w:w="15" w:type="dxa"/>
+            <w:right w:w="15" w:type="dxa"/>
+          </w:tblCellMar>
+        </w:tblPrEx>
+        <w:trPr>
+          <w:tblHeader/>
+          <w:tblCellSpacing w:w="15" w:type="dxa"/>
+        </w:trPr>
+        <w:tc>
+          <w:tcPr>
+            <w:tcW w:w="0" w:type="auto"/>
+            <w:tcBorders>
+              <w:tl2br w:val="nil"/>
+              <w:tr2bl w:val="nil"/>
+            </w:tcBorders>
+            <w:shd w:val="clear"/>
+            <w:vAlign w:val="center"/>
+          </w:tcPr>
+          <w:p>
+            <w:pPr>
+              <w:keepNext w:val="0"/>
+              <w:keepLines w:val="0"/>
+              <w:widowControl/>
+              <w:suppressLineNumbers w:val="0"/>
+              <w:jc w:val="center"/>
+              <w:rPr>
+                <w:rFonts w:hint="default" w:ascii="Times New Roman" w:hAnsi="Times New Roman" w:cs="Times New Roman"/>
+                <w:b/>
+                <w:bCs/>
+                <w:sz w:val="24"/>
+                <w:szCs w:val="24"/>
+              </w:rPr>
+            </w:pPr>
+            <w:r>
+              <w:rPr>
+                <w:rFonts w:hint="default" w:ascii="Times New Roman" w:hAnsi="Times New Roman" w:eastAsia="SimSun" w:cs="Times New Roman"/>
+                <w:b/>
+                <w:bCs/>
+                <w:kern w:val="0"/>
+                <w:sz w:val="24"/>
+                <w:szCs w:val="24"/>
+                <w:lang w:val="en-US" w:eastAsia="zh-CN" w:bidi="ar"/>
+              </w:rPr>
+              <w:t>Mã</w:t>
+            </w:r>
+          </w:p>
+        </w:tc>
+        <w:tc>
+          <w:tcPr>
+            <w:tcW w:w="0" w:type="auto"/>
+            <w:tcBorders>
+              <w:tl2br w:val="nil"/>
+              <w:tr2bl w:val="nil"/>
+            </w:tcBorders>
+            <w:shd w:val="clear"/>
+            <w:vAlign w:val="center"/>
+          </w:tcPr>
+          <w:p>
+            <w:pPr>
+              <w:keepNext w:val="0"/>
+              <w:keepLines w:val="0"/>
+              <w:widowControl/>
+              <w:suppressLineNumbers w:val="0"/>
+              <w:jc w:val="center"/>
+              <w:rPr>
+                <w:rFonts w:hint="default" w:ascii="Times New Roman" w:hAnsi="Times New Roman" w:cs="Times New Roman"/>
+                <w:b/>
+                <w:bCs/>
+                <w:sz w:val="24"/>
+                <w:szCs w:val="24"/>
+              </w:rPr>
+            </w:pPr>
+            <w:r>
+              <w:rPr>
+                <w:rFonts w:hint="default" w:ascii="Times New Roman" w:hAnsi="Times New Roman" w:eastAsia="SimSun" w:cs="Times New Roman"/>
+                <w:b/>
+                <w:bCs/>
+                <w:kern w:val="0"/>
+                <w:sz w:val="24"/>
+                <w:szCs w:val="24"/>
+                <w:lang w:val="en-US" w:eastAsia="zh-CN" w:bidi="ar"/>
+              </w:rPr>
+              <w:t>Nội dung tiêu chí</w:t>
+            </w:r>
+          </w:p>
+        </w:tc>
+      </w:tr>
+      <w:tr>
+        <w:tblPrEx>
+          <w:tblBorders>
+            <w:top w:val="single" w:color="auto" w:sz="4" w:space="0"/>
+            <w:left w:val="single" w:color="auto" w:sz="4" w:space="0"/>
+            <w:bottom w:val="single" w:color="auto" w:sz="4" w:space="0"/>
+            <w:right w:val="single" w:color="auto" w:sz="4" w:space="0"/>
+            <w:insideH w:val="single" w:color="auto" w:sz="4" w:space="0"/>
+            <w:insideV w:val="single" w:color="auto" w:sz="4" w:space="0"/>
+          </w:tblBorders>
+          <w:shd w:val="clear"/>
+          <w:tblCellMar>
+            <w:top w:w="15" w:type="dxa"/>
+            <w:left w:w="15" w:type="dxa"/>
+            <w:bottom w:w="15" w:type="dxa"/>
+            <w:right w:w="15" w:type="dxa"/>
+          </w:tblCellMar>
+        </w:tblPrEx>
+        <w:trPr>
+          <w:tblCellSpacing w:w="15" w:type="dxa"/>
+        </w:trPr>
+        <w:tc>
+          <w:tcPr>
+            <w:tcW w:w="0" w:type="auto"/>
+            <w:tcBorders>
+              <w:tl2br w:val="nil"/>
+              <w:tr2bl w:val="nil"/>
+            </w:tcBorders>
+            <w:shd w:val="clear"/>
+            <w:vAlign w:val="center"/>
+          </w:tcPr>
+          <w:p>
+            <w:pPr>
+              <w:keepNext w:val="0"/>
+              <w:keepLines w:val="0"/>
+              <w:widowControl/>
+              <w:suppressLineNumbers w:val="0"/>
+              <w:jc w:val="left"/>
+              <w:rPr>
+                <w:rFonts w:hint="default" w:ascii="Times New Roman" w:hAnsi="Times New Roman" w:cs="Times New Roman"/>
+                <w:sz w:val="24"/>
+                <w:szCs w:val="24"/>
+              </w:rPr>
+            </w:pPr>
+            <w:r>
+              <w:rPr>
+                <w:rStyle w:val="8"/>
+                <w:rFonts w:hint="default" w:ascii="Times New Roman" w:hAnsi="Times New Roman" w:eastAsia="SimSun" w:cs="Times New Roman"/>
+                <w:kern w:val="0"/>
+                <w:sz w:val="24"/>
+                <w:szCs w:val="24"/>
+                <w:lang w:val="en-US" w:eastAsia="zh-CN" w:bidi="ar"/>
+              </w:rPr>
+              <w:t>AC-01</w:t>
+            </w:r>
+          </w:p>
+        </w:tc>
+        <w:tc>
+          <w:tcPr>
+            <w:tcW w:w="0" w:type="auto"/>
+            <w:tcBorders>
+              <w:tl2br w:val="nil"/>
+              <w:tr2bl w:val="nil"/>
+            </w:tcBorders>
+            <w:shd w:val="clear"/>
+            <w:vAlign w:val="center"/>
+          </w:tcPr>
+          <w:p>
+            <w:pPr>
+              <w:keepNext w:val="0"/>
+              <w:keepLines w:val="0"/>
+              <w:widowControl/>
+              <w:suppressLineNumbers w:val="0"/>
+              <w:jc w:val="left"/>
+              <w:rPr>
+                <w:rFonts w:hint="default" w:ascii="Times New Roman" w:hAnsi="Times New Roman" w:cs="Times New Roman"/>
+                <w:sz w:val="24"/>
+                <w:szCs w:val="24"/>
+              </w:rPr>
+            </w:pPr>
+            <w:r>
+              <w:rPr>
+                <w:rStyle w:val="8"/>
+                <w:rFonts w:hint="default" w:ascii="Times New Roman" w:hAnsi="Times New Roman" w:eastAsia="SimSun" w:cs="Times New Roman"/>
+                <w:kern w:val="0"/>
+                <w:sz w:val="24"/>
+                <w:szCs w:val="24"/>
+                <w:lang w:val="en-US" w:eastAsia="zh-CN" w:bidi="ar"/>
+              </w:rPr>
+              <w:t>Given:</w:t>
+            </w:r>
+            <w:r>
+              <w:rPr>
+                <w:rFonts w:hint="default" w:ascii="Times New Roman" w:hAnsi="Times New Roman" w:eastAsia="SimSun" w:cs="Times New Roman"/>
+                <w:kern w:val="0"/>
+                <w:sz w:val="24"/>
+                <w:szCs w:val="24"/>
+                <w:lang w:val="en-US" w:eastAsia="zh-CN" w:bidi="ar"/>
+              </w:rPr>
+              <w:t xml:space="preserve"> Nhân viên đã đặt suất cơm cho ngày mai và chưa đến 9h30. </w:t>
+            </w:r>
+            <w:r>
+              <w:rPr>
+                <w:rStyle w:val="8"/>
+                <w:rFonts w:hint="default" w:ascii="Times New Roman" w:hAnsi="Times New Roman" w:eastAsia="SimSun" w:cs="Times New Roman"/>
+                <w:kern w:val="0"/>
+                <w:sz w:val="24"/>
+                <w:szCs w:val="24"/>
+                <w:lang w:val="en-US" w:eastAsia="zh-CN" w:bidi="ar"/>
+              </w:rPr>
+              <w:t>When:</w:t>
+            </w:r>
+            <w:r>
+              <w:rPr>
+                <w:rFonts w:hint="default" w:ascii="Times New Roman" w:hAnsi="Times New Roman" w:eastAsia="SimSun" w:cs="Times New Roman"/>
+                <w:kern w:val="0"/>
+                <w:sz w:val="24"/>
+                <w:szCs w:val="24"/>
+                <w:lang w:val="en-US" w:eastAsia="zh-CN" w:bidi="ar"/>
+              </w:rPr>
+              <w:t xml:space="preserve"> Nhân viên nhấn nút hủy suất ăn. </w:t>
+            </w:r>
+            <w:r>
+              <w:rPr>
+                <w:rStyle w:val="8"/>
+                <w:rFonts w:hint="default" w:ascii="Times New Roman" w:hAnsi="Times New Roman" w:eastAsia="SimSun" w:cs="Times New Roman"/>
+                <w:kern w:val="0"/>
+                <w:sz w:val="24"/>
+                <w:szCs w:val="24"/>
+                <w:lang w:val="en-US" w:eastAsia="zh-CN" w:bidi="ar"/>
+              </w:rPr>
+              <w:t>Then:</w:t>
+            </w:r>
+            <w:r>
+              <w:rPr>
+                <w:rFonts w:hint="default" w:ascii="Times New Roman" w:hAnsi="Times New Roman" w:eastAsia="SimSun" w:cs="Times New Roman"/>
+                <w:kern w:val="0"/>
+                <w:sz w:val="24"/>
+                <w:szCs w:val="24"/>
+                <w:lang w:val="en-US" w:eastAsia="zh-CN" w:bidi="ar"/>
+              </w:rPr>
+              <w:t xml:space="preserve"> Hệ thống hủy suất ăn thành công và không tính tiền bữa đó.</w:t>
+            </w:r>
+          </w:p>
+        </w:tc>
+      </w:tr>
+      <w:tr>
+        <w:tblPrEx>
+          <w:tblBorders>
+            <w:top w:val="single" w:color="auto" w:sz="4" w:space="0"/>
+            <w:left w:val="single" w:color="auto" w:sz="4" w:space="0"/>
+            <w:bottom w:val="single" w:color="auto" w:sz="4" w:space="0"/>
+            <w:right w:val="single" w:color="auto" w:sz="4" w:space="0"/>
+            <w:insideH w:val="single" w:color="auto" w:sz="4" w:space="0"/>
+            <w:insideV w:val="single" w:color="auto" w:sz="4" w:space="0"/>
+          </w:tblBorders>
+          <w:shd w:val="clear"/>
+          <w:tblCellMar>
+            <w:top w:w="15" w:type="dxa"/>
+            <w:left w:w="15" w:type="dxa"/>
+            <w:bottom w:w="15" w:type="dxa"/>
+            <w:right w:w="15" w:type="dxa"/>
+          </w:tblCellMar>
+        </w:tblPrEx>
+        <w:trPr>
+          <w:tblCellSpacing w:w="15" w:type="dxa"/>
+        </w:trPr>
+        <w:tc>
+          <w:tcPr>
+            <w:tcW w:w="0" w:type="auto"/>
+            <w:tcBorders>
+              <w:tl2br w:val="nil"/>
+              <w:tr2bl w:val="nil"/>
+            </w:tcBorders>
+            <w:shd w:val="clear"/>
+            <w:vAlign w:val="center"/>
+          </w:tcPr>
+          <w:p>
+            <w:pPr>
+              <w:keepNext w:val="0"/>
+              <w:keepLines w:val="0"/>
+              <w:widowControl/>
+              <w:suppressLineNumbers w:val="0"/>
+              <w:jc w:val="left"/>
+              <w:rPr>
+                <w:rFonts w:hint="default" w:ascii="Times New Roman" w:hAnsi="Times New Roman" w:cs="Times New Roman"/>
+                <w:sz w:val="24"/>
+                <w:szCs w:val="24"/>
+              </w:rPr>
+            </w:pPr>
+            <w:r>
+              <w:rPr>
+                <w:rStyle w:val="8"/>
+                <w:rFonts w:hint="default" w:ascii="Times New Roman" w:hAnsi="Times New Roman" w:eastAsia="SimSun" w:cs="Times New Roman"/>
+                <w:kern w:val="0"/>
+                <w:sz w:val="24"/>
+                <w:szCs w:val="24"/>
+                <w:lang w:val="en-US" w:eastAsia="zh-CN" w:bidi="ar"/>
+              </w:rPr>
+              <w:t>AC-02</w:t>
+            </w:r>
+          </w:p>
+        </w:tc>
+        <w:tc>
+          <w:tcPr>
+            <w:tcW w:w="0" w:type="auto"/>
+            <w:tcBorders>
+              <w:tl2br w:val="nil"/>
+              <w:tr2bl w:val="nil"/>
+            </w:tcBorders>
+            <w:shd w:val="clear"/>
+            <w:vAlign w:val="center"/>
+          </w:tcPr>
+          <w:p>
+            <w:pPr>
+              <w:keepNext w:val="0"/>
+              <w:keepLines w:val="0"/>
+              <w:widowControl/>
+              <w:suppressLineNumbers w:val="0"/>
+              <w:jc w:val="left"/>
+              <w:rPr>
+                <w:rFonts w:hint="default" w:ascii="Times New Roman" w:hAnsi="Times New Roman" w:cs="Times New Roman"/>
+                <w:sz w:val="24"/>
+                <w:szCs w:val="24"/>
+              </w:rPr>
+            </w:pPr>
+            <w:r>
+              <w:rPr>
+                <w:rStyle w:val="8"/>
+                <w:rFonts w:hint="default" w:ascii="Times New Roman" w:hAnsi="Times New Roman" w:eastAsia="SimSun" w:cs="Times New Roman"/>
+                <w:kern w:val="0"/>
+                <w:sz w:val="24"/>
+                <w:szCs w:val="24"/>
+                <w:lang w:val="en-US" w:eastAsia="zh-CN" w:bidi="ar"/>
+              </w:rPr>
+              <w:t>Given:</w:t>
+            </w:r>
+            <w:r>
+              <w:rPr>
+                <w:rFonts w:hint="default" w:ascii="Times New Roman" w:hAnsi="Times New Roman" w:eastAsia="SimSun" w:cs="Times New Roman"/>
+                <w:kern w:val="0"/>
+                <w:sz w:val="24"/>
+                <w:szCs w:val="24"/>
+                <w:lang w:val="en-US" w:eastAsia="zh-CN" w:bidi="ar"/>
+              </w:rPr>
+              <w:t xml:space="preserve"> Nhân viên đã đặt suất cơm và đã quá 9h30 của ngày ăn. </w:t>
+            </w:r>
+            <w:r>
+              <w:rPr>
+                <w:rStyle w:val="8"/>
+                <w:rFonts w:hint="default" w:ascii="Times New Roman" w:hAnsi="Times New Roman" w:eastAsia="SimSun" w:cs="Times New Roman"/>
+                <w:kern w:val="0"/>
+                <w:sz w:val="24"/>
+                <w:szCs w:val="24"/>
+                <w:lang w:val="en-US" w:eastAsia="zh-CN" w:bidi="ar"/>
+              </w:rPr>
+              <w:t>When:</w:t>
+            </w:r>
+            <w:r>
+              <w:rPr>
+                <w:rFonts w:hint="default" w:ascii="Times New Roman" w:hAnsi="Times New Roman" w:eastAsia="SimSun" w:cs="Times New Roman"/>
+                <w:kern w:val="0"/>
+                <w:sz w:val="24"/>
+                <w:szCs w:val="24"/>
+                <w:lang w:val="en-US" w:eastAsia="zh-CN" w:bidi="ar"/>
+              </w:rPr>
+              <w:t xml:space="preserve"> Nhân viên yêu cầu hủy suất ăn. </w:t>
+            </w:r>
+            <w:r>
+              <w:rPr>
+                <w:rStyle w:val="8"/>
+                <w:rFonts w:hint="default" w:ascii="Times New Roman" w:hAnsi="Times New Roman" w:eastAsia="SimSun" w:cs="Times New Roman"/>
+                <w:kern w:val="0"/>
+                <w:sz w:val="24"/>
+                <w:szCs w:val="24"/>
+                <w:lang w:val="en-US" w:eastAsia="zh-CN" w:bidi="ar"/>
+              </w:rPr>
+              <w:t>Then:</w:t>
+            </w:r>
+            <w:r>
+              <w:rPr>
+                <w:rFonts w:hint="default" w:ascii="Times New Roman" w:hAnsi="Times New Roman" w:eastAsia="SimSun" w:cs="Times New Roman"/>
+                <w:kern w:val="0"/>
+                <w:sz w:val="24"/>
+                <w:szCs w:val="24"/>
+                <w:lang w:val="en-US" w:eastAsia="zh-CN" w:bidi="ar"/>
+              </w:rPr>
+              <w:t xml:space="preserve"> Hệ thống từ chối hủy và thông báo đã quá giờ hủy suất.</w:t>
+            </w:r>
+          </w:p>
+        </w:tc>
+      </w:tr>
+      <w:tr>
+        <w:tblPrEx>
+          <w:tblBorders>
+            <w:top w:val="single" w:color="auto" w:sz="4" w:space="0"/>
+            <w:left w:val="single" w:color="auto" w:sz="4" w:space="0"/>
+            <w:bottom w:val="single" w:color="auto" w:sz="4" w:space="0"/>
+            <w:right w:val="single" w:color="auto" w:sz="4" w:space="0"/>
+            <w:insideH w:val="single" w:color="auto" w:sz="4" w:space="0"/>
+            <w:insideV w:val="single" w:color="auto" w:sz="4" w:space="0"/>
+          </w:tblBorders>
+          <w:shd w:val="clear"/>
+          <w:tblCellMar>
+            <w:top w:w="15" w:type="dxa"/>
+            <w:left w:w="15" w:type="dxa"/>
+            <w:bottom w:w="15" w:type="dxa"/>
+            <w:right w:w="15" w:type="dxa"/>
+          </w:tblCellMar>
+        </w:tblPrEx>
+        <w:trPr>
+          <w:tblCellSpacing w:w="15" w:type="dxa"/>
+        </w:trPr>
+        <w:tc>
+          <w:tcPr>
+            <w:tcW w:w="0" w:type="auto"/>
+            <w:tcBorders>
+              <w:tl2br w:val="nil"/>
+              <w:tr2bl w:val="nil"/>
+            </w:tcBorders>
+            <w:shd w:val="clear"/>
+            <w:vAlign w:val="center"/>
+          </w:tcPr>
+          <w:p>
+            <w:pPr>
+              <w:keepNext w:val="0"/>
+              <w:keepLines w:val="0"/>
+              <w:widowControl/>
+              <w:suppressLineNumbers w:val="0"/>
+              <w:jc w:val="left"/>
+              <w:rPr>
+                <w:rFonts w:hint="default" w:ascii="Times New Roman" w:hAnsi="Times New Roman" w:cs="Times New Roman"/>
+                <w:sz w:val="24"/>
+                <w:szCs w:val="24"/>
+              </w:rPr>
+            </w:pPr>
+            <w:r>
+              <w:rPr>
+                <w:rStyle w:val="8"/>
+                <w:rFonts w:hint="default" w:ascii="Times New Roman" w:hAnsi="Times New Roman" w:eastAsia="SimSun" w:cs="Times New Roman"/>
+                <w:kern w:val="0"/>
+                <w:sz w:val="24"/>
+                <w:szCs w:val="24"/>
+                <w:lang w:val="en-US" w:eastAsia="zh-CN" w:bidi="ar"/>
+              </w:rPr>
+              <w:t>AC-03</w:t>
+            </w:r>
+          </w:p>
+        </w:tc>
+        <w:tc>
+          <w:tcPr>
+            <w:tcW w:w="0" w:type="auto"/>
+            <w:tcBorders>
+              <w:tl2br w:val="nil"/>
+              <w:tr2bl w:val="nil"/>
+            </w:tcBorders>
+            <w:shd w:val="clear"/>
+            <w:vAlign w:val="center"/>
+          </w:tcPr>
+          <w:p>
+            <w:pPr>
+              <w:keepNext w:val="0"/>
+              <w:keepLines w:val="0"/>
+              <w:widowControl/>
+              <w:suppressLineNumbers w:val="0"/>
+              <w:jc w:val="left"/>
+              <w:rPr>
+                <w:rFonts w:hint="default" w:ascii="Times New Roman" w:hAnsi="Times New Roman" w:cs="Times New Roman"/>
+                <w:sz w:val="24"/>
+                <w:szCs w:val="24"/>
+              </w:rPr>
+            </w:pPr>
+            <w:r>
+              <w:rPr>
+                <w:rStyle w:val="8"/>
+                <w:rFonts w:hint="default" w:ascii="Times New Roman" w:hAnsi="Times New Roman" w:eastAsia="SimSun" w:cs="Times New Roman"/>
+                <w:kern w:val="0"/>
+                <w:sz w:val="24"/>
+                <w:szCs w:val="24"/>
+                <w:lang w:val="en-US" w:eastAsia="zh-CN" w:bidi="ar"/>
+              </w:rPr>
+              <w:t>Given:</w:t>
+            </w:r>
+            <w:r>
+              <w:rPr>
+                <w:rFonts w:hint="default" w:ascii="Times New Roman" w:hAnsi="Times New Roman" w:eastAsia="SimSun" w:cs="Times New Roman"/>
+                <w:kern w:val="0"/>
+                <w:sz w:val="24"/>
+                <w:szCs w:val="24"/>
+                <w:lang w:val="en-US" w:eastAsia="zh-CN" w:bidi="ar"/>
+              </w:rPr>
+              <w:t xml:space="preserve"> Nhân viên chưa đặt suất cơm cho ngày ăn đó. </w:t>
+            </w:r>
+            <w:r>
+              <w:rPr>
+                <w:rStyle w:val="8"/>
+                <w:rFonts w:hint="default" w:ascii="Times New Roman" w:hAnsi="Times New Roman" w:eastAsia="SimSun" w:cs="Times New Roman"/>
+                <w:kern w:val="0"/>
+                <w:sz w:val="24"/>
+                <w:szCs w:val="24"/>
+                <w:lang w:val="en-US" w:eastAsia="zh-CN" w:bidi="ar"/>
+              </w:rPr>
+              <w:t>When:</w:t>
+            </w:r>
+            <w:r>
+              <w:rPr>
+                <w:rFonts w:hint="default" w:ascii="Times New Roman" w:hAnsi="Times New Roman" w:eastAsia="SimSun" w:cs="Times New Roman"/>
+                <w:kern w:val="0"/>
+                <w:sz w:val="24"/>
+                <w:szCs w:val="24"/>
+                <w:lang w:val="en-US" w:eastAsia="zh-CN" w:bidi="ar"/>
+              </w:rPr>
+              <w:t xml:space="preserve"> Nhân viên yêu cầu hủy suất ăn. </w:t>
+            </w:r>
+            <w:r>
+              <w:rPr>
+                <w:rStyle w:val="8"/>
+                <w:rFonts w:hint="default" w:ascii="Times New Roman" w:hAnsi="Times New Roman" w:eastAsia="SimSun" w:cs="Times New Roman"/>
+                <w:kern w:val="0"/>
+                <w:sz w:val="24"/>
+                <w:szCs w:val="24"/>
+                <w:lang w:val="en-US" w:eastAsia="zh-CN" w:bidi="ar"/>
+              </w:rPr>
+              <w:t>Then:</w:t>
+            </w:r>
+            <w:r>
+              <w:rPr>
+                <w:rFonts w:hint="default" w:ascii="Times New Roman" w:hAnsi="Times New Roman" w:eastAsia="SimSun" w:cs="Times New Roman"/>
+                <w:kern w:val="0"/>
+                <w:sz w:val="24"/>
+                <w:szCs w:val="24"/>
+                <w:lang w:val="en-US" w:eastAsia="zh-CN" w:bidi="ar"/>
+              </w:rPr>
+              <w:t xml:space="preserve"> Hệ thống thông báo không tìm thấy suất ăn đã đặt và không thực hiện hủy.</w:t>
+            </w:r>
+          </w:p>
+        </w:tc>
+      </w:tr>
+    </w:tbl>
+    <w:p>
+      <w:pPr>
+        <w:rPr>
+          <w:rFonts w:hint="default" w:ascii="Times New Roman" w:hAnsi="Times New Roman" w:cs="Times New Roman"/>
+          <w:sz w:val="24"/>
+          <w:szCs w:val="24"/>
+        </w:rPr>
+      </w:pPr>
+    </w:p>
+    <w:p>
+      <w:pPr>
+        <w:pStyle w:val="2"/>
+        <w:keepNext w:val="0"/>
+        <w:keepLines w:val="0"/>
+        <w:widowControl/>
+        <w:suppressLineNumbers w:val="0"/>
+        <w:rPr>
+          <w:rFonts w:hint="default" w:ascii="Times New Roman" w:hAnsi="Times New Roman" w:cs="Times New Roman"/>
+          <w:sz w:val="28"/>
+          <w:szCs w:val="28"/>
+        </w:rPr>
+      </w:pPr>
+      <w:r>
+        <w:rPr>
+          <w:rFonts w:hint="default" w:ascii="Times New Roman" w:hAnsi="Times New Roman" w:cs="Times New Roman"/>
+          <w:sz w:val="28"/>
+          <w:szCs w:val="28"/>
+        </w:rPr>
+        <w:t>BÀI 4 – ƯU TIÊN VÀ LẬP KẾ HOẠCH SPRINT</w:t>
       </w:r>
     </w:p>
     <w:p>
@@ -367,12 +1241,1225 @@
           <w:sz w:val="24"/>
           <w:szCs w:val="24"/>
         </w:rPr>
-        <w:t>Story A</w:t>
+        <w:t>a) Phân loại ưu tiên MoSCoW</w:t>
       </w:r>
     </w:p>
+    <w:tbl>
+      <w:tblPr>
+        <w:tblW w:w="0" w:type="auto"/>
+        <w:tblCellSpacing w:w="15" w:type="dxa"/>
+        <w:tblInd w:w="0" w:type="dxa"/>
+        <w:tblBorders>
+          <w:top w:val="single" w:color="000000" w:sz="4" w:space="0"/>
+          <w:left w:val="single" w:color="000000" w:sz="4" w:space="0"/>
+          <w:bottom w:val="single" w:color="000000" w:sz="4" w:space="0"/>
+          <w:right w:val="single" w:color="000000" w:sz="4" w:space="0"/>
+          <w:insideH w:val="single" w:color="000000" w:sz="4" w:space="0"/>
+          <w:insideV w:val="single" w:color="000000" w:sz="4" w:space="0"/>
+        </w:tblBorders>
+        <w:shd w:val="clear"/>
+        <w:tblLayout w:type="autofit"/>
+        <w:tblCellMar>
+          <w:top w:w="15" w:type="dxa"/>
+          <w:left w:w="15" w:type="dxa"/>
+          <w:bottom w:w="15" w:type="dxa"/>
+          <w:right w:w="15" w:type="dxa"/>
+        </w:tblCellMar>
+      </w:tblPr>
+      <w:tblGrid>
+        <w:gridCol w:w="709"/>
+        <w:gridCol w:w="6020"/>
+        <w:gridCol w:w="361"/>
+        <w:gridCol w:w="1109"/>
+      </w:tblGrid>
+      <w:tr>
+        <w:tblPrEx>
+          <w:tblBorders>
+            <w:top w:val="single" w:color="000000" w:sz="4" w:space="0"/>
+            <w:left w:val="single" w:color="000000" w:sz="4" w:space="0"/>
+            <w:bottom w:val="single" w:color="000000" w:sz="4" w:space="0"/>
+            <w:right w:val="single" w:color="000000" w:sz="4" w:space="0"/>
+            <w:insideH w:val="single" w:color="000000" w:sz="4" w:space="0"/>
+            <w:insideV w:val="single" w:color="000000" w:sz="4" w:space="0"/>
+          </w:tblBorders>
+          <w:tblCellMar>
+            <w:top w:w="15" w:type="dxa"/>
+            <w:left w:w="15" w:type="dxa"/>
+            <w:bottom w:w="15" w:type="dxa"/>
+            <w:right w:w="15" w:type="dxa"/>
+          </w:tblCellMar>
+        </w:tblPrEx>
+        <w:trPr>
+          <w:tblHeader/>
+          <w:tblCellSpacing w:w="15" w:type="dxa"/>
+        </w:trPr>
+        <w:tc>
+          <w:tcPr>
+            <w:tcW w:w="0" w:type="auto"/>
+            <w:shd w:val="clear"/>
+            <w:vAlign w:val="center"/>
+          </w:tcPr>
+          <w:p>
+            <w:pPr>
+              <w:keepNext w:val="0"/>
+              <w:keepLines w:val="0"/>
+              <w:widowControl/>
+              <w:suppressLineNumbers w:val="0"/>
+              <w:jc w:val="center"/>
+              <w:rPr>
+                <w:rFonts w:hint="default" w:ascii="Times New Roman" w:hAnsi="Times New Roman" w:cs="Times New Roman"/>
+                <w:b/>
+                <w:bCs/>
+                <w:sz w:val="24"/>
+                <w:szCs w:val="24"/>
+              </w:rPr>
+            </w:pPr>
+            <w:r>
+              <w:rPr>
+                <w:rFonts w:hint="default" w:ascii="Times New Roman" w:hAnsi="Times New Roman" w:eastAsia="SimSun" w:cs="Times New Roman"/>
+                <w:b/>
+                <w:bCs/>
+                <w:kern w:val="0"/>
+                <w:sz w:val="24"/>
+                <w:szCs w:val="24"/>
+                <w:lang w:val="en-US" w:eastAsia="zh-CN" w:bidi="ar"/>
+              </w:rPr>
+              <w:t>Mã</w:t>
+            </w:r>
+          </w:p>
+        </w:tc>
+        <w:tc>
+          <w:tcPr>
+            <w:tcW w:w="0" w:type="auto"/>
+            <w:shd w:val="clear"/>
+            <w:vAlign w:val="center"/>
+          </w:tcPr>
+          <w:p>
+            <w:pPr>
+              <w:keepNext w:val="0"/>
+              <w:keepLines w:val="0"/>
+              <w:widowControl/>
+              <w:suppressLineNumbers w:val="0"/>
+              <w:jc w:val="center"/>
+              <w:rPr>
+                <w:rFonts w:hint="default" w:ascii="Times New Roman" w:hAnsi="Times New Roman" w:cs="Times New Roman"/>
+                <w:b/>
+                <w:bCs/>
+                <w:sz w:val="24"/>
+                <w:szCs w:val="24"/>
+              </w:rPr>
+            </w:pPr>
+            <w:r>
+              <w:rPr>
+                <w:rFonts w:hint="default" w:ascii="Times New Roman" w:hAnsi="Times New Roman" w:eastAsia="SimSun" w:cs="Times New Roman"/>
+                <w:b/>
+                <w:bCs/>
+                <w:kern w:val="0"/>
+                <w:sz w:val="24"/>
+                <w:szCs w:val="24"/>
+                <w:lang w:val="en-US" w:eastAsia="zh-CN" w:bidi="ar"/>
+              </w:rPr>
+              <w:t>Hạng mục</w:t>
+            </w:r>
+          </w:p>
+        </w:tc>
+        <w:tc>
+          <w:tcPr>
+            <w:tcW w:w="0" w:type="auto"/>
+            <w:shd w:val="clear"/>
+            <w:vAlign w:val="center"/>
+          </w:tcPr>
+          <w:p>
+            <w:pPr>
+              <w:keepNext w:val="0"/>
+              <w:keepLines w:val="0"/>
+              <w:widowControl/>
+              <w:suppressLineNumbers w:val="0"/>
+              <w:jc w:val="center"/>
+              <w:rPr>
+                <w:rFonts w:hint="default" w:ascii="Times New Roman" w:hAnsi="Times New Roman" w:cs="Times New Roman"/>
+                <w:b/>
+                <w:bCs/>
+                <w:sz w:val="24"/>
+                <w:szCs w:val="24"/>
+              </w:rPr>
+            </w:pPr>
+            <w:r>
+              <w:rPr>
+                <w:rFonts w:hint="default" w:ascii="Times New Roman" w:hAnsi="Times New Roman" w:eastAsia="SimSun" w:cs="Times New Roman"/>
+                <w:b/>
+                <w:bCs/>
+                <w:kern w:val="0"/>
+                <w:sz w:val="24"/>
+                <w:szCs w:val="24"/>
+                <w:lang w:val="en-US" w:eastAsia="zh-CN" w:bidi="ar"/>
+              </w:rPr>
+              <w:t>SP</w:t>
+            </w:r>
+          </w:p>
+        </w:tc>
+        <w:tc>
+          <w:tcPr>
+            <w:tcW w:w="0" w:type="auto"/>
+            <w:shd w:val="clear"/>
+            <w:vAlign w:val="center"/>
+          </w:tcPr>
+          <w:p>
+            <w:pPr>
+              <w:keepNext w:val="0"/>
+              <w:keepLines w:val="0"/>
+              <w:widowControl/>
+              <w:suppressLineNumbers w:val="0"/>
+              <w:jc w:val="center"/>
+              <w:rPr>
+                <w:rFonts w:hint="default" w:ascii="Times New Roman" w:hAnsi="Times New Roman" w:cs="Times New Roman"/>
+                <w:b/>
+                <w:bCs/>
+                <w:sz w:val="24"/>
+                <w:szCs w:val="24"/>
+              </w:rPr>
+            </w:pPr>
+            <w:r>
+              <w:rPr>
+                <w:rFonts w:hint="default" w:ascii="Times New Roman" w:hAnsi="Times New Roman" w:eastAsia="SimSun" w:cs="Times New Roman"/>
+                <w:b/>
+                <w:bCs/>
+                <w:kern w:val="0"/>
+                <w:sz w:val="24"/>
+                <w:szCs w:val="24"/>
+                <w:lang w:val="en-US" w:eastAsia="zh-CN" w:bidi="ar"/>
+              </w:rPr>
+              <w:t>MoSCoW</w:t>
+            </w:r>
+          </w:p>
+        </w:tc>
+      </w:tr>
+      <w:tr>
+        <w:tblPrEx>
+          <w:tblBorders>
+            <w:top w:val="single" w:color="000000" w:sz="4" w:space="0"/>
+            <w:left w:val="single" w:color="000000" w:sz="4" w:space="0"/>
+            <w:bottom w:val="single" w:color="000000" w:sz="4" w:space="0"/>
+            <w:right w:val="single" w:color="000000" w:sz="4" w:space="0"/>
+            <w:insideH w:val="single" w:color="000000" w:sz="4" w:space="0"/>
+            <w:insideV w:val="single" w:color="000000" w:sz="4" w:space="0"/>
+          </w:tblBorders>
+          <w:shd w:val="clear"/>
+          <w:tblCellMar>
+            <w:top w:w="15" w:type="dxa"/>
+            <w:left w:w="15" w:type="dxa"/>
+            <w:bottom w:w="15" w:type="dxa"/>
+            <w:right w:w="15" w:type="dxa"/>
+          </w:tblCellMar>
+        </w:tblPrEx>
+        <w:trPr>
+          <w:tblCellSpacing w:w="15" w:type="dxa"/>
+        </w:trPr>
+        <w:tc>
+          <w:tcPr>
+            <w:tcW w:w="0" w:type="auto"/>
+            <w:shd w:val="clear"/>
+            <w:vAlign w:val="center"/>
+          </w:tcPr>
+          <w:p>
+            <w:pPr>
+              <w:keepNext w:val="0"/>
+              <w:keepLines w:val="0"/>
+              <w:widowControl/>
+              <w:suppressLineNumbers w:val="0"/>
+              <w:jc w:val="left"/>
+              <w:rPr>
+                <w:rFonts w:hint="default" w:ascii="Times New Roman" w:hAnsi="Times New Roman" w:cs="Times New Roman"/>
+                <w:sz w:val="24"/>
+                <w:szCs w:val="24"/>
+              </w:rPr>
+            </w:pPr>
+            <w:r>
+              <w:rPr>
+                <w:rFonts w:hint="default" w:ascii="Times New Roman" w:hAnsi="Times New Roman" w:eastAsia="SimSun" w:cs="Times New Roman"/>
+                <w:kern w:val="0"/>
+                <w:sz w:val="24"/>
+                <w:szCs w:val="24"/>
+                <w:lang w:val="en-US" w:eastAsia="zh-CN" w:bidi="ar"/>
+              </w:rPr>
+              <w:t>SC-01</w:t>
+            </w:r>
+          </w:p>
+        </w:tc>
+        <w:tc>
+          <w:tcPr>
+            <w:tcW w:w="0" w:type="auto"/>
+            <w:shd w:val="clear"/>
+            <w:vAlign w:val="center"/>
+          </w:tcPr>
+          <w:p>
+            <w:pPr>
+              <w:keepNext w:val="0"/>
+              <w:keepLines w:val="0"/>
+              <w:widowControl/>
+              <w:suppressLineNumbers w:val="0"/>
+              <w:jc w:val="left"/>
+              <w:rPr>
+                <w:rFonts w:hint="default" w:ascii="Times New Roman" w:hAnsi="Times New Roman" w:cs="Times New Roman"/>
+                <w:sz w:val="24"/>
+                <w:szCs w:val="24"/>
+              </w:rPr>
+            </w:pPr>
+            <w:r>
+              <w:rPr>
+                <w:rFonts w:hint="default" w:ascii="Times New Roman" w:hAnsi="Times New Roman" w:eastAsia="SimSun" w:cs="Times New Roman"/>
+                <w:kern w:val="0"/>
+                <w:sz w:val="24"/>
+                <w:szCs w:val="24"/>
+                <w:lang w:val="en-US" w:eastAsia="zh-CN" w:bidi="ar"/>
+              </w:rPr>
+              <w:t>Nhân viên đặt suất ăn cho ngày hôm sau</w:t>
+            </w:r>
+          </w:p>
+        </w:tc>
+        <w:tc>
+          <w:tcPr>
+            <w:tcW w:w="0" w:type="auto"/>
+            <w:shd w:val="clear"/>
+            <w:vAlign w:val="center"/>
+          </w:tcPr>
+          <w:p>
+            <w:pPr>
+              <w:keepNext w:val="0"/>
+              <w:keepLines w:val="0"/>
+              <w:widowControl/>
+              <w:suppressLineNumbers w:val="0"/>
+              <w:jc w:val="left"/>
+              <w:rPr>
+                <w:rFonts w:hint="default" w:ascii="Times New Roman" w:hAnsi="Times New Roman" w:cs="Times New Roman"/>
+                <w:sz w:val="24"/>
+                <w:szCs w:val="24"/>
+              </w:rPr>
+            </w:pPr>
+            <w:r>
+              <w:rPr>
+                <w:rFonts w:hint="default" w:ascii="Times New Roman" w:hAnsi="Times New Roman" w:eastAsia="SimSun" w:cs="Times New Roman"/>
+                <w:kern w:val="0"/>
+                <w:sz w:val="24"/>
+                <w:szCs w:val="24"/>
+                <w:lang w:val="en-US" w:eastAsia="zh-CN" w:bidi="ar"/>
+              </w:rPr>
+              <w:t>5</w:t>
+            </w:r>
+          </w:p>
+        </w:tc>
+        <w:tc>
+          <w:tcPr>
+            <w:tcW w:w="0" w:type="auto"/>
+            <w:shd w:val="clear"/>
+            <w:vAlign w:val="center"/>
+          </w:tcPr>
+          <w:p>
+            <w:pPr>
+              <w:keepNext w:val="0"/>
+              <w:keepLines w:val="0"/>
+              <w:widowControl/>
+              <w:suppressLineNumbers w:val="0"/>
+              <w:jc w:val="left"/>
+              <w:rPr>
+                <w:rFonts w:hint="default" w:ascii="Times New Roman" w:hAnsi="Times New Roman" w:cs="Times New Roman"/>
+                <w:sz w:val="24"/>
+                <w:szCs w:val="24"/>
+              </w:rPr>
+            </w:pPr>
+            <w:r>
+              <w:rPr>
+                <w:rFonts w:hint="default" w:ascii="Times New Roman" w:hAnsi="Times New Roman" w:eastAsia="SimSun" w:cs="Times New Roman"/>
+                <w:kern w:val="0"/>
+                <w:sz w:val="24"/>
+                <w:szCs w:val="24"/>
+                <w:lang w:val="en-US" w:eastAsia="zh-CN" w:bidi="ar"/>
+              </w:rPr>
+              <w:t>Must</w:t>
+            </w:r>
+          </w:p>
+        </w:tc>
+      </w:tr>
+      <w:tr>
+        <w:tblPrEx>
+          <w:tblBorders>
+            <w:top w:val="single" w:color="000000" w:sz="4" w:space="0"/>
+            <w:left w:val="single" w:color="000000" w:sz="4" w:space="0"/>
+            <w:bottom w:val="single" w:color="000000" w:sz="4" w:space="0"/>
+            <w:right w:val="single" w:color="000000" w:sz="4" w:space="0"/>
+            <w:insideH w:val="single" w:color="000000" w:sz="4" w:space="0"/>
+            <w:insideV w:val="single" w:color="000000" w:sz="4" w:space="0"/>
+          </w:tblBorders>
+          <w:shd w:val="clear"/>
+          <w:tblCellMar>
+            <w:top w:w="15" w:type="dxa"/>
+            <w:left w:w="15" w:type="dxa"/>
+            <w:bottom w:w="15" w:type="dxa"/>
+            <w:right w:w="15" w:type="dxa"/>
+          </w:tblCellMar>
+        </w:tblPrEx>
+        <w:trPr>
+          <w:tblCellSpacing w:w="15" w:type="dxa"/>
+        </w:trPr>
+        <w:tc>
+          <w:tcPr>
+            <w:tcW w:w="0" w:type="auto"/>
+            <w:shd w:val="clear"/>
+            <w:vAlign w:val="center"/>
+          </w:tcPr>
+          <w:p>
+            <w:pPr>
+              <w:keepNext w:val="0"/>
+              <w:keepLines w:val="0"/>
+              <w:widowControl/>
+              <w:suppressLineNumbers w:val="0"/>
+              <w:jc w:val="left"/>
+              <w:rPr>
+                <w:rFonts w:hint="default" w:ascii="Times New Roman" w:hAnsi="Times New Roman" w:cs="Times New Roman"/>
+                <w:sz w:val="24"/>
+                <w:szCs w:val="24"/>
+              </w:rPr>
+            </w:pPr>
+            <w:r>
+              <w:rPr>
+                <w:rFonts w:hint="default" w:ascii="Times New Roman" w:hAnsi="Times New Roman" w:eastAsia="SimSun" w:cs="Times New Roman"/>
+                <w:kern w:val="0"/>
+                <w:sz w:val="24"/>
+                <w:szCs w:val="24"/>
+                <w:lang w:val="en-US" w:eastAsia="zh-CN" w:bidi="ar"/>
+              </w:rPr>
+              <w:t>SC-02</w:t>
+            </w:r>
+          </w:p>
+        </w:tc>
+        <w:tc>
+          <w:tcPr>
+            <w:tcW w:w="0" w:type="auto"/>
+            <w:shd w:val="clear"/>
+            <w:vAlign w:val="center"/>
+          </w:tcPr>
+          <w:p>
+            <w:pPr>
+              <w:keepNext w:val="0"/>
+              <w:keepLines w:val="0"/>
+              <w:widowControl/>
+              <w:suppressLineNumbers w:val="0"/>
+              <w:jc w:val="left"/>
+              <w:rPr>
+                <w:rFonts w:hint="default" w:ascii="Times New Roman" w:hAnsi="Times New Roman" w:cs="Times New Roman"/>
+                <w:sz w:val="24"/>
+                <w:szCs w:val="24"/>
+              </w:rPr>
+            </w:pPr>
+            <w:r>
+              <w:rPr>
+                <w:rFonts w:hint="default" w:ascii="Times New Roman" w:hAnsi="Times New Roman" w:eastAsia="SimSun" w:cs="Times New Roman"/>
+                <w:kern w:val="0"/>
+                <w:sz w:val="24"/>
+                <w:szCs w:val="24"/>
+                <w:lang w:val="en-US" w:eastAsia="zh-CN" w:bidi="ar"/>
+              </w:rPr>
+              <w:t>Nhân viên hủy suất ăn trước giờ chốt</w:t>
+            </w:r>
+          </w:p>
+        </w:tc>
+        <w:tc>
+          <w:tcPr>
+            <w:tcW w:w="0" w:type="auto"/>
+            <w:shd w:val="clear"/>
+            <w:vAlign w:val="center"/>
+          </w:tcPr>
+          <w:p>
+            <w:pPr>
+              <w:keepNext w:val="0"/>
+              <w:keepLines w:val="0"/>
+              <w:widowControl/>
+              <w:suppressLineNumbers w:val="0"/>
+              <w:jc w:val="left"/>
+              <w:rPr>
+                <w:rFonts w:hint="default" w:ascii="Times New Roman" w:hAnsi="Times New Roman" w:cs="Times New Roman"/>
+                <w:sz w:val="24"/>
+                <w:szCs w:val="24"/>
+              </w:rPr>
+            </w:pPr>
+            <w:r>
+              <w:rPr>
+                <w:rFonts w:hint="default" w:ascii="Times New Roman" w:hAnsi="Times New Roman" w:eastAsia="SimSun" w:cs="Times New Roman"/>
+                <w:kern w:val="0"/>
+                <w:sz w:val="24"/>
+                <w:szCs w:val="24"/>
+                <w:lang w:val="en-US" w:eastAsia="zh-CN" w:bidi="ar"/>
+              </w:rPr>
+              <w:t>3</w:t>
+            </w:r>
+          </w:p>
+        </w:tc>
+        <w:tc>
+          <w:tcPr>
+            <w:tcW w:w="0" w:type="auto"/>
+            <w:shd w:val="clear"/>
+            <w:vAlign w:val="center"/>
+          </w:tcPr>
+          <w:p>
+            <w:pPr>
+              <w:keepNext w:val="0"/>
+              <w:keepLines w:val="0"/>
+              <w:widowControl/>
+              <w:suppressLineNumbers w:val="0"/>
+              <w:jc w:val="left"/>
+              <w:rPr>
+                <w:rFonts w:hint="default" w:ascii="Times New Roman" w:hAnsi="Times New Roman" w:cs="Times New Roman"/>
+                <w:sz w:val="24"/>
+                <w:szCs w:val="24"/>
+              </w:rPr>
+            </w:pPr>
+            <w:r>
+              <w:rPr>
+                <w:rFonts w:hint="default" w:ascii="Times New Roman" w:hAnsi="Times New Roman" w:eastAsia="SimSun" w:cs="Times New Roman"/>
+                <w:kern w:val="0"/>
+                <w:sz w:val="24"/>
+                <w:szCs w:val="24"/>
+                <w:lang w:val="en-US" w:eastAsia="zh-CN" w:bidi="ar"/>
+              </w:rPr>
+              <w:t>Must</w:t>
+            </w:r>
+          </w:p>
+        </w:tc>
+      </w:tr>
+      <w:tr>
+        <w:tblPrEx>
+          <w:tblBorders>
+            <w:top w:val="single" w:color="000000" w:sz="4" w:space="0"/>
+            <w:left w:val="single" w:color="000000" w:sz="4" w:space="0"/>
+            <w:bottom w:val="single" w:color="000000" w:sz="4" w:space="0"/>
+            <w:right w:val="single" w:color="000000" w:sz="4" w:space="0"/>
+            <w:insideH w:val="single" w:color="000000" w:sz="4" w:space="0"/>
+            <w:insideV w:val="single" w:color="000000" w:sz="4" w:space="0"/>
+          </w:tblBorders>
+          <w:shd w:val="clear"/>
+          <w:tblCellMar>
+            <w:top w:w="15" w:type="dxa"/>
+            <w:left w:w="15" w:type="dxa"/>
+            <w:bottom w:w="15" w:type="dxa"/>
+            <w:right w:w="15" w:type="dxa"/>
+          </w:tblCellMar>
+        </w:tblPrEx>
+        <w:trPr>
+          <w:tblCellSpacing w:w="15" w:type="dxa"/>
+        </w:trPr>
+        <w:tc>
+          <w:tcPr>
+            <w:tcW w:w="0" w:type="auto"/>
+            <w:shd w:val="clear"/>
+            <w:vAlign w:val="center"/>
+          </w:tcPr>
+          <w:p>
+            <w:pPr>
+              <w:keepNext w:val="0"/>
+              <w:keepLines w:val="0"/>
+              <w:widowControl/>
+              <w:suppressLineNumbers w:val="0"/>
+              <w:jc w:val="left"/>
+              <w:rPr>
+                <w:rFonts w:hint="default" w:ascii="Times New Roman" w:hAnsi="Times New Roman" w:cs="Times New Roman"/>
+                <w:sz w:val="24"/>
+                <w:szCs w:val="24"/>
+              </w:rPr>
+            </w:pPr>
+            <w:r>
+              <w:rPr>
+                <w:rFonts w:hint="default" w:ascii="Times New Roman" w:hAnsi="Times New Roman" w:eastAsia="SimSun" w:cs="Times New Roman"/>
+                <w:kern w:val="0"/>
+                <w:sz w:val="24"/>
+                <w:szCs w:val="24"/>
+                <w:lang w:val="en-US" w:eastAsia="zh-CN" w:bidi="ar"/>
+              </w:rPr>
+              <w:t>SC-03</w:t>
+            </w:r>
+          </w:p>
+        </w:tc>
+        <w:tc>
+          <w:tcPr>
+            <w:tcW w:w="0" w:type="auto"/>
+            <w:shd w:val="clear"/>
+            <w:vAlign w:val="center"/>
+          </w:tcPr>
+          <w:p>
+            <w:pPr>
+              <w:keepNext w:val="0"/>
+              <w:keepLines w:val="0"/>
+              <w:widowControl/>
+              <w:suppressLineNumbers w:val="0"/>
+              <w:jc w:val="left"/>
+              <w:rPr>
+                <w:rFonts w:hint="default" w:ascii="Times New Roman" w:hAnsi="Times New Roman" w:cs="Times New Roman"/>
+                <w:sz w:val="24"/>
+                <w:szCs w:val="24"/>
+              </w:rPr>
+            </w:pPr>
+            <w:r>
+              <w:rPr>
+                <w:rFonts w:hint="default" w:ascii="Times New Roman" w:hAnsi="Times New Roman" w:eastAsia="SimSun" w:cs="Times New Roman"/>
+                <w:kern w:val="0"/>
+                <w:sz w:val="24"/>
+                <w:szCs w:val="24"/>
+                <w:lang w:val="en-US" w:eastAsia="zh-CN" w:bidi="ar"/>
+              </w:rPr>
+              <w:t>Hành chính xem báo cáo tổng hợp số suất theo món mỗi ngày</w:t>
+            </w:r>
+          </w:p>
+        </w:tc>
+        <w:tc>
+          <w:tcPr>
+            <w:tcW w:w="0" w:type="auto"/>
+            <w:shd w:val="clear"/>
+            <w:vAlign w:val="center"/>
+          </w:tcPr>
+          <w:p>
+            <w:pPr>
+              <w:keepNext w:val="0"/>
+              <w:keepLines w:val="0"/>
+              <w:widowControl/>
+              <w:suppressLineNumbers w:val="0"/>
+              <w:jc w:val="left"/>
+              <w:rPr>
+                <w:rFonts w:hint="default" w:ascii="Times New Roman" w:hAnsi="Times New Roman" w:cs="Times New Roman"/>
+                <w:sz w:val="24"/>
+                <w:szCs w:val="24"/>
+              </w:rPr>
+            </w:pPr>
+            <w:r>
+              <w:rPr>
+                <w:rFonts w:hint="default" w:ascii="Times New Roman" w:hAnsi="Times New Roman" w:eastAsia="SimSun" w:cs="Times New Roman"/>
+                <w:kern w:val="0"/>
+                <w:sz w:val="24"/>
+                <w:szCs w:val="24"/>
+                <w:lang w:val="en-US" w:eastAsia="zh-CN" w:bidi="ar"/>
+              </w:rPr>
+              <w:t>8</w:t>
+            </w:r>
+          </w:p>
+        </w:tc>
+        <w:tc>
+          <w:tcPr>
+            <w:tcW w:w="0" w:type="auto"/>
+            <w:shd w:val="clear"/>
+            <w:vAlign w:val="center"/>
+          </w:tcPr>
+          <w:p>
+            <w:pPr>
+              <w:keepNext w:val="0"/>
+              <w:keepLines w:val="0"/>
+              <w:widowControl/>
+              <w:suppressLineNumbers w:val="0"/>
+              <w:jc w:val="left"/>
+              <w:rPr>
+                <w:rFonts w:hint="default" w:ascii="Times New Roman" w:hAnsi="Times New Roman" w:cs="Times New Roman"/>
+                <w:sz w:val="24"/>
+                <w:szCs w:val="24"/>
+              </w:rPr>
+            </w:pPr>
+            <w:r>
+              <w:rPr>
+                <w:rFonts w:hint="default" w:ascii="Times New Roman" w:hAnsi="Times New Roman" w:eastAsia="SimSun" w:cs="Times New Roman"/>
+                <w:kern w:val="0"/>
+                <w:sz w:val="24"/>
+                <w:szCs w:val="24"/>
+                <w:lang w:val="en-US" w:eastAsia="zh-CN" w:bidi="ar"/>
+              </w:rPr>
+              <w:t>Must</w:t>
+            </w:r>
+          </w:p>
+        </w:tc>
+      </w:tr>
+      <w:tr>
+        <w:tblPrEx>
+          <w:tblBorders>
+            <w:top w:val="single" w:color="000000" w:sz="4" w:space="0"/>
+            <w:left w:val="single" w:color="000000" w:sz="4" w:space="0"/>
+            <w:bottom w:val="single" w:color="000000" w:sz="4" w:space="0"/>
+            <w:right w:val="single" w:color="000000" w:sz="4" w:space="0"/>
+            <w:insideH w:val="single" w:color="000000" w:sz="4" w:space="0"/>
+            <w:insideV w:val="single" w:color="000000" w:sz="4" w:space="0"/>
+          </w:tblBorders>
+          <w:shd w:val="clear"/>
+          <w:tblCellMar>
+            <w:top w:w="15" w:type="dxa"/>
+            <w:left w:w="15" w:type="dxa"/>
+            <w:bottom w:w="15" w:type="dxa"/>
+            <w:right w:w="15" w:type="dxa"/>
+          </w:tblCellMar>
+        </w:tblPrEx>
+        <w:trPr>
+          <w:tblCellSpacing w:w="15" w:type="dxa"/>
+        </w:trPr>
+        <w:tc>
+          <w:tcPr>
+            <w:tcW w:w="0" w:type="auto"/>
+            <w:shd w:val="clear"/>
+            <w:vAlign w:val="center"/>
+          </w:tcPr>
+          <w:p>
+            <w:pPr>
+              <w:keepNext w:val="0"/>
+              <w:keepLines w:val="0"/>
+              <w:widowControl/>
+              <w:suppressLineNumbers w:val="0"/>
+              <w:jc w:val="left"/>
+              <w:rPr>
+                <w:rFonts w:hint="default" w:ascii="Times New Roman" w:hAnsi="Times New Roman" w:cs="Times New Roman"/>
+                <w:sz w:val="24"/>
+                <w:szCs w:val="24"/>
+              </w:rPr>
+            </w:pPr>
+            <w:r>
+              <w:rPr>
+                <w:rFonts w:hint="default" w:ascii="Times New Roman" w:hAnsi="Times New Roman" w:eastAsia="SimSun" w:cs="Times New Roman"/>
+                <w:kern w:val="0"/>
+                <w:sz w:val="24"/>
+                <w:szCs w:val="24"/>
+                <w:lang w:val="en-US" w:eastAsia="zh-CN" w:bidi="ar"/>
+              </w:rPr>
+              <w:t>SC-04</w:t>
+            </w:r>
+          </w:p>
+        </w:tc>
+        <w:tc>
+          <w:tcPr>
+            <w:tcW w:w="0" w:type="auto"/>
+            <w:shd w:val="clear"/>
+            <w:vAlign w:val="center"/>
+          </w:tcPr>
+          <w:p>
+            <w:pPr>
+              <w:keepNext w:val="0"/>
+              <w:keepLines w:val="0"/>
+              <w:widowControl/>
+              <w:suppressLineNumbers w:val="0"/>
+              <w:jc w:val="left"/>
+              <w:rPr>
+                <w:rFonts w:hint="default" w:ascii="Times New Roman" w:hAnsi="Times New Roman" w:cs="Times New Roman"/>
+                <w:sz w:val="24"/>
+                <w:szCs w:val="24"/>
+              </w:rPr>
+            </w:pPr>
+            <w:r>
+              <w:rPr>
+                <w:rFonts w:hint="default" w:ascii="Times New Roman" w:hAnsi="Times New Roman" w:eastAsia="SimSun" w:cs="Times New Roman"/>
+                <w:kern w:val="0"/>
+                <w:sz w:val="24"/>
+                <w:szCs w:val="24"/>
+                <w:lang w:val="en-US" w:eastAsia="zh-CN" w:bidi="ar"/>
+              </w:rPr>
+              <w:t>Nhân viên xem lịch sử đặt và số tiền phải trả trong tháng</w:t>
+            </w:r>
+          </w:p>
+        </w:tc>
+        <w:tc>
+          <w:tcPr>
+            <w:tcW w:w="0" w:type="auto"/>
+            <w:shd w:val="clear"/>
+            <w:vAlign w:val="center"/>
+          </w:tcPr>
+          <w:p>
+            <w:pPr>
+              <w:keepNext w:val="0"/>
+              <w:keepLines w:val="0"/>
+              <w:widowControl/>
+              <w:suppressLineNumbers w:val="0"/>
+              <w:jc w:val="left"/>
+              <w:rPr>
+                <w:rFonts w:hint="default" w:ascii="Times New Roman" w:hAnsi="Times New Roman" w:cs="Times New Roman"/>
+                <w:sz w:val="24"/>
+                <w:szCs w:val="24"/>
+              </w:rPr>
+            </w:pPr>
+            <w:r>
+              <w:rPr>
+                <w:rFonts w:hint="default" w:ascii="Times New Roman" w:hAnsi="Times New Roman" w:eastAsia="SimSun" w:cs="Times New Roman"/>
+                <w:kern w:val="0"/>
+                <w:sz w:val="24"/>
+                <w:szCs w:val="24"/>
+                <w:lang w:val="en-US" w:eastAsia="zh-CN" w:bidi="ar"/>
+              </w:rPr>
+              <w:t>5</w:t>
+            </w:r>
+          </w:p>
+        </w:tc>
+        <w:tc>
+          <w:tcPr>
+            <w:tcW w:w="0" w:type="auto"/>
+            <w:shd w:val="clear"/>
+            <w:vAlign w:val="center"/>
+          </w:tcPr>
+          <w:p>
+            <w:pPr>
+              <w:keepNext w:val="0"/>
+              <w:keepLines w:val="0"/>
+              <w:widowControl/>
+              <w:suppressLineNumbers w:val="0"/>
+              <w:jc w:val="left"/>
+              <w:rPr>
+                <w:rFonts w:hint="default" w:ascii="Times New Roman" w:hAnsi="Times New Roman" w:cs="Times New Roman"/>
+                <w:sz w:val="24"/>
+                <w:szCs w:val="24"/>
+              </w:rPr>
+            </w:pPr>
+            <w:r>
+              <w:rPr>
+                <w:rFonts w:hint="default" w:ascii="Times New Roman" w:hAnsi="Times New Roman" w:eastAsia="SimSun" w:cs="Times New Roman"/>
+                <w:kern w:val="0"/>
+                <w:sz w:val="24"/>
+                <w:szCs w:val="24"/>
+                <w:lang w:val="en-US" w:eastAsia="zh-CN" w:bidi="ar"/>
+              </w:rPr>
+              <w:t>Should</w:t>
+            </w:r>
+          </w:p>
+        </w:tc>
+      </w:tr>
+      <w:tr>
+        <w:tblPrEx>
+          <w:tblBorders>
+            <w:top w:val="single" w:color="000000" w:sz="4" w:space="0"/>
+            <w:left w:val="single" w:color="000000" w:sz="4" w:space="0"/>
+            <w:bottom w:val="single" w:color="000000" w:sz="4" w:space="0"/>
+            <w:right w:val="single" w:color="000000" w:sz="4" w:space="0"/>
+            <w:insideH w:val="single" w:color="000000" w:sz="4" w:space="0"/>
+            <w:insideV w:val="single" w:color="000000" w:sz="4" w:space="0"/>
+          </w:tblBorders>
+          <w:shd w:val="clear"/>
+          <w:tblCellMar>
+            <w:top w:w="15" w:type="dxa"/>
+            <w:left w:w="15" w:type="dxa"/>
+            <w:bottom w:w="15" w:type="dxa"/>
+            <w:right w:w="15" w:type="dxa"/>
+          </w:tblCellMar>
+        </w:tblPrEx>
+        <w:trPr>
+          <w:tblCellSpacing w:w="15" w:type="dxa"/>
+        </w:trPr>
+        <w:tc>
+          <w:tcPr>
+            <w:tcW w:w="0" w:type="auto"/>
+            <w:shd w:val="clear"/>
+            <w:vAlign w:val="center"/>
+          </w:tcPr>
+          <w:p>
+            <w:pPr>
+              <w:keepNext w:val="0"/>
+              <w:keepLines w:val="0"/>
+              <w:widowControl/>
+              <w:suppressLineNumbers w:val="0"/>
+              <w:jc w:val="left"/>
+              <w:rPr>
+                <w:rFonts w:hint="default" w:ascii="Times New Roman" w:hAnsi="Times New Roman" w:cs="Times New Roman"/>
+                <w:sz w:val="24"/>
+                <w:szCs w:val="24"/>
+              </w:rPr>
+            </w:pPr>
+            <w:r>
+              <w:rPr>
+                <w:rFonts w:hint="default" w:ascii="Times New Roman" w:hAnsi="Times New Roman" w:eastAsia="SimSun" w:cs="Times New Roman"/>
+                <w:kern w:val="0"/>
+                <w:sz w:val="24"/>
+                <w:szCs w:val="24"/>
+                <w:lang w:val="en-US" w:eastAsia="zh-CN" w:bidi="ar"/>
+              </w:rPr>
+              <w:t>SC-05</w:t>
+            </w:r>
+          </w:p>
+        </w:tc>
+        <w:tc>
+          <w:tcPr>
+            <w:tcW w:w="0" w:type="auto"/>
+            <w:shd w:val="clear"/>
+            <w:vAlign w:val="center"/>
+          </w:tcPr>
+          <w:p>
+            <w:pPr>
+              <w:keepNext w:val="0"/>
+              <w:keepLines w:val="0"/>
+              <w:widowControl/>
+              <w:suppressLineNumbers w:val="0"/>
+              <w:jc w:val="left"/>
+              <w:rPr>
+                <w:rFonts w:hint="default" w:ascii="Times New Roman" w:hAnsi="Times New Roman" w:cs="Times New Roman"/>
+                <w:sz w:val="24"/>
+                <w:szCs w:val="24"/>
+              </w:rPr>
+            </w:pPr>
+            <w:r>
+              <w:rPr>
+                <w:rFonts w:hint="default" w:ascii="Times New Roman" w:hAnsi="Times New Roman" w:eastAsia="SimSun" w:cs="Times New Roman"/>
+                <w:kern w:val="0"/>
+                <w:sz w:val="24"/>
+                <w:szCs w:val="24"/>
+                <w:lang w:val="en-US" w:eastAsia="zh-CN" w:bidi="ar"/>
+              </w:rPr>
+              <w:t>Nhân viên đánh giá món ăn sau bữa trưa</w:t>
+            </w:r>
+          </w:p>
+        </w:tc>
+        <w:tc>
+          <w:tcPr>
+            <w:tcW w:w="0" w:type="auto"/>
+            <w:shd w:val="clear"/>
+            <w:vAlign w:val="center"/>
+          </w:tcPr>
+          <w:p>
+            <w:pPr>
+              <w:keepNext w:val="0"/>
+              <w:keepLines w:val="0"/>
+              <w:widowControl/>
+              <w:suppressLineNumbers w:val="0"/>
+              <w:jc w:val="left"/>
+              <w:rPr>
+                <w:rFonts w:hint="default" w:ascii="Times New Roman" w:hAnsi="Times New Roman" w:cs="Times New Roman"/>
+                <w:sz w:val="24"/>
+                <w:szCs w:val="24"/>
+              </w:rPr>
+            </w:pPr>
+            <w:r>
+              <w:rPr>
+                <w:rFonts w:hint="default" w:ascii="Times New Roman" w:hAnsi="Times New Roman" w:eastAsia="SimSun" w:cs="Times New Roman"/>
+                <w:kern w:val="0"/>
+                <w:sz w:val="24"/>
+                <w:szCs w:val="24"/>
+                <w:lang w:val="en-US" w:eastAsia="zh-CN" w:bidi="ar"/>
+              </w:rPr>
+              <w:t>3</w:t>
+            </w:r>
+          </w:p>
+        </w:tc>
+        <w:tc>
+          <w:tcPr>
+            <w:tcW w:w="0" w:type="auto"/>
+            <w:shd w:val="clear"/>
+            <w:vAlign w:val="center"/>
+          </w:tcPr>
+          <w:p>
+            <w:pPr>
+              <w:keepNext w:val="0"/>
+              <w:keepLines w:val="0"/>
+              <w:widowControl/>
+              <w:suppressLineNumbers w:val="0"/>
+              <w:jc w:val="left"/>
+              <w:rPr>
+                <w:rFonts w:hint="default" w:ascii="Times New Roman" w:hAnsi="Times New Roman" w:cs="Times New Roman"/>
+                <w:sz w:val="24"/>
+                <w:szCs w:val="24"/>
+              </w:rPr>
+            </w:pPr>
+            <w:r>
+              <w:rPr>
+                <w:rFonts w:hint="default" w:ascii="Times New Roman" w:hAnsi="Times New Roman" w:eastAsia="SimSun" w:cs="Times New Roman"/>
+                <w:kern w:val="0"/>
+                <w:sz w:val="24"/>
+                <w:szCs w:val="24"/>
+                <w:lang w:val="en-US" w:eastAsia="zh-CN" w:bidi="ar"/>
+              </w:rPr>
+              <w:t>Could</w:t>
+            </w:r>
+          </w:p>
+        </w:tc>
+      </w:tr>
+      <w:tr>
+        <w:tblPrEx>
+          <w:tblBorders>
+            <w:top w:val="single" w:color="000000" w:sz="4" w:space="0"/>
+            <w:left w:val="single" w:color="000000" w:sz="4" w:space="0"/>
+            <w:bottom w:val="single" w:color="000000" w:sz="4" w:space="0"/>
+            <w:right w:val="single" w:color="000000" w:sz="4" w:space="0"/>
+            <w:insideH w:val="single" w:color="000000" w:sz="4" w:space="0"/>
+            <w:insideV w:val="single" w:color="000000" w:sz="4" w:space="0"/>
+          </w:tblBorders>
+          <w:shd w:val="clear"/>
+          <w:tblCellMar>
+            <w:top w:w="15" w:type="dxa"/>
+            <w:left w:w="15" w:type="dxa"/>
+            <w:bottom w:w="15" w:type="dxa"/>
+            <w:right w:w="15" w:type="dxa"/>
+          </w:tblCellMar>
+        </w:tblPrEx>
+        <w:trPr>
+          <w:tblCellSpacing w:w="15" w:type="dxa"/>
+        </w:trPr>
+        <w:tc>
+          <w:tcPr>
+            <w:tcW w:w="0" w:type="auto"/>
+            <w:shd w:val="clear"/>
+            <w:vAlign w:val="center"/>
+          </w:tcPr>
+          <w:p>
+            <w:pPr>
+              <w:keepNext w:val="0"/>
+              <w:keepLines w:val="0"/>
+              <w:widowControl/>
+              <w:suppressLineNumbers w:val="0"/>
+              <w:jc w:val="left"/>
+              <w:rPr>
+                <w:rFonts w:hint="default" w:ascii="Times New Roman" w:hAnsi="Times New Roman" w:cs="Times New Roman"/>
+                <w:sz w:val="24"/>
+                <w:szCs w:val="24"/>
+              </w:rPr>
+            </w:pPr>
+            <w:r>
+              <w:rPr>
+                <w:rFonts w:hint="default" w:ascii="Times New Roman" w:hAnsi="Times New Roman" w:eastAsia="SimSun" w:cs="Times New Roman"/>
+                <w:kern w:val="0"/>
+                <w:sz w:val="24"/>
+                <w:szCs w:val="24"/>
+                <w:lang w:val="en-US" w:eastAsia="zh-CN" w:bidi="ar"/>
+              </w:rPr>
+              <w:t>SC-06</w:t>
+            </w:r>
+          </w:p>
+        </w:tc>
+        <w:tc>
+          <w:tcPr>
+            <w:tcW w:w="0" w:type="auto"/>
+            <w:shd w:val="clear"/>
+            <w:vAlign w:val="center"/>
+          </w:tcPr>
+          <w:p>
+            <w:pPr>
+              <w:keepNext w:val="0"/>
+              <w:keepLines w:val="0"/>
+              <w:widowControl/>
+              <w:suppressLineNumbers w:val="0"/>
+              <w:jc w:val="left"/>
+              <w:rPr>
+                <w:rFonts w:hint="default" w:ascii="Times New Roman" w:hAnsi="Times New Roman" w:cs="Times New Roman"/>
+                <w:sz w:val="24"/>
+                <w:szCs w:val="24"/>
+              </w:rPr>
+            </w:pPr>
+            <w:r>
+              <w:rPr>
+                <w:rFonts w:hint="default" w:ascii="Times New Roman" w:hAnsi="Times New Roman" w:eastAsia="SimSun" w:cs="Times New Roman"/>
+                <w:kern w:val="0"/>
+                <w:sz w:val="24"/>
+                <w:szCs w:val="24"/>
+                <w:lang w:val="en-US" w:eastAsia="zh-CN" w:bidi="ar"/>
+              </w:rPr>
+              <w:t>Đăng nhập bằng tài khoản nội bộ của công ty</w:t>
+            </w:r>
+          </w:p>
+        </w:tc>
+        <w:tc>
+          <w:tcPr>
+            <w:tcW w:w="0" w:type="auto"/>
+            <w:shd w:val="clear"/>
+            <w:vAlign w:val="center"/>
+          </w:tcPr>
+          <w:p>
+            <w:pPr>
+              <w:keepNext w:val="0"/>
+              <w:keepLines w:val="0"/>
+              <w:widowControl/>
+              <w:suppressLineNumbers w:val="0"/>
+              <w:jc w:val="left"/>
+              <w:rPr>
+                <w:rFonts w:hint="default" w:ascii="Times New Roman" w:hAnsi="Times New Roman" w:cs="Times New Roman"/>
+                <w:sz w:val="24"/>
+                <w:szCs w:val="24"/>
+              </w:rPr>
+            </w:pPr>
+            <w:r>
+              <w:rPr>
+                <w:rFonts w:hint="default" w:ascii="Times New Roman" w:hAnsi="Times New Roman" w:eastAsia="SimSun" w:cs="Times New Roman"/>
+                <w:kern w:val="0"/>
+                <w:sz w:val="24"/>
+                <w:szCs w:val="24"/>
+                <w:lang w:val="en-US" w:eastAsia="zh-CN" w:bidi="ar"/>
+              </w:rPr>
+              <w:t>8</w:t>
+            </w:r>
+          </w:p>
+        </w:tc>
+        <w:tc>
+          <w:tcPr>
+            <w:tcW w:w="0" w:type="auto"/>
+            <w:shd w:val="clear"/>
+            <w:vAlign w:val="center"/>
+          </w:tcPr>
+          <w:p>
+            <w:pPr>
+              <w:keepNext w:val="0"/>
+              <w:keepLines w:val="0"/>
+              <w:widowControl/>
+              <w:suppressLineNumbers w:val="0"/>
+              <w:jc w:val="left"/>
+              <w:rPr>
+                <w:rFonts w:hint="default" w:ascii="Times New Roman" w:hAnsi="Times New Roman" w:cs="Times New Roman"/>
+                <w:sz w:val="24"/>
+                <w:szCs w:val="24"/>
+              </w:rPr>
+            </w:pPr>
+            <w:r>
+              <w:rPr>
+                <w:rFonts w:hint="default" w:ascii="Times New Roman" w:hAnsi="Times New Roman" w:eastAsia="SimSun" w:cs="Times New Roman"/>
+                <w:kern w:val="0"/>
+                <w:sz w:val="24"/>
+                <w:szCs w:val="24"/>
+                <w:lang w:val="en-US" w:eastAsia="zh-CN" w:bidi="ar"/>
+              </w:rPr>
+              <w:t>Must</w:t>
+            </w:r>
+          </w:p>
+        </w:tc>
+      </w:tr>
+      <w:tr>
+        <w:tblPrEx>
+          <w:tblBorders>
+            <w:top w:val="single" w:color="000000" w:sz="4" w:space="0"/>
+            <w:left w:val="single" w:color="000000" w:sz="4" w:space="0"/>
+            <w:bottom w:val="single" w:color="000000" w:sz="4" w:space="0"/>
+            <w:right w:val="single" w:color="000000" w:sz="4" w:space="0"/>
+            <w:insideH w:val="single" w:color="000000" w:sz="4" w:space="0"/>
+            <w:insideV w:val="single" w:color="000000" w:sz="4" w:space="0"/>
+          </w:tblBorders>
+          <w:shd w:val="clear"/>
+          <w:tblCellMar>
+            <w:top w:w="15" w:type="dxa"/>
+            <w:left w:w="15" w:type="dxa"/>
+            <w:bottom w:w="15" w:type="dxa"/>
+            <w:right w:w="15" w:type="dxa"/>
+          </w:tblCellMar>
+        </w:tblPrEx>
+        <w:trPr>
+          <w:tblCellSpacing w:w="15" w:type="dxa"/>
+        </w:trPr>
+        <w:tc>
+          <w:tcPr>
+            <w:tcW w:w="0" w:type="auto"/>
+            <w:shd w:val="clear"/>
+            <w:vAlign w:val="center"/>
+          </w:tcPr>
+          <w:p>
+            <w:pPr>
+              <w:keepNext w:val="0"/>
+              <w:keepLines w:val="0"/>
+              <w:widowControl/>
+              <w:suppressLineNumbers w:val="0"/>
+              <w:jc w:val="left"/>
+              <w:rPr>
+                <w:rFonts w:hint="default" w:ascii="Times New Roman" w:hAnsi="Times New Roman" w:cs="Times New Roman"/>
+                <w:sz w:val="24"/>
+                <w:szCs w:val="24"/>
+              </w:rPr>
+            </w:pPr>
+            <w:r>
+              <w:rPr>
+                <w:rFonts w:hint="default" w:ascii="Times New Roman" w:hAnsi="Times New Roman" w:eastAsia="SimSun" w:cs="Times New Roman"/>
+                <w:kern w:val="0"/>
+                <w:sz w:val="24"/>
+                <w:szCs w:val="24"/>
+                <w:lang w:val="en-US" w:eastAsia="zh-CN" w:bidi="ar"/>
+              </w:rPr>
+              <w:t>SC-07</w:t>
+            </w:r>
+          </w:p>
+        </w:tc>
+        <w:tc>
+          <w:tcPr>
+            <w:tcW w:w="0" w:type="auto"/>
+            <w:shd w:val="clear"/>
+            <w:vAlign w:val="center"/>
+          </w:tcPr>
+          <w:p>
+            <w:pPr>
+              <w:keepNext w:val="0"/>
+              <w:keepLines w:val="0"/>
+              <w:widowControl/>
+              <w:suppressLineNumbers w:val="0"/>
+              <w:jc w:val="left"/>
+              <w:rPr>
+                <w:rFonts w:hint="default" w:ascii="Times New Roman" w:hAnsi="Times New Roman" w:cs="Times New Roman"/>
+                <w:sz w:val="24"/>
+                <w:szCs w:val="24"/>
+              </w:rPr>
+            </w:pPr>
+            <w:r>
+              <w:rPr>
+                <w:rFonts w:hint="default" w:ascii="Times New Roman" w:hAnsi="Times New Roman" w:eastAsia="SimSun" w:cs="Times New Roman"/>
+                <w:kern w:val="0"/>
+                <w:sz w:val="24"/>
+                <w:szCs w:val="24"/>
+                <w:lang w:val="en-US" w:eastAsia="zh-CN" w:bidi="ar"/>
+              </w:rPr>
+              <w:t>Chia sẻ thực đơn tuần lên fanpage công ty</w:t>
+            </w:r>
+          </w:p>
+        </w:tc>
+        <w:tc>
+          <w:tcPr>
+            <w:tcW w:w="0" w:type="auto"/>
+            <w:shd w:val="clear"/>
+            <w:vAlign w:val="center"/>
+          </w:tcPr>
+          <w:p>
+            <w:pPr>
+              <w:keepNext w:val="0"/>
+              <w:keepLines w:val="0"/>
+              <w:widowControl/>
+              <w:suppressLineNumbers w:val="0"/>
+              <w:jc w:val="left"/>
+              <w:rPr>
+                <w:rFonts w:hint="default" w:ascii="Times New Roman" w:hAnsi="Times New Roman" w:cs="Times New Roman"/>
+                <w:sz w:val="24"/>
+                <w:szCs w:val="24"/>
+              </w:rPr>
+            </w:pPr>
+            <w:r>
+              <w:rPr>
+                <w:rFonts w:hint="default" w:ascii="Times New Roman" w:hAnsi="Times New Roman" w:eastAsia="SimSun" w:cs="Times New Roman"/>
+                <w:kern w:val="0"/>
+                <w:sz w:val="24"/>
+                <w:szCs w:val="24"/>
+                <w:lang w:val="en-US" w:eastAsia="zh-CN" w:bidi="ar"/>
+              </w:rPr>
+              <w:t>2</w:t>
+            </w:r>
+          </w:p>
+        </w:tc>
+        <w:tc>
+          <w:tcPr>
+            <w:tcW w:w="0" w:type="auto"/>
+            <w:shd w:val="clear"/>
+            <w:vAlign w:val="center"/>
+          </w:tcPr>
+          <w:p>
+            <w:pPr>
+              <w:keepNext w:val="0"/>
+              <w:keepLines w:val="0"/>
+              <w:widowControl/>
+              <w:suppressLineNumbers w:val="0"/>
+              <w:jc w:val="left"/>
+              <w:rPr>
+                <w:rFonts w:hint="default" w:ascii="Times New Roman" w:hAnsi="Times New Roman" w:cs="Times New Roman"/>
+                <w:sz w:val="24"/>
+                <w:szCs w:val="24"/>
+              </w:rPr>
+            </w:pPr>
+            <w:r>
+              <w:rPr>
+                <w:rFonts w:hint="default" w:ascii="Times New Roman" w:hAnsi="Times New Roman" w:eastAsia="SimSun" w:cs="Times New Roman"/>
+                <w:kern w:val="0"/>
+                <w:sz w:val="24"/>
+                <w:szCs w:val="24"/>
+                <w:lang w:val="en-US" w:eastAsia="zh-CN" w:bidi="ar"/>
+              </w:rPr>
+              <w:t>Won't</w:t>
+            </w:r>
+          </w:p>
+        </w:tc>
+      </w:tr>
+    </w:tbl>
     <w:p>
       <w:pPr>
-        <w:pStyle w:val="6"/>
+        <w:pStyle w:val="7"/>
         <w:keepNext w:val="0"/>
         <w:keepLines w:val="0"/>
         <w:widowControl/>
@@ -385,96 +2472,84 @@
       </w:pPr>
       <w:r>
         <w:rPr>
-          <w:rStyle w:val="7"/>
-          <w:rFonts w:hint="default" w:ascii="Times New Roman" w:hAnsi="Times New Roman" w:cs="Times New Roman"/>
-          <w:sz w:val="24"/>
-          <w:szCs w:val="24"/>
-        </w:rPr>
-        <w:t>Tiêu chí INVEST vi phạm rõ nhất:</w:t>
-      </w:r>
-      <w:r>
-        <w:rPr>
-          <w:rFonts w:hint="default" w:ascii="Times New Roman" w:hAnsi="Times New Roman" w:cs="Times New Roman"/>
-          <w:sz w:val="24"/>
-          <w:szCs w:val="24"/>
-        </w:rPr>
-        <w:t xml:space="preserve"> Testable (Có thể kiểm thử).</w:t>
+          <w:rStyle w:val="8"/>
+          <w:rFonts w:hint="default" w:ascii="Times New Roman" w:hAnsi="Times New Roman" w:cs="Times New Roman"/>
+          <w:sz w:val="24"/>
+          <w:szCs w:val="24"/>
+        </w:rPr>
+        <w:t>Giải trình:</w:t>
       </w:r>
     </w:p>
     <w:p>
       <w:pPr>
-        <w:pStyle w:val="6"/>
         <w:keepNext w:val="0"/>
         <w:keepLines w:val="0"/>
         <w:widowControl/>
+        <w:numPr>
+          <w:ilvl w:val="0"/>
+          <w:numId w:val="3"/>
+        </w:numPr>
         <w:suppressLineNumbers w:val="0"/>
-        <w:rPr>
-          <w:rFonts w:hint="default" w:ascii="Times New Roman" w:hAnsi="Times New Roman" w:cs="Times New Roman"/>
-          <w:sz w:val="24"/>
-          <w:szCs w:val="24"/>
-        </w:rPr>
-      </w:pPr>
-      <w:r>
-        <w:rPr>
-          <w:rStyle w:val="7"/>
-          <w:rFonts w:hint="default" w:ascii="Times New Roman" w:hAnsi="Times New Roman" w:cs="Times New Roman"/>
-          <w:sz w:val="24"/>
-          <w:szCs w:val="24"/>
-        </w:rPr>
-        <w:t>Giải thích:</w:t>
-      </w:r>
-      <w:r>
-        <w:rPr>
-          <w:rFonts w:hint="default" w:ascii="Times New Roman" w:hAnsi="Times New Roman" w:cs="Times New Roman"/>
-          <w:sz w:val="24"/>
-          <w:szCs w:val="24"/>
-        </w:rPr>
-        <w:t xml:space="preserve"> Các yêu cầu “chạy nhanh”, “dễ dùng” và “hài lòng” chưa có tiêu chí cụ thể để kiểm thử.</w:t>
+        <w:spacing w:before="0" w:beforeAutospacing="1" w:after="0" w:afterAutospacing="1"/>
+        <w:ind w:left="720" w:hanging="360"/>
+        <w:rPr>
+          <w:rFonts w:hint="default" w:ascii="Times New Roman" w:hAnsi="Times New Roman" w:cs="Times New Roman"/>
+          <w:sz w:val="24"/>
+          <w:szCs w:val="24"/>
+        </w:rPr>
+      </w:pPr>
+      <w:r>
+        <w:rPr>
+          <w:rStyle w:val="8"/>
+          <w:rFonts w:hint="default" w:ascii="Times New Roman" w:hAnsi="Times New Roman" w:cs="Times New Roman"/>
+          <w:sz w:val="24"/>
+          <w:szCs w:val="24"/>
+        </w:rPr>
+        <w:t>SC-01 – Must:</w:t>
+      </w:r>
+      <w:r>
+        <w:rPr>
+          <w:rFonts w:hint="default" w:ascii="Times New Roman" w:hAnsi="Times New Roman" w:cs="Times New Roman"/>
+          <w:sz w:val="24"/>
+          <w:szCs w:val="24"/>
+        </w:rPr>
+        <w:t xml:space="preserve"> Là chức năng cốt lõi giúp nhân viên đặt cơm trực tuyến, thay thế sổ giấy.</w:t>
       </w:r>
     </w:p>
     <w:p>
       <w:pPr>
-        <w:pStyle w:val="6"/>
         <w:keepNext w:val="0"/>
         <w:keepLines w:val="0"/>
         <w:widowControl/>
+        <w:numPr>
+          <w:ilvl w:val="0"/>
+          <w:numId w:val="3"/>
+        </w:numPr>
         <w:suppressLineNumbers w:val="0"/>
-        <w:rPr>
-          <w:rFonts w:hint="default" w:ascii="Times New Roman" w:hAnsi="Times New Roman" w:cs="Times New Roman"/>
-          <w:sz w:val="24"/>
-          <w:szCs w:val="24"/>
-        </w:rPr>
-      </w:pPr>
-      <w:r>
-        <w:rPr>
-          <w:rStyle w:val="7"/>
-          <w:rFonts w:hint="default" w:ascii="Times New Roman" w:hAnsi="Times New Roman" w:cs="Times New Roman"/>
-          <w:sz w:val="24"/>
-          <w:szCs w:val="24"/>
-        </w:rPr>
-        <w:t>Viết lại:</w:t>
-      </w:r>
-    </w:p>
-    <w:p>
-      <w:pPr>
-        <w:pStyle w:val="6"/>
-        <w:keepNext w:val="0"/>
-        <w:keepLines w:val="0"/>
-        <w:widowControl/>
-        <w:suppressLineNumbers w:val="0"/>
-        <w:rPr>
-          <w:rFonts w:hint="default" w:ascii="Times New Roman" w:hAnsi="Times New Roman" w:cs="Times New Roman"/>
-          <w:sz w:val="24"/>
-          <w:szCs w:val="24"/>
-        </w:rPr>
-      </w:pPr>
-      <w:r>
-        <w:rPr>
-          <w:rFonts w:hint="default" w:ascii="Times New Roman" w:hAnsi="Times New Roman" w:cs="Times New Roman"/>
-          <w:sz w:val="24"/>
-          <w:szCs w:val="24"/>
-        </w:rPr>
-        <w:t>Là nhân viên, tôi muốn xem danh sách bốn suất ăn trong vòng 2 giây để nhanh chóng lựa chọn món ăn phù hợp.</w:t>
+        <w:spacing w:before="0" w:beforeAutospacing="1" w:after="0" w:afterAutospacing="1"/>
+        <w:ind w:left="720" w:hanging="360"/>
+        <w:rPr>
+          <w:rFonts w:hint="default" w:ascii="Times New Roman" w:hAnsi="Times New Roman" w:cs="Times New Roman"/>
+          <w:sz w:val="24"/>
+          <w:szCs w:val="24"/>
+        </w:rPr>
+      </w:pPr>
+      <w:r>
+        <w:rPr>
+          <w:rStyle w:val="8"/>
+          <w:rFonts w:hint="default" w:ascii="Times New Roman" w:hAnsi="Times New Roman" w:cs="Times New Roman"/>
+          <w:sz w:val="24"/>
+          <w:szCs w:val="24"/>
+        </w:rPr>
+        <w:t>SC-06 – Must:</w:t>
+      </w:r>
+      <w:r>
+        <w:rPr>
+          <w:rFonts w:hint="default" w:ascii="Times New Roman" w:hAnsi="Times New Roman" w:cs="Times New Roman"/>
+          <w:sz w:val="24"/>
+          <w:szCs w:val="24"/>
+        </w:rPr>
+        <w:t xml:space="preserve"> Giúp xác thực nhân viên và bảo vệ thông tin đặt cơm của công ty.</w:t>
       </w:r>
     </w:p>
     <w:p>
@@ -496,12 +2571,12 @@
           <w:sz w:val="24"/>
           <w:szCs w:val="24"/>
         </w:rPr>
-        <w:t>Story B</w:t>
+        <w:t>b) Chọn hạng mục đưa vào Sprint kế tiếp</w:t>
       </w:r>
     </w:p>
     <w:p>
       <w:pPr>
-        <w:pStyle w:val="6"/>
+        <w:pStyle w:val="7"/>
         <w:keepNext w:val="0"/>
         <w:keepLines w:val="0"/>
         <w:widowControl/>
@@ -514,56 +2589,90 @@
       </w:pPr>
       <w:r>
         <w:rPr>
-          <w:rStyle w:val="7"/>
-          <w:rFonts w:hint="default" w:ascii="Times New Roman" w:hAnsi="Times New Roman" w:cs="Times New Roman"/>
-          <w:sz w:val="24"/>
-          <w:szCs w:val="24"/>
-        </w:rPr>
-        <w:t>Tiêu chí INVEST vi phạm rõ nhất:</w:t>
-      </w:r>
-      <w:r>
-        <w:rPr>
-          <w:rFonts w:hint="default" w:ascii="Times New Roman" w:hAnsi="Times New Roman" w:cs="Times New Roman"/>
-          <w:sz w:val="24"/>
-          <w:szCs w:val="24"/>
-        </w:rPr>
-        <w:t xml:space="preserve"> Small (Nhỏ gọn).</w:t>
+          <w:rFonts w:hint="default" w:ascii="Times New Roman" w:hAnsi="Times New Roman" w:cs="Times New Roman"/>
+          <w:sz w:val="24"/>
+          <w:szCs w:val="24"/>
+        </w:rPr>
+        <w:t>Velocity trung bình của 3 Sprint gần nhất:</w:t>
       </w:r>
     </w:p>
     <w:p>
       <w:pPr>
-        <w:pStyle w:val="6"/>
         <w:keepNext w:val="0"/>
         <w:keepLines w:val="0"/>
         <w:widowControl/>
         <w:suppressLineNumbers w:val="0"/>
-        <w:rPr>
-          <w:rFonts w:hint="default" w:ascii="Times New Roman" w:hAnsi="Times New Roman" w:cs="Times New Roman"/>
-          <w:sz w:val="24"/>
-          <w:szCs w:val="24"/>
-        </w:rPr>
-      </w:pPr>
-      <w:r>
-        <w:rPr>
-          <w:rStyle w:val="7"/>
-          <w:rFonts w:hint="default" w:ascii="Times New Roman" w:hAnsi="Times New Roman" w:cs="Times New Roman"/>
-          <w:sz w:val="24"/>
-          <w:szCs w:val="24"/>
-        </w:rPr>
-        <w:t>Giải thích:</w:t>
-      </w:r>
-      <w:r>
-        <w:rPr>
-          <w:rFonts w:hint="default" w:ascii="Times New Roman" w:hAnsi="Times New Roman" w:cs="Times New Roman"/>
-          <w:sz w:val="24"/>
-          <w:szCs w:val="24"/>
-        </w:rPr>
-        <w:t xml:space="preserve"> Story chứa quá nhiều chức năng khác nhau nên khó hoàn thành và kiểm thử trong một Sprint.</w:t>
+        <w:jc w:val="left"/>
+        <w:rPr>
+          <w:rFonts w:hint="default" w:ascii="Times New Roman" w:hAnsi="Times New Roman" w:cs="Times New Roman"/>
+          <w:sz w:val="24"/>
+          <w:szCs w:val="24"/>
+        </w:rPr>
+      </w:pPr>
+      <w:r>
+        <w:rPr>
+          <w:rFonts w:hint="default" w:ascii="Times New Roman" w:hAnsi="Times New Roman" w:eastAsia="SimSun" w:cs="Times New Roman"/>
+          <w:kern w:val="0"/>
+          <w:sz w:val="24"/>
+          <w:szCs w:val="24"/>
+          <w:lang w:val="vi-VN" w:eastAsia="zh-CN" w:bidi="ar"/>
+        </w:rPr>
+        <w:t>(</w:t>
+      </w:r>
+      <w:r>
+        <w:rPr>
+          <w:rFonts w:hint="default" w:ascii="Times New Roman" w:hAnsi="Times New Roman" w:eastAsia="SimSun" w:cs="Times New Roman"/>
+          <w:kern w:val="0"/>
+          <w:sz w:val="24"/>
+          <w:szCs w:val="24"/>
+          <w:lang w:val="en-US" w:eastAsia="zh-CN" w:bidi="ar"/>
+        </w:rPr>
+        <w:t>18+22+20</w:t>
+      </w:r>
+      <w:r>
+        <w:rPr>
+          <w:rFonts w:hint="default" w:ascii="Times New Roman" w:hAnsi="Times New Roman" w:eastAsia="SimSun" w:cs="Times New Roman"/>
+          <w:kern w:val="0"/>
+          <w:sz w:val="24"/>
+          <w:szCs w:val="24"/>
+          <w:lang w:val="vi-VN" w:eastAsia="zh-CN" w:bidi="ar"/>
+        </w:rPr>
+        <w:t xml:space="preserve">) / </w:t>
+      </w:r>
+      <w:r>
+        <w:rPr>
+          <w:rFonts w:hint="default" w:ascii="Times New Roman" w:hAnsi="Times New Roman" w:eastAsia="SimSun" w:cs="Times New Roman"/>
+          <w:kern w:val="0"/>
+          <w:sz w:val="24"/>
+          <w:szCs w:val="24"/>
+          <w:lang w:val="en-US" w:eastAsia="zh-CN" w:bidi="ar"/>
+        </w:rPr>
+        <w:t>3=20</w:t>
+      </w:r>
+      <w:r>
+        <w:rPr>
+          <w:rFonts w:hint="default" w:ascii="Times New Roman" w:hAnsi="Times New Roman" w:eastAsia="SimSun" w:cs="Times New Roman"/>
+          <w:kern w:val="0"/>
+          <w:sz w:val="24"/>
+          <w:szCs w:val="24"/>
+          <w:lang w:val="vi-VN" w:eastAsia="zh-CN" w:bidi="ar"/>
+        </w:rPr>
+        <w:t xml:space="preserve"> </w:t>
+      </w:r>
+      <w:r>
+        <w:rPr>
+          <w:rFonts w:hint="default" w:ascii="Times New Roman" w:hAnsi="Times New Roman" w:eastAsia="SimSun" w:cs="Times New Roman"/>
+          <w:kern w:val="0"/>
+          <w:sz w:val="24"/>
+          <w:szCs w:val="24"/>
+          <w:lang w:val="en-US" w:eastAsia="zh-CN" w:bidi="ar"/>
+        </w:rPr>
+        <w:t>SP</w:t>
       </w:r>
     </w:p>
     <w:p>
       <w:pPr>
-        <w:pStyle w:val="6"/>
+        <w:pStyle w:val="7"/>
         <w:keepNext w:val="0"/>
         <w:keepLines w:val="0"/>
         <w:widowControl/>
@@ -576,17 +2685,732 @@
       </w:pPr>
       <w:r>
         <w:rPr>
-          <w:rStyle w:val="7"/>
-          <w:rFonts w:hint="default" w:ascii="Times New Roman" w:hAnsi="Times New Roman" w:cs="Times New Roman"/>
-          <w:sz w:val="24"/>
-          <w:szCs w:val="24"/>
-        </w:rPr>
-        <w:t>Viết lại:</w:t>
+          <w:rFonts w:hint="default" w:ascii="Times New Roman" w:hAnsi="Times New Roman" w:cs="Times New Roman"/>
+          <w:sz w:val="24"/>
+          <w:szCs w:val="24"/>
+        </w:rPr>
+        <w:t>Chọn các hạng mục có tổng điểm không vượt quá 20 SP:</w:t>
       </w:r>
     </w:p>
+    <w:tbl>
+      <w:tblPr>
+        <w:tblW w:w="0" w:type="auto"/>
+        <w:tblCellSpacing w:w="15" w:type="dxa"/>
+        <w:tblInd w:w="0" w:type="dxa"/>
+        <w:tblBorders>
+          <w:top w:val="single" w:color="000000" w:sz="4" w:space="0"/>
+          <w:left w:val="single" w:color="000000" w:sz="4" w:space="0"/>
+          <w:bottom w:val="single" w:color="000000" w:sz="4" w:space="0"/>
+          <w:right w:val="single" w:color="000000" w:sz="4" w:space="0"/>
+          <w:insideH w:val="single" w:color="000000" w:sz="4" w:space="0"/>
+          <w:insideV w:val="single" w:color="000000" w:sz="4" w:space="0"/>
+        </w:tblBorders>
+        <w:shd w:val="clear"/>
+        <w:tblLayout w:type="autofit"/>
+        <w:tblCellMar>
+          <w:top w:w="15" w:type="dxa"/>
+          <w:left w:w="15" w:type="dxa"/>
+          <w:bottom w:w="15" w:type="dxa"/>
+          <w:right w:w="15" w:type="dxa"/>
+        </w:tblCellMar>
+      </w:tblPr>
+      <w:tblGrid>
+        <w:gridCol w:w="709"/>
+        <w:gridCol w:w="3500"/>
+        <w:gridCol w:w="676"/>
+      </w:tblGrid>
+      <w:tr>
+        <w:tblPrEx>
+          <w:tblBorders>
+            <w:top w:val="single" w:color="000000" w:sz="4" w:space="0"/>
+            <w:left w:val="single" w:color="000000" w:sz="4" w:space="0"/>
+            <w:bottom w:val="single" w:color="000000" w:sz="4" w:space="0"/>
+            <w:right w:val="single" w:color="000000" w:sz="4" w:space="0"/>
+            <w:insideH w:val="single" w:color="000000" w:sz="4" w:space="0"/>
+            <w:insideV w:val="single" w:color="000000" w:sz="4" w:space="0"/>
+          </w:tblBorders>
+          <w:shd w:val="clear"/>
+          <w:tblCellMar>
+            <w:top w:w="15" w:type="dxa"/>
+            <w:left w:w="15" w:type="dxa"/>
+            <w:bottom w:w="15" w:type="dxa"/>
+            <w:right w:w="15" w:type="dxa"/>
+          </w:tblCellMar>
+        </w:tblPrEx>
+        <w:trPr>
+          <w:tblHeader/>
+          <w:tblCellSpacing w:w="15" w:type="dxa"/>
+        </w:trPr>
+        <w:tc>
+          <w:tcPr>
+            <w:tcW w:w="0" w:type="auto"/>
+            <w:shd w:val="clear"/>
+            <w:vAlign w:val="center"/>
+          </w:tcPr>
+          <w:p>
+            <w:pPr>
+              <w:keepNext w:val="0"/>
+              <w:keepLines w:val="0"/>
+              <w:widowControl/>
+              <w:suppressLineNumbers w:val="0"/>
+              <w:jc w:val="center"/>
+              <w:rPr>
+                <w:rFonts w:hint="default" w:ascii="Times New Roman" w:hAnsi="Times New Roman" w:cs="Times New Roman"/>
+                <w:b/>
+                <w:bCs/>
+                <w:sz w:val="24"/>
+                <w:szCs w:val="24"/>
+              </w:rPr>
+            </w:pPr>
+            <w:r>
+              <w:rPr>
+                <w:rFonts w:hint="default" w:ascii="Times New Roman" w:hAnsi="Times New Roman" w:eastAsia="SimSun" w:cs="Times New Roman"/>
+                <w:b/>
+                <w:bCs/>
+                <w:kern w:val="0"/>
+                <w:sz w:val="24"/>
+                <w:szCs w:val="24"/>
+                <w:lang w:val="en-US" w:eastAsia="zh-CN" w:bidi="ar"/>
+              </w:rPr>
+              <w:t>Mã</w:t>
+            </w:r>
+          </w:p>
+        </w:tc>
+        <w:tc>
+          <w:tcPr>
+            <w:tcW w:w="0" w:type="auto"/>
+            <w:shd w:val="clear"/>
+            <w:vAlign w:val="center"/>
+          </w:tcPr>
+          <w:p>
+            <w:pPr>
+              <w:keepNext w:val="0"/>
+              <w:keepLines w:val="0"/>
+              <w:widowControl/>
+              <w:suppressLineNumbers w:val="0"/>
+              <w:jc w:val="center"/>
+              <w:rPr>
+                <w:rFonts w:hint="default" w:ascii="Times New Roman" w:hAnsi="Times New Roman" w:cs="Times New Roman"/>
+                <w:b/>
+                <w:bCs/>
+                <w:sz w:val="24"/>
+                <w:szCs w:val="24"/>
+              </w:rPr>
+            </w:pPr>
+            <w:r>
+              <w:rPr>
+                <w:rFonts w:hint="default" w:ascii="Times New Roman" w:hAnsi="Times New Roman" w:eastAsia="SimSun" w:cs="Times New Roman"/>
+                <w:b/>
+                <w:bCs/>
+                <w:kern w:val="0"/>
+                <w:sz w:val="24"/>
+                <w:szCs w:val="24"/>
+                <w:lang w:val="en-US" w:eastAsia="zh-CN" w:bidi="ar"/>
+              </w:rPr>
+              <w:t>Hạng mục</w:t>
+            </w:r>
+          </w:p>
+        </w:tc>
+        <w:tc>
+          <w:tcPr>
+            <w:tcW w:w="0" w:type="auto"/>
+            <w:shd w:val="clear"/>
+            <w:vAlign w:val="center"/>
+          </w:tcPr>
+          <w:p>
+            <w:pPr>
+              <w:keepNext w:val="0"/>
+              <w:keepLines w:val="0"/>
+              <w:widowControl/>
+              <w:suppressLineNumbers w:val="0"/>
+              <w:jc w:val="center"/>
+              <w:rPr>
+                <w:rFonts w:hint="default" w:ascii="Times New Roman" w:hAnsi="Times New Roman" w:cs="Times New Roman"/>
+                <w:b/>
+                <w:bCs/>
+                <w:sz w:val="24"/>
+                <w:szCs w:val="24"/>
+              </w:rPr>
+            </w:pPr>
+            <w:r>
+              <w:rPr>
+                <w:rFonts w:hint="default" w:ascii="Times New Roman" w:hAnsi="Times New Roman" w:eastAsia="SimSun" w:cs="Times New Roman"/>
+                <w:b/>
+                <w:bCs/>
+                <w:kern w:val="0"/>
+                <w:sz w:val="24"/>
+                <w:szCs w:val="24"/>
+                <w:lang w:val="en-US" w:eastAsia="zh-CN" w:bidi="ar"/>
+              </w:rPr>
+              <w:t>SP</w:t>
+            </w:r>
+          </w:p>
+        </w:tc>
+      </w:tr>
+      <w:tr>
+        <w:tblPrEx>
+          <w:tblBorders>
+            <w:top w:val="single" w:color="000000" w:sz="4" w:space="0"/>
+            <w:left w:val="single" w:color="000000" w:sz="4" w:space="0"/>
+            <w:bottom w:val="single" w:color="000000" w:sz="4" w:space="0"/>
+            <w:right w:val="single" w:color="000000" w:sz="4" w:space="0"/>
+            <w:insideH w:val="single" w:color="000000" w:sz="4" w:space="0"/>
+            <w:insideV w:val="single" w:color="000000" w:sz="4" w:space="0"/>
+          </w:tblBorders>
+          <w:tblCellMar>
+            <w:top w:w="15" w:type="dxa"/>
+            <w:left w:w="15" w:type="dxa"/>
+            <w:bottom w:w="15" w:type="dxa"/>
+            <w:right w:w="15" w:type="dxa"/>
+          </w:tblCellMar>
+        </w:tblPrEx>
+        <w:trPr>
+          <w:tblCellSpacing w:w="15" w:type="dxa"/>
+        </w:trPr>
+        <w:tc>
+          <w:tcPr>
+            <w:tcW w:w="0" w:type="auto"/>
+            <w:shd w:val="clear"/>
+            <w:vAlign w:val="center"/>
+          </w:tcPr>
+          <w:p>
+            <w:pPr>
+              <w:keepNext w:val="0"/>
+              <w:keepLines w:val="0"/>
+              <w:widowControl/>
+              <w:suppressLineNumbers w:val="0"/>
+              <w:jc w:val="left"/>
+              <w:rPr>
+                <w:rFonts w:hint="default" w:ascii="Times New Roman" w:hAnsi="Times New Roman" w:cs="Times New Roman"/>
+                <w:sz w:val="24"/>
+                <w:szCs w:val="24"/>
+              </w:rPr>
+            </w:pPr>
+            <w:r>
+              <w:rPr>
+                <w:rFonts w:hint="default" w:ascii="Times New Roman" w:hAnsi="Times New Roman" w:eastAsia="SimSun" w:cs="Times New Roman"/>
+                <w:kern w:val="0"/>
+                <w:sz w:val="24"/>
+                <w:szCs w:val="24"/>
+                <w:lang w:val="en-US" w:eastAsia="zh-CN" w:bidi="ar"/>
+              </w:rPr>
+              <w:t>SC-01</w:t>
+            </w:r>
+          </w:p>
+        </w:tc>
+        <w:tc>
+          <w:tcPr>
+            <w:tcW w:w="0" w:type="auto"/>
+            <w:shd w:val="clear"/>
+            <w:vAlign w:val="center"/>
+          </w:tcPr>
+          <w:p>
+            <w:pPr>
+              <w:keepNext w:val="0"/>
+              <w:keepLines w:val="0"/>
+              <w:widowControl/>
+              <w:suppressLineNumbers w:val="0"/>
+              <w:jc w:val="left"/>
+              <w:rPr>
+                <w:rFonts w:hint="default" w:ascii="Times New Roman" w:hAnsi="Times New Roman" w:cs="Times New Roman"/>
+                <w:sz w:val="24"/>
+                <w:szCs w:val="24"/>
+              </w:rPr>
+            </w:pPr>
+            <w:r>
+              <w:rPr>
+                <w:rFonts w:hint="default" w:ascii="Times New Roman" w:hAnsi="Times New Roman" w:eastAsia="SimSun" w:cs="Times New Roman"/>
+                <w:kern w:val="0"/>
+                <w:sz w:val="24"/>
+                <w:szCs w:val="24"/>
+                <w:lang w:val="en-US" w:eastAsia="zh-CN" w:bidi="ar"/>
+              </w:rPr>
+              <w:t>Đặt suất ăn cho ngày hôm sau</w:t>
+            </w:r>
+          </w:p>
+        </w:tc>
+        <w:tc>
+          <w:tcPr>
+            <w:tcW w:w="0" w:type="auto"/>
+            <w:shd w:val="clear"/>
+            <w:vAlign w:val="center"/>
+          </w:tcPr>
+          <w:p>
+            <w:pPr>
+              <w:keepNext w:val="0"/>
+              <w:keepLines w:val="0"/>
+              <w:widowControl/>
+              <w:suppressLineNumbers w:val="0"/>
+              <w:jc w:val="left"/>
+              <w:rPr>
+                <w:rFonts w:hint="default" w:ascii="Times New Roman" w:hAnsi="Times New Roman" w:cs="Times New Roman"/>
+                <w:sz w:val="24"/>
+                <w:szCs w:val="24"/>
+              </w:rPr>
+            </w:pPr>
+            <w:r>
+              <w:rPr>
+                <w:rFonts w:hint="default" w:ascii="Times New Roman" w:hAnsi="Times New Roman" w:eastAsia="SimSun" w:cs="Times New Roman"/>
+                <w:kern w:val="0"/>
+                <w:sz w:val="24"/>
+                <w:szCs w:val="24"/>
+                <w:lang w:val="en-US" w:eastAsia="zh-CN" w:bidi="ar"/>
+              </w:rPr>
+              <w:t>5</w:t>
+            </w:r>
+          </w:p>
+        </w:tc>
+      </w:tr>
+      <w:tr>
+        <w:tblPrEx>
+          <w:tblBorders>
+            <w:top w:val="single" w:color="000000" w:sz="4" w:space="0"/>
+            <w:left w:val="single" w:color="000000" w:sz="4" w:space="0"/>
+            <w:bottom w:val="single" w:color="000000" w:sz="4" w:space="0"/>
+            <w:right w:val="single" w:color="000000" w:sz="4" w:space="0"/>
+            <w:insideH w:val="single" w:color="000000" w:sz="4" w:space="0"/>
+            <w:insideV w:val="single" w:color="000000" w:sz="4" w:space="0"/>
+          </w:tblBorders>
+          <w:tblCellMar>
+            <w:top w:w="15" w:type="dxa"/>
+            <w:left w:w="15" w:type="dxa"/>
+            <w:bottom w:w="15" w:type="dxa"/>
+            <w:right w:w="15" w:type="dxa"/>
+          </w:tblCellMar>
+        </w:tblPrEx>
+        <w:trPr>
+          <w:tblCellSpacing w:w="15" w:type="dxa"/>
+        </w:trPr>
+        <w:tc>
+          <w:tcPr>
+            <w:tcW w:w="0" w:type="auto"/>
+            <w:shd w:val="clear"/>
+            <w:vAlign w:val="center"/>
+          </w:tcPr>
+          <w:p>
+            <w:pPr>
+              <w:keepNext w:val="0"/>
+              <w:keepLines w:val="0"/>
+              <w:widowControl/>
+              <w:suppressLineNumbers w:val="0"/>
+              <w:jc w:val="left"/>
+              <w:rPr>
+                <w:rFonts w:hint="default" w:ascii="Times New Roman" w:hAnsi="Times New Roman" w:cs="Times New Roman"/>
+                <w:sz w:val="24"/>
+                <w:szCs w:val="24"/>
+              </w:rPr>
+            </w:pPr>
+            <w:r>
+              <w:rPr>
+                <w:rFonts w:hint="default" w:ascii="Times New Roman" w:hAnsi="Times New Roman" w:eastAsia="SimSun" w:cs="Times New Roman"/>
+                <w:kern w:val="0"/>
+                <w:sz w:val="24"/>
+                <w:szCs w:val="24"/>
+                <w:lang w:val="en-US" w:eastAsia="zh-CN" w:bidi="ar"/>
+              </w:rPr>
+              <w:t>SC-02</w:t>
+            </w:r>
+          </w:p>
+        </w:tc>
+        <w:tc>
+          <w:tcPr>
+            <w:tcW w:w="0" w:type="auto"/>
+            <w:shd w:val="clear"/>
+            <w:vAlign w:val="center"/>
+          </w:tcPr>
+          <w:p>
+            <w:pPr>
+              <w:keepNext w:val="0"/>
+              <w:keepLines w:val="0"/>
+              <w:widowControl/>
+              <w:suppressLineNumbers w:val="0"/>
+              <w:jc w:val="left"/>
+              <w:rPr>
+                <w:rFonts w:hint="default" w:ascii="Times New Roman" w:hAnsi="Times New Roman" w:cs="Times New Roman"/>
+                <w:sz w:val="24"/>
+                <w:szCs w:val="24"/>
+              </w:rPr>
+            </w:pPr>
+            <w:r>
+              <w:rPr>
+                <w:rFonts w:hint="default" w:ascii="Times New Roman" w:hAnsi="Times New Roman" w:eastAsia="SimSun" w:cs="Times New Roman"/>
+                <w:kern w:val="0"/>
+                <w:sz w:val="24"/>
+                <w:szCs w:val="24"/>
+                <w:lang w:val="en-US" w:eastAsia="zh-CN" w:bidi="ar"/>
+              </w:rPr>
+              <w:t>Hủy suất ăn trước giờ chốt</w:t>
+            </w:r>
+          </w:p>
+        </w:tc>
+        <w:tc>
+          <w:tcPr>
+            <w:tcW w:w="0" w:type="auto"/>
+            <w:shd w:val="clear"/>
+            <w:vAlign w:val="center"/>
+          </w:tcPr>
+          <w:p>
+            <w:pPr>
+              <w:keepNext w:val="0"/>
+              <w:keepLines w:val="0"/>
+              <w:widowControl/>
+              <w:suppressLineNumbers w:val="0"/>
+              <w:jc w:val="left"/>
+              <w:rPr>
+                <w:rFonts w:hint="default" w:ascii="Times New Roman" w:hAnsi="Times New Roman" w:cs="Times New Roman"/>
+                <w:sz w:val="24"/>
+                <w:szCs w:val="24"/>
+              </w:rPr>
+            </w:pPr>
+            <w:r>
+              <w:rPr>
+                <w:rFonts w:hint="default" w:ascii="Times New Roman" w:hAnsi="Times New Roman" w:eastAsia="SimSun" w:cs="Times New Roman"/>
+                <w:kern w:val="0"/>
+                <w:sz w:val="24"/>
+                <w:szCs w:val="24"/>
+                <w:lang w:val="en-US" w:eastAsia="zh-CN" w:bidi="ar"/>
+              </w:rPr>
+              <w:t>3</w:t>
+            </w:r>
+          </w:p>
+        </w:tc>
+      </w:tr>
+      <w:tr>
+        <w:tblPrEx>
+          <w:tblBorders>
+            <w:top w:val="single" w:color="000000" w:sz="4" w:space="0"/>
+            <w:left w:val="single" w:color="000000" w:sz="4" w:space="0"/>
+            <w:bottom w:val="single" w:color="000000" w:sz="4" w:space="0"/>
+            <w:right w:val="single" w:color="000000" w:sz="4" w:space="0"/>
+            <w:insideH w:val="single" w:color="000000" w:sz="4" w:space="0"/>
+            <w:insideV w:val="single" w:color="000000" w:sz="4" w:space="0"/>
+          </w:tblBorders>
+          <w:shd w:val="clear"/>
+          <w:tblCellMar>
+            <w:top w:w="15" w:type="dxa"/>
+            <w:left w:w="15" w:type="dxa"/>
+            <w:bottom w:w="15" w:type="dxa"/>
+            <w:right w:w="15" w:type="dxa"/>
+          </w:tblCellMar>
+        </w:tblPrEx>
+        <w:trPr>
+          <w:tblCellSpacing w:w="15" w:type="dxa"/>
+        </w:trPr>
+        <w:tc>
+          <w:tcPr>
+            <w:tcW w:w="0" w:type="auto"/>
+            <w:shd w:val="clear"/>
+            <w:vAlign w:val="center"/>
+          </w:tcPr>
+          <w:p>
+            <w:pPr>
+              <w:keepNext w:val="0"/>
+              <w:keepLines w:val="0"/>
+              <w:widowControl/>
+              <w:suppressLineNumbers w:val="0"/>
+              <w:jc w:val="left"/>
+              <w:rPr>
+                <w:rFonts w:hint="default" w:ascii="Times New Roman" w:hAnsi="Times New Roman" w:cs="Times New Roman"/>
+                <w:sz w:val="24"/>
+                <w:szCs w:val="24"/>
+              </w:rPr>
+            </w:pPr>
+            <w:r>
+              <w:rPr>
+                <w:rFonts w:hint="default" w:ascii="Times New Roman" w:hAnsi="Times New Roman" w:eastAsia="SimSun" w:cs="Times New Roman"/>
+                <w:kern w:val="0"/>
+                <w:sz w:val="24"/>
+                <w:szCs w:val="24"/>
+                <w:lang w:val="en-US" w:eastAsia="zh-CN" w:bidi="ar"/>
+              </w:rPr>
+              <w:t>SC-03</w:t>
+            </w:r>
+          </w:p>
+        </w:tc>
+        <w:tc>
+          <w:tcPr>
+            <w:tcW w:w="0" w:type="auto"/>
+            <w:shd w:val="clear"/>
+            <w:vAlign w:val="center"/>
+          </w:tcPr>
+          <w:p>
+            <w:pPr>
+              <w:keepNext w:val="0"/>
+              <w:keepLines w:val="0"/>
+              <w:widowControl/>
+              <w:suppressLineNumbers w:val="0"/>
+              <w:jc w:val="left"/>
+              <w:rPr>
+                <w:rFonts w:hint="default" w:ascii="Times New Roman" w:hAnsi="Times New Roman" w:cs="Times New Roman"/>
+                <w:sz w:val="24"/>
+                <w:szCs w:val="24"/>
+              </w:rPr>
+            </w:pPr>
+            <w:r>
+              <w:rPr>
+                <w:rFonts w:hint="default" w:ascii="Times New Roman" w:hAnsi="Times New Roman" w:eastAsia="SimSun" w:cs="Times New Roman"/>
+                <w:kern w:val="0"/>
+                <w:sz w:val="24"/>
+                <w:szCs w:val="24"/>
+                <w:lang w:val="en-US" w:eastAsia="zh-CN" w:bidi="ar"/>
+              </w:rPr>
+              <w:t>Báo cáo số suất theo món mỗi ngày</w:t>
+            </w:r>
+          </w:p>
+        </w:tc>
+        <w:tc>
+          <w:tcPr>
+            <w:tcW w:w="0" w:type="auto"/>
+            <w:shd w:val="clear"/>
+            <w:vAlign w:val="center"/>
+          </w:tcPr>
+          <w:p>
+            <w:pPr>
+              <w:keepNext w:val="0"/>
+              <w:keepLines w:val="0"/>
+              <w:widowControl/>
+              <w:suppressLineNumbers w:val="0"/>
+              <w:jc w:val="left"/>
+              <w:rPr>
+                <w:rFonts w:hint="default" w:ascii="Times New Roman" w:hAnsi="Times New Roman" w:cs="Times New Roman"/>
+                <w:sz w:val="24"/>
+                <w:szCs w:val="24"/>
+              </w:rPr>
+            </w:pPr>
+            <w:r>
+              <w:rPr>
+                <w:rFonts w:hint="default" w:ascii="Times New Roman" w:hAnsi="Times New Roman" w:eastAsia="SimSun" w:cs="Times New Roman"/>
+                <w:kern w:val="0"/>
+                <w:sz w:val="24"/>
+                <w:szCs w:val="24"/>
+                <w:lang w:val="en-US" w:eastAsia="zh-CN" w:bidi="ar"/>
+              </w:rPr>
+              <w:t>8</w:t>
+            </w:r>
+          </w:p>
+        </w:tc>
+      </w:tr>
+      <w:tr>
+        <w:tblPrEx>
+          <w:tblBorders>
+            <w:top w:val="single" w:color="000000" w:sz="4" w:space="0"/>
+            <w:left w:val="single" w:color="000000" w:sz="4" w:space="0"/>
+            <w:bottom w:val="single" w:color="000000" w:sz="4" w:space="0"/>
+            <w:right w:val="single" w:color="000000" w:sz="4" w:space="0"/>
+            <w:insideH w:val="single" w:color="000000" w:sz="4" w:space="0"/>
+            <w:insideV w:val="single" w:color="000000" w:sz="4" w:space="0"/>
+          </w:tblBorders>
+          <w:shd w:val="clear"/>
+          <w:tblCellMar>
+            <w:top w:w="15" w:type="dxa"/>
+            <w:left w:w="15" w:type="dxa"/>
+            <w:bottom w:w="15" w:type="dxa"/>
+            <w:right w:w="15" w:type="dxa"/>
+          </w:tblCellMar>
+        </w:tblPrEx>
+        <w:trPr>
+          <w:tblCellSpacing w:w="15" w:type="dxa"/>
+        </w:trPr>
+        <w:tc>
+          <w:tcPr>
+            <w:tcW w:w="0" w:type="auto"/>
+            <w:shd w:val="clear"/>
+            <w:vAlign w:val="center"/>
+          </w:tcPr>
+          <w:p>
+            <w:pPr>
+              <w:keepNext w:val="0"/>
+              <w:keepLines w:val="0"/>
+              <w:widowControl/>
+              <w:suppressLineNumbers w:val="0"/>
+              <w:jc w:val="left"/>
+              <w:rPr>
+                <w:rFonts w:hint="default" w:ascii="Times New Roman" w:hAnsi="Times New Roman" w:cs="Times New Roman"/>
+                <w:sz w:val="24"/>
+                <w:szCs w:val="24"/>
+              </w:rPr>
+            </w:pPr>
+            <w:r>
+              <w:rPr>
+                <w:rFonts w:hint="default" w:ascii="Times New Roman" w:hAnsi="Times New Roman" w:eastAsia="SimSun" w:cs="Times New Roman"/>
+                <w:kern w:val="0"/>
+                <w:sz w:val="24"/>
+                <w:szCs w:val="24"/>
+                <w:lang w:val="en-US" w:eastAsia="zh-CN" w:bidi="ar"/>
+              </w:rPr>
+              <w:t>SC-04</w:t>
+            </w:r>
+          </w:p>
+        </w:tc>
+        <w:tc>
+          <w:tcPr>
+            <w:tcW w:w="0" w:type="auto"/>
+            <w:shd w:val="clear"/>
+            <w:vAlign w:val="center"/>
+          </w:tcPr>
+          <w:p>
+            <w:pPr>
+              <w:keepNext w:val="0"/>
+              <w:keepLines w:val="0"/>
+              <w:widowControl/>
+              <w:suppressLineNumbers w:val="0"/>
+              <w:jc w:val="left"/>
+              <w:rPr>
+                <w:rFonts w:hint="default" w:ascii="Times New Roman" w:hAnsi="Times New Roman" w:cs="Times New Roman"/>
+                <w:sz w:val="24"/>
+                <w:szCs w:val="24"/>
+              </w:rPr>
+            </w:pPr>
+            <w:r>
+              <w:rPr>
+                <w:rFonts w:hint="default" w:ascii="Times New Roman" w:hAnsi="Times New Roman" w:eastAsia="SimSun" w:cs="Times New Roman"/>
+                <w:kern w:val="0"/>
+                <w:sz w:val="24"/>
+                <w:szCs w:val="24"/>
+                <w:lang w:val="en-US" w:eastAsia="zh-CN" w:bidi="ar"/>
+              </w:rPr>
+              <w:t>Xem lịch sử đặt và số tiền phải trả</w:t>
+            </w:r>
+          </w:p>
+        </w:tc>
+        <w:tc>
+          <w:tcPr>
+            <w:tcW w:w="0" w:type="auto"/>
+            <w:shd w:val="clear"/>
+            <w:vAlign w:val="center"/>
+          </w:tcPr>
+          <w:p>
+            <w:pPr>
+              <w:keepNext w:val="0"/>
+              <w:keepLines w:val="0"/>
+              <w:widowControl/>
+              <w:suppressLineNumbers w:val="0"/>
+              <w:jc w:val="left"/>
+              <w:rPr>
+                <w:rFonts w:hint="default" w:ascii="Times New Roman" w:hAnsi="Times New Roman" w:cs="Times New Roman"/>
+                <w:sz w:val="24"/>
+                <w:szCs w:val="24"/>
+              </w:rPr>
+            </w:pPr>
+            <w:r>
+              <w:rPr>
+                <w:rFonts w:hint="default" w:ascii="Times New Roman" w:hAnsi="Times New Roman" w:eastAsia="SimSun" w:cs="Times New Roman"/>
+                <w:kern w:val="0"/>
+                <w:sz w:val="24"/>
+                <w:szCs w:val="24"/>
+                <w:lang w:val="en-US" w:eastAsia="zh-CN" w:bidi="ar"/>
+              </w:rPr>
+              <w:t>5</w:t>
+            </w:r>
+          </w:p>
+        </w:tc>
+      </w:tr>
+      <w:tr>
+        <w:tblPrEx>
+          <w:tblBorders>
+            <w:top w:val="single" w:color="000000" w:sz="4" w:space="0"/>
+            <w:left w:val="single" w:color="000000" w:sz="4" w:space="0"/>
+            <w:bottom w:val="single" w:color="000000" w:sz="4" w:space="0"/>
+            <w:right w:val="single" w:color="000000" w:sz="4" w:space="0"/>
+            <w:insideH w:val="single" w:color="000000" w:sz="4" w:space="0"/>
+            <w:insideV w:val="single" w:color="000000" w:sz="4" w:space="0"/>
+          </w:tblBorders>
+          <w:shd w:val="clear"/>
+          <w:tblCellMar>
+            <w:top w:w="15" w:type="dxa"/>
+            <w:left w:w="15" w:type="dxa"/>
+            <w:bottom w:w="15" w:type="dxa"/>
+            <w:right w:w="15" w:type="dxa"/>
+          </w:tblCellMar>
+        </w:tblPrEx>
+        <w:trPr>
+          <w:tblCellSpacing w:w="15" w:type="dxa"/>
+        </w:trPr>
+        <w:tc>
+          <w:tcPr>
+            <w:tcW w:w="0" w:type="auto"/>
+            <w:shd w:val="clear"/>
+            <w:vAlign w:val="center"/>
+          </w:tcPr>
+          <w:p>
+            <w:pPr>
+              <w:keepNext w:val="0"/>
+              <w:keepLines w:val="0"/>
+              <w:widowControl/>
+              <w:suppressLineNumbers w:val="0"/>
+              <w:jc w:val="left"/>
+              <w:rPr>
+                <w:rFonts w:hint="default" w:ascii="Times New Roman" w:hAnsi="Times New Roman" w:cs="Times New Roman"/>
+                <w:sz w:val="24"/>
+                <w:szCs w:val="24"/>
+              </w:rPr>
+            </w:pPr>
+            <w:r>
+              <w:rPr>
+                <w:rStyle w:val="8"/>
+                <w:rFonts w:hint="default" w:ascii="Times New Roman" w:hAnsi="Times New Roman" w:eastAsia="SimSun" w:cs="Times New Roman"/>
+                <w:kern w:val="0"/>
+                <w:sz w:val="24"/>
+                <w:szCs w:val="24"/>
+                <w:lang w:val="en-US" w:eastAsia="zh-CN" w:bidi="ar"/>
+              </w:rPr>
+              <w:t>Tổng</w:t>
+            </w:r>
+          </w:p>
+        </w:tc>
+        <w:tc>
+          <w:tcPr>
+            <w:tcW w:w="0" w:type="auto"/>
+            <w:shd w:val="clear"/>
+            <w:vAlign w:val="center"/>
+          </w:tcPr>
+          <w:p>
+            <w:pPr>
+              <w:rPr>
+                <w:rFonts w:hint="default" w:ascii="Times New Roman" w:hAnsi="Times New Roman" w:cs="Times New Roman"/>
+                <w:sz w:val="24"/>
+                <w:szCs w:val="24"/>
+              </w:rPr>
+            </w:pPr>
+          </w:p>
+        </w:tc>
+        <w:tc>
+          <w:tcPr>
+            <w:tcW w:w="0" w:type="auto"/>
+            <w:shd w:val="clear"/>
+            <w:vAlign w:val="center"/>
+          </w:tcPr>
+          <w:p>
+            <w:pPr>
+              <w:keepNext w:val="0"/>
+              <w:keepLines w:val="0"/>
+              <w:widowControl/>
+              <w:suppressLineNumbers w:val="0"/>
+              <w:jc w:val="left"/>
+              <w:rPr>
+                <w:rFonts w:hint="default" w:ascii="Times New Roman" w:hAnsi="Times New Roman" w:cs="Times New Roman"/>
+                <w:sz w:val="24"/>
+                <w:szCs w:val="24"/>
+              </w:rPr>
+            </w:pPr>
+            <w:r>
+              <w:rPr>
+                <w:rStyle w:val="8"/>
+                <w:rFonts w:hint="default" w:ascii="Times New Roman" w:hAnsi="Times New Roman" w:eastAsia="SimSun" w:cs="Times New Roman"/>
+                <w:kern w:val="0"/>
+                <w:sz w:val="24"/>
+                <w:szCs w:val="24"/>
+                <w:lang w:val="en-US" w:eastAsia="zh-CN" w:bidi="ar"/>
+              </w:rPr>
+              <w:t>21 SP</w:t>
+            </w:r>
+          </w:p>
+        </w:tc>
+      </w:tr>
+    </w:tbl>
     <w:p>
       <w:pPr>
-        <w:pStyle w:val="6"/>
+        <w:pStyle w:val="7"/>
         <w:keepNext w:val="0"/>
         <w:keepLines w:val="0"/>
         <w:widowControl/>
@@ -603,8 +3427,1020 @@
           <w:sz w:val="24"/>
           <w:szCs w:val="24"/>
         </w:rPr>
-        <w:t>Là nhân viên, tôi muốn đặt một trong bốn suất ăn trên ứng dụng trước 9h30 để chủ động lựa chọn bữa trưa của mình.</w:t>
-      </w:r>
+        <w:t>Vì 21 SP vượt quá Velocity trung bình 20 SP, nhóm cần điều chỉnh kế hoạch.</w:t>
+      </w:r>
+    </w:p>
+    <w:p>
+      <w:pPr>
+        <w:pStyle w:val="7"/>
+        <w:keepNext w:val="0"/>
+        <w:keepLines w:val="0"/>
+        <w:widowControl/>
+        <w:suppressLineNumbers w:val="0"/>
+        <w:rPr>
+          <w:rFonts w:hint="default" w:ascii="Times New Roman" w:hAnsi="Times New Roman" w:cs="Times New Roman"/>
+          <w:sz w:val="24"/>
+          <w:szCs w:val="24"/>
+        </w:rPr>
+      </w:pPr>
+      <w:r>
+        <w:rPr>
+          <w:rStyle w:val="8"/>
+          <w:rFonts w:hint="default" w:ascii="Times New Roman" w:hAnsi="Times New Roman" w:cs="Times New Roman"/>
+          <w:sz w:val="24"/>
+          <w:szCs w:val="24"/>
+        </w:rPr>
+        <w:t>Phương án chọn Sprint:</w:t>
+      </w:r>
+    </w:p>
+    <w:tbl>
+      <w:tblPr>
+        <w:tblW w:w="0" w:type="auto"/>
+        <w:tblCellSpacing w:w="15" w:type="dxa"/>
+        <w:tblInd w:w="0" w:type="dxa"/>
+        <w:tblBorders>
+          <w:top w:val="single" w:color="000000" w:sz="4" w:space="0"/>
+          <w:left w:val="single" w:color="000000" w:sz="4" w:space="0"/>
+          <w:bottom w:val="single" w:color="000000" w:sz="4" w:space="0"/>
+          <w:right w:val="single" w:color="000000" w:sz="4" w:space="0"/>
+          <w:insideH w:val="single" w:color="000000" w:sz="4" w:space="0"/>
+          <w:insideV w:val="single" w:color="000000" w:sz="4" w:space="0"/>
+        </w:tblBorders>
+        <w:shd w:val="clear"/>
+        <w:tblLayout w:type="autofit"/>
+        <w:tblCellMar>
+          <w:top w:w="15" w:type="dxa"/>
+          <w:left w:w="15" w:type="dxa"/>
+          <w:bottom w:w="15" w:type="dxa"/>
+          <w:right w:w="15" w:type="dxa"/>
+        </w:tblCellMar>
+      </w:tblPr>
+      <w:tblGrid>
+        <w:gridCol w:w="709"/>
+        <w:gridCol w:w="3500"/>
+        <w:gridCol w:w="676"/>
+      </w:tblGrid>
+      <w:tr>
+        <w:tblPrEx>
+          <w:tblBorders>
+            <w:top w:val="single" w:color="000000" w:sz="4" w:space="0"/>
+            <w:left w:val="single" w:color="000000" w:sz="4" w:space="0"/>
+            <w:bottom w:val="single" w:color="000000" w:sz="4" w:space="0"/>
+            <w:right w:val="single" w:color="000000" w:sz="4" w:space="0"/>
+            <w:insideH w:val="single" w:color="000000" w:sz="4" w:space="0"/>
+            <w:insideV w:val="single" w:color="000000" w:sz="4" w:space="0"/>
+          </w:tblBorders>
+          <w:shd w:val="clear"/>
+          <w:tblCellMar>
+            <w:top w:w="15" w:type="dxa"/>
+            <w:left w:w="15" w:type="dxa"/>
+            <w:bottom w:w="15" w:type="dxa"/>
+            <w:right w:w="15" w:type="dxa"/>
+          </w:tblCellMar>
+        </w:tblPrEx>
+        <w:trPr>
+          <w:tblHeader/>
+          <w:tblCellSpacing w:w="15" w:type="dxa"/>
+        </w:trPr>
+        <w:tc>
+          <w:tcPr>
+            <w:tcW w:w="0" w:type="auto"/>
+            <w:shd w:val="clear"/>
+            <w:vAlign w:val="center"/>
+          </w:tcPr>
+          <w:p>
+            <w:pPr>
+              <w:keepNext w:val="0"/>
+              <w:keepLines w:val="0"/>
+              <w:widowControl/>
+              <w:suppressLineNumbers w:val="0"/>
+              <w:jc w:val="center"/>
+              <w:rPr>
+                <w:rFonts w:hint="default" w:ascii="Times New Roman" w:hAnsi="Times New Roman" w:cs="Times New Roman"/>
+                <w:b/>
+                <w:bCs/>
+                <w:sz w:val="24"/>
+                <w:szCs w:val="24"/>
+              </w:rPr>
+            </w:pPr>
+            <w:r>
+              <w:rPr>
+                <w:rFonts w:hint="default" w:ascii="Times New Roman" w:hAnsi="Times New Roman" w:eastAsia="SimSun" w:cs="Times New Roman"/>
+                <w:b/>
+                <w:bCs/>
+                <w:kern w:val="0"/>
+                <w:sz w:val="24"/>
+                <w:szCs w:val="24"/>
+                <w:lang w:val="en-US" w:eastAsia="zh-CN" w:bidi="ar"/>
+              </w:rPr>
+              <w:t>Mã</w:t>
+            </w:r>
+          </w:p>
+        </w:tc>
+        <w:tc>
+          <w:tcPr>
+            <w:tcW w:w="0" w:type="auto"/>
+            <w:shd w:val="clear"/>
+            <w:vAlign w:val="center"/>
+          </w:tcPr>
+          <w:p>
+            <w:pPr>
+              <w:keepNext w:val="0"/>
+              <w:keepLines w:val="0"/>
+              <w:widowControl/>
+              <w:suppressLineNumbers w:val="0"/>
+              <w:jc w:val="center"/>
+              <w:rPr>
+                <w:rFonts w:hint="default" w:ascii="Times New Roman" w:hAnsi="Times New Roman" w:cs="Times New Roman"/>
+                <w:b/>
+                <w:bCs/>
+                <w:sz w:val="24"/>
+                <w:szCs w:val="24"/>
+              </w:rPr>
+            </w:pPr>
+            <w:r>
+              <w:rPr>
+                <w:rFonts w:hint="default" w:ascii="Times New Roman" w:hAnsi="Times New Roman" w:eastAsia="SimSun" w:cs="Times New Roman"/>
+                <w:b/>
+                <w:bCs/>
+                <w:kern w:val="0"/>
+                <w:sz w:val="24"/>
+                <w:szCs w:val="24"/>
+                <w:lang w:val="en-US" w:eastAsia="zh-CN" w:bidi="ar"/>
+              </w:rPr>
+              <w:t>Hạng mục</w:t>
+            </w:r>
+          </w:p>
+        </w:tc>
+        <w:tc>
+          <w:tcPr>
+            <w:tcW w:w="0" w:type="auto"/>
+            <w:shd w:val="clear"/>
+            <w:vAlign w:val="center"/>
+          </w:tcPr>
+          <w:p>
+            <w:pPr>
+              <w:keepNext w:val="0"/>
+              <w:keepLines w:val="0"/>
+              <w:widowControl/>
+              <w:suppressLineNumbers w:val="0"/>
+              <w:jc w:val="center"/>
+              <w:rPr>
+                <w:rFonts w:hint="default" w:ascii="Times New Roman" w:hAnsi="Times New Roman" w:cs="Times New Roman"/>
+                <w:b/>
+                <w:bCs/>
+                <w:sz w:val="24"/>
+                <w:szCs w:val="24"/>
+              </w:rPr>
+            </w:pPr>
+            <w:r>
+              <w:rPr>
+                <w:rFonts w:hint="default" w:ascii="Times New Roman" w:hAnsi="Times New Roman" w:eastAsia="SimSun" w:cs="Times New Roman"/>
+                <w:b/>
+                <w:bCs/>
+                <w:kern w:val="0"/>
+                <w:sz w:val="24"/>
+                <w:szCs w:val="24"/>
+                <w:lang w:val="en-US" w:eastAsia="zh-CN" w:bidi="ar"/>
+              </w:rPr>
+              <w:t>SP</w:t>
+            </w:r>
+          </w:p>
+        </w:tc>
+      </w:tr>
+      <w:tr>
+        <w:tblPrEx>
+          <w:tblBorders>
+            <w:top w:val="single" w:color="000000" w:sz="4" w:space="0"/>
+            <w:left w:val="single" w:color="000000" w:sz="4" w:space="0"/>
+            <w:bottom w:val="single" w:color="000000" w:sz="4" w:space="0"/>
+            <w:right w:val="single" w:color="000000" w:sz="4" w:space="0"/>
+            <w:insideH w:val="single" w:color="000000" w:sz="4" w:space="0"/>
+            <w:insideV w:val="single" w:color="000000" w:sz="4" w:space="0"/>
+          </w:tblBorders>
+          <w:shd w:val="clear"/>
+          <w:tblCellMar>
+            <w:top w:w="15" w:type="dxa"/>
+            <w:left w:w="15" w:type="dxa"/>
+            <w:bottom w:w="15" w:type="dxa"/>
+            <w:right w:w="15" w:type="dxa"/>
+          </w:tblCellMar>
+        </w:tblPrEx>
+        <w:trPr>
+          <w:tblCellSpacing w:w="15" w:type="dxa"/>
+        </w:trPr>
+        <w:tc>
+          <w:tcPr>
+            <w:tcW w:w="0" w:type="auto"/>
+            <w:shd w:val="clear"/>
+            <w:vAlign w:val="center"/>
+          </w:tcPr>
+          <w:p>
+            <w:pPr>
+              <w:keepNext w:val="0"/>
+              <w:keepLines w:val="0"/>
+              <w:widowControl/>
+              <w:suppressLineNumbers w:val="0"/>
+              <w:jc w:val="left"/>
+              <w:rPr>
+                <w:rFonts w:hint="default" w:ascii="Times New Roman" w:hAnsi="Times New Roman" w:cs="Times New Roman"/>
+                <w:sz w:val="24"/>
+                <w:szCs w:val="24"/>
+              </w:rPr>
+            </w:pPr>
+            <w:r>
+              <w:rPr>
+                <w:rFonts w:hint="default" w:ascii="Times New Roman" w:hAnsi="Times New Roman" w:eastAsia="SimSun" w:cs="Times New Roman"/>
+                <w:kern w:val="0"/>
+                <w:sz w:val="24"/>
+                <w:szCs w:val="24"/>
+                <w:lang w:val="en-US" w:eastAsia="zh-CN" w:bidi="ar"/>
+              </w:rPr>
+              <w:t>SC-01</w:t>
+            </w:r>
+          </w:p>
+        </w:tc>
+        <w:tc>
+          <w:tcPr>
+            <w:tcW w:w="0" w:type="auto"/>
+            <w:shd w:val="clear"/>
+            <w:vAlign w:val="center"/>
+          </w:tcPr>
+          <w:p>
+            <w:pPr>
+              <w:keepNext w:val="0"/>
+              <w:keepLines w:val="0"/>
+              <w:widowControl/>
+              <w:suppressLineNumbers w:val="0"/>
+              <w:jc w:val="left"/>
+              <w:rPr>
+                <w:rFonts w:hint="default" w:ascii="Times New Roman" w:hAnsi="Times New Roman" w:cs="Times New Roman"/>
+                <w:sz w:val="24"/>
+                <w:szCs w:val="24"/>
+              </w:rPr>
+            </w:pPr>
+            <w:r>
+              <w:rPr>
+                <w:rFonts w:hint="default" w:ascii="Times New Roman" w:hAnsi="Times New Roman" w:eastAsia="SimSun" w:cs="Times New Roman"/>
+                <w:kern w:val="0"/>
+                <w:sz w:val="24"/>
+                <w:szCs w:val="24"/>
+                <w:lang w:val="en-US" w:eastAsia="zh-CN" w:bidi="ar"/>
+              </w:rPr>
+              <w:t>Đặt suất ăn cho ngày hôm sau</w:t>
+            </w:r>
+          </w:p>
+        </w:tc>
+        <w:tc>
+          <w:tcPr>
+            <w:tcW w:w="0" w:type="auto"/>
+            <w:shd w:val="clear"/>
+            <w:vAlign w:val="center"/>
+          </w:tcPr>
+          <w:p>
+            <w:pPr>
+              <w:keepNext w:val="0"/>
+              <w:keepLines w:val="0"/>
+              <w:widowControl/>
+              <w:suppressLineNumbers w:val="0"/>
+              <w:jc w:val="left"/>
+              <w:rPr>
+                <w:rFonts w:hint="default" w:ascii="Times New Roman" w:hAnsi="Times New Roman" w:cs="Times New Roman"/>
+                <w:sz w:val="24"/>
+                <w:szCs w:val="24"/>
+              </w:rPr>
+            </w:pPr>
+            <w:r>
+              <w:rPr>
+                <w:rFonts w:hint="default" w:ascii="Times New Roman" w:hAnsi="Times New Roman" w:eastAsia="SimSun" w:cs="Times New Roman"/>
+                <w:kern w:val="0"/>
+                <w:sz w:val="24"/>
+                <w:szCs w:val="24"/>
+                <w:lang w:val="en-US" w:eastAsia="zh-CN" w:bidi="ar"/>
+              </w:rPr>
+              <w:t>5</w:t>
+            </w:r>
+          </w:p>
+        </w:tc>
+      </w:tr>
+      <w:tr>
+        <w:tblPrEx>
+          <w:tblBorders>
+            <w:top w:val="single" w:color="000000" w:sz="4" w:space="0"/>
+            <w:left w:val="single" w:color="000000" w:sz="4" w:space="0"/>
+            <w:bottom w:val="single" w:color="000000" w:sz="4" w:space="0"/>
+            <w:right w:val="single" w:color="000000" w:sz="4" w:space="0"/>
+            <w:insideH w:val="single" w:color="000000" w:sz="4" w:space="0"/>
+            <w:insideV w:val="single" w:color="000000" w:sz="4" w:space="0"/>
+          </w:tblBorders>
+          <w:shd w:val="clear"/>
+          <w:tblCellMar>
+            <w:top w:w="15" w:type="dxa"/>
+            <w:left w:w="15" w:type="dxa"/>
+            <w:bottom w:w="15" w:type="dxa"/>
+            <w:right w:w="15" w:type="dxa"/>
+          </w:tblCellMar>
+        </w:tblPrEx>
+        <w:trPr>
+          <w:tblCellSpacing w:w="15" w:type="dxa"/>
+        </w:trPr>
+        <w:tc>
+          <w:tcPr>
+            <w:tcW w:w="0" w:type="auto"/>
+            <w:shd w:val="clear"/>
+            <w:vAlign w:val="center"/>
+          </w:tcPr>
+          <w:p>
+            <w:pPr>
+              <w:keepNext w:val="0"/>
+              <w:keepLines w:val="0"/>
+              <w:widowControl/>
+              <w:suppressLineNumbers w:val="0"/>
+              <w:jc w:val="left"/>
+              <w:rPr>
+                <w:rFonts w:hint="default" w:ascii="Times New Roman" w:hAnsi="Times New Roman" w:cs="Times New Roman"/>
+                <w:sz w:val="24"/>
+                <w:szCs w:val="24"/>
+              </w:rPr>
+            </w:pPr>
+            <w:r>
+              <w:rPr>
+                <w:rFonts w:hint="default" w:ascii="Times New Roman" w:hAnsi="Times New Roman" w:eastAsia="SimSun" w:cs="Times New Roman"/>
+                <w:kern w:val="0"/>
+                <w:sz w:val="24"/>
+                <w:szCs w:val="24"/>
+                <w:lang w:val="en-US" w:eastAsia="zh-CN" w:bidi="ar"/>
+              </w:rPr>
+              <w:t>SC-02</w:t>
+            </w:r>
+          </w:p>
+        </w:tc>
+        <w:tc>
+          <w:tcPr>
+            <w:tcW w:w="0" w:type="auto"/>
+            <w:shd w:val="clear"/>
+            <w:vAlign w:val="center"/>
+          </w:tcPr>
+          <w:p>
+            <w:pPr>
+              <w:keepNext w:val="0"/>
+              <w:keepLines w:val="0"/>
+              <w:widowControl/>
+              <w:suppressLineNumbers w:val="0"/>
+              <w:jc w:val="left"/>
+              <w:rPr>
+                <w:rFonts w:hint="default" w:ascii="Times New Roman" w:hAnsi="Times New Roman" w:cs="Times New Roman"/>
+                <w:sz w:val="24"/>
+                <w:szCs w:val="24"/>
+              </w:rPr>
+            </w:pPr>
+            <w:r>
+              <w:rPr>
+                <w:rFonts w:hint="default" w:ascii="Times New Roman" w:hAnsi="Times New Roman" w:eastAsia="SimSun" w:cs="Times New Roman"/>
+                <w:kern w:val="0"/>
+                <w:sz w:val="24"/>
+                <w:szCs w:val="24"/>
+                <w:lang w:val="en-US" w:eastAsia="zh-CN" w:bidi="ar"/>
+              </w:rPr>
+              <w:t>Hủy suất ăn trước giờ chốt</w:t>
+            </w:r>
+          </w:p>
+        </w:tc>
+        <w:tc>
+          <w:tcPr>
+            <w:tcW w:w="0" w:type="auto"/>
+            <w:shd w:val="clear"/>
+            <w:vAlign w:val="center"/>
+          </w:tcPr>
+          <w:p>
+            <w:pPr>
+              <w:keepNext w:val="0"/>
+              <w:keepLines w:val="0"/>
+              <w:widowControl/>
+              <w:suppressLineNumbers w:val="0"/>
+              <w:jc w:val="left"/>
+              <w:rPr>
+                <w:rFonts w:hint="default" w:ascii="Times New Roman" w:hAnsi="Times New Roman" w:cs="Times New Roman"/>
+                <w:sz w:val="24"/>
+                <w:szCs w:val="24"/>
+              </w:rPr>
+            </w:pPr>
+            <w:r>
+              <w:rPr>
+                <w:rFonts w:hint="default" w:ascii="Times New Roman" w:hAnsi="Times New Roman" w:eastAsia="SimSun" w:cs="Times New Roman"/>
+                <w:kern w:val="0"/>
+                <w:sz w:val="24"/>
+                <w:szCs w:val="24"/>
+                <w:lang w:val="en-US" w:eastAsia="zh-CN" w:bidi="ar"/>
+              </w:rPr>
+              <w:t>3</w:t>
+            </w:r>
+          </w:p>
+        </w:tc>
+      </w:tr>
+      <w:tr>
+        <w:tblPrEx>
+          <w:tblBorders>
+            <w:top w:val="single" w:color="000000" w:sz="4" w:space="0"/>
+            <w:left w:val="single" w:color="000000" w:sz="4" w:space="0"/>
+            <w:bottom w:val="single" w:color="000000" w:sz="4" w:space="0"/>
+            <w:right w:val="single" w:color="000000" w:sz="4" w:space="0"/>
+            <w:insideH w:val="single" w:color="000000" w:sz="4" w:space="0"/>
+            <w:insideV w:val="single" w:color="000000" w:sz="4" w:space="0"/>
+          </w:tblBorders>
+          <w:shd w:val="clear"/>
+          <w:tblCellMar>
+            <w:top w:w="15" w:type="dxa"/>
+            <w:left w:w="15" w:type="dxa"/>
+            <w:bottom w:w="15" w:type="dxa"/>
+            <w:right w:w="15" w:type="dxa"/>
+          </w:tblCellMar>
+        </w:tblPrEx>
+        <w:trPr>
+          <w:tblCellSpacing w:w="15" w:type="dxa"/>
+        </w:trPr>
+        <w:tc>
+          <w:tcPr>
+            <w:tcW w:w="0" w:type="auto"/>
+            <w:shd w:val="clear"/>
+            <w:vAlign w:val="center"/>
+          </w:tcPr>
+          <w:p>
+            <w:pPr>
+              <w:keepNext w:val="0"/>
+              <w:keepLines w:val="0"/>
+              <w:widowControl/>
+              <w:suppressLineNumbers w:val="0"/>
+              <w:jc w:val="left"/>
+              <w:rPr>
+                <w:rFonts w:hint="default" w:ascii="Times New Roman" w:hAnsi="Times New Roman" w:cs="Times New Roman"/>
+                <w:sz w:val="24"/>
+                <w:szCs w:val="24"/>
+              </w:rPr>
+            </w:pPr>
+            <w:r>
+              <w:rPr>
+                <w:rFonts w:hint="default" w:ascii="Times New Roman" w:hAnsi="Times New Roman" w:eastAsia="SimSun" w:cs="Times New Roman"/>
+                <w:kern w:val="0"/>
+                <w:sz w:val="24"/>
+                <w:szCs w:val="24"/>
+                <w:lang w:val="en-US" w:eastAsia="zh-CN" w:bidi="ar"/>
+              </w:rPr>
+              <w:t>SC-03</w:t>
+            </w:r>
+          </w:p>
+        </w:tc>
+        <w:tc>
+          <w:tcPr>
+            <w:tcW w:w="0" w:type="auto"/>
+            <w:shd w:val="clear"/>
+            <w:vAlign w:val="center"/>
+          </w:tcPr>
+          <w:p>
+            <w:pPr>
+              <w:keepNext w:val="0"/>
+              <w:keepLines w:val="0"/>
+              <w:widowControl/>
+              <w:suppressLineNumbers w:val="0"/>
+              <w:jc w:val="left"/>
+              <w:rPr>
+                <w:rFonts w:hint="default" w:ascii="Times New Roman" w:hAnsi="Times New Roman" w:cs="Times New Roman"/>
+                <w:sz w:val="24"/>
+                <w:szCs w:val="24"/>
+              </w:rPr>
+            </w:pPr>
+            <w:r>
+              <w:rPr>
+                <w:rFonts w:hint="default" w:ascii="Times New Roman" w:hAnsi="Times New Roman" w:eastAsia="SimSun" w:cs="Times New Roman"/>
+                <w:kern w:val="0"/>
+                <w:sz w:val="24"/>
+                <w:szCs w:val="24"/>
+                <w:lang w:val="en-US" w:eastAsia="zh-CN" w:bidi="ar"/>
+              </w:rPr>
+              <w:t>Báo cáo số suất theo món mỗi ngày</w:t>
+            </w:r>
+          </w:p>
+        </w:tc>
+        <w:tc>
+          <w:tcPr>
+            <w:tcW w:w="0" w:type="auto"/>
+            <w:shd w:val="clear"/>
+            <w:vAlign w:val="center"/>
+          </w:tcPr>
+          <w:p>
+            <w:pPr>
+              <w:keepNext w:val="0"/>
+              <w:keepLines w:val="0"/>
+              <w:widowControl/>
+              <w:suppressLineNumbers w:val="0"/>
+              <w:jc w:val="left"/>
+              <w:rPr>
+                <w:rFonts w:hint="default" w:ascii="Times New Roman" w:hAnsi="Times New Roman" w:cs="Times New Roman"/>
+                <w:sz w:val="24"/>
+                <w:szCs w:val="24"/>
+              </w:rPr>
+            </w:pPr>
+            <w:r>
+              <w:rPr>
+                <w:rFonts w:hint="default" w:ascii="Times New Roman" w:hAnsi="Times New Roman" w:eastAsia="SimSun" w:cs="Times New Roman"/>
+                <w:kern w:val="0"/>
+                <w:sz w:val="24"/>
+                <w:szCs w:val="24"/>
+                <w:lang w:val="en-US" w:eastAsia="zh-CN" w:bidi="ar"/>
+              </w:rPr>
+              <w:t>8</w:t>
+            </w:r>
+          </w:p>
+        </w:tc>
+      </w:tr>
+      <w:tr>
+        <w:tblPrEx>
+          <w:tblBorders>
+            <w:top w:val="single" w:color="000000" w:sz="4" w:space="0"/>
+            <w:left w:val="single" w:color="000000" w:sz="4" w:space="0"/>
+            <w:bottom w:val="single" w:color="000000" w:sz="4" w:space="0"/>
+            <w:right w:val="single" w:color="000000" w:sz="4" w:space="0"/>
+            <w:insideH w:val="single" w:color="000000" w:sz="4" w:space="0"/>
+            <w:insideV w:val="single" w:color="000000" w:sz="4" w:space="0"/>
+          </w:tblBorders>
+          <w:shd w:val="clear"/>
+          <w:tblCellMar>
+            <w:top w:w="15" w:type="dxa"/>
+            <w:left w:w="15" w:type="dxa"/>
+            <w:bottom w:w="15" w:type="dxa"/>
+            <w:right w:w="15" w:type="dxa"/>
+          </w:tblCellMar>
+        </w:tblPrEx>
+        <w:trPr>
+          <w:tblCellSpacing w:w="15" w:type="dxa"/>
+        </w:trPr>
+        <w:tc>
+          <w:tcPr>
+            <w:tcW w:w="0" w:type="auto"/>
+            <w:shd w:val="clear"/>
+            <w:vAlign w:val="center"/>
+          </w:tcPr>
+          <w:p>
+            <w:pPr>
+              <w:keepNext w:val="0"/>
+              <w:keepLines w:val="0"/>
+              <w:widowControl/>
+              <w:suppressLineNumbers w:val="0"/>
+              <w:jc w:val="left"/>
+              <w:rPr>
+                <w:rFonts w:hint="default" w:ascii="Times New Roman" w:hAnsi="Times New Roman" w:cs="Times New Roman"/>
+                <w:sz w:val="24"/>
+                <w:szCs w:val="24"/>
+              </w:rPr>
+            </w:pPr>
+            <w:r>
+              <w:rPr>
+                <w:rFonts w:hint="default" w:ascii="Times New Roman" w:hAnsi="Times New Roman" w:eastAsia="SimSun" w:cs="Times New Roman"/>
+                <w:kern w:val="0"/>
+                <w:sz w:val="24"/>
+                <w:szCs w:val="24"/>
+                <w:lang w:val="en-US" w:eastAsia="zh-CN" w:bidi="ar"/>
+              </w:rPr>
+              <w:t>SC-05</w:t>
+            </w:r>
+          </w:p>
+        </w:tc>
+        <w:tc>
+          <w:tcPr>
+            <w:tcW w:w="0" w:type="auto"/>
+            <w:shd w:val="clear"/>
+            <w:vAlign w:val="center"/>
+          </w:tcPr>
+          <w:p>
+            <w:pPr>
+              <w:keepNext w:val="0"/>
+              <w:keepLines w:val="0"/>
+              <w:widowControl/>
+              <w:suppressLineNumbers w:val="0"/>
+              <w:jc w:val="left"/>
+              <w:rPr>
+                <w:rFonts w:hint="default" w:ascii="Times New Roman" w:hAnsi="Times New Roman" w:cs="Times New Roman"/>
+                <w:sz w:val="24"/>
+                <w:szCs w:val="24"/>
+              </w:rPr>
+            </w:pPr>
+            <w:r>
+              <w:rPr>
+                <w:rFonts w:hint="default" w:ascii="Times New Roman" w:hAnsi="Times New Roman" w:eastAsia="SimSun" w:cs="Times New Roman"/>
+                <w:kern w:val="0"/>
+                <w:sz w:val="24"/>
+                <w:szCs w:val="24"/>
+                <w:lang w:val="en-US" w:eastAsia="zh-CN" w:bidi="ar"/>
+              </w:rPr>
+              <w:t>Đánh giá món ăn sau bữa trưa</w:t>
+            </w:r>
+          </w:p>
+        </w:tc>
+        <w:tc>
+          <w:tcPr>
+            <w:tcW w:w="0" w:type="auto"/>
+            <w:shd w:val="clear"/>
+            <w:vAlign w:val="center"/>
+          </w:tcPr>
+          <w:p>
+            <w:pPr>
+              <w:keepNext w:val="0"/>
+              <w:keepLines w:val="0"/>
+              <w:widowControl/>
+              <w:suppressLineNumbers w:val="0"/>
+              <w:jc w:val="left"/>
+              <w:rPr>
+                <w:rFonts w:hint="default" w:ascii="Times New Roman" w:hAnsi="Times New Roman" w:cs="Times New Roman"/>
+                <w:sz w:val="24"/>
+                <w:szCs w:val="24"/>
+              </w:rPr>
+            </w:pPr>
+            <w:r>
+              <w:rPr>
+                <w:rFonts w:hint="default" w:ascii="Times New Roman" w:hAnsi="Times New Roman" w:eastAsia="SimSun" w:cs="Times New Roman"/>
+                <w:kern w:val="0"/>
+                <w:sz w:val="24"/>
+                <w:szCs w:val="24"/>
+                <w:lang w:val="en-US" w:eastAsia="zh-CN" w:bidi="ar"/>
+              </w:rPr>
+              <w:t>3</w:t>
+            </w:r>
+          </w:p>
+        </w:tc>
+      </w:tr>
+      <w:tr>
+        <w:tblPrEx>
+          <w:tblBorders>
+            <w:top w:val="single" w:color="000000" w:sz="4" w:space="0"/>
+            <w:left w:val="single" w:color="000000" w:sz="4" w:space="0"/>
+            <w:bottom w:val="single" w:color="000000" w:sz="4" w:space="0"/>
+            <w:right w:val="single" w:color="000000" w:sz="4" w:space="0"/>
+            <w:insideH w:val="single" w:color="000000" w:sz="4" w:space="0"/>
+            <w:insideV w:val="single" w:color="000000" w:sz="4" w:space="0"/>
+          </w:tblBorders>
+          <w:shd w:val="clear"/>
+          <w:tblCellMar>
+            <w:top w:w="15" w:type="dxa"/>
+            <w:left w:w="15" w:type="dxa"/>
+            <w:bottom w:w="15" w:type="dxa"/>
+            <w:right w:w="15" w:type="dxa"/>
+          </w:tblCellMar>
+        </w:tblPrEx>
+        <w:trPr>
+          <w:tblCellSpacing w:w="15" w:type="dxa"/>
+        </w:trPr>
+        <w:tc>
+          <w:tcPr>
+            <w:tcW w:w="0" w:type="auto"/>
+            <w:shd w:val="clear"/>
+            <w:vAlign w:val="center"/>
+          </w:tcPr>
+          <w:p>
+            <w:pPr>
+              <w:keepNext w:val="0"/>
+              <w:keepLines w:val="0"/>
+              <w:widowControl/>
+              <w:suppressLineNumbers w:val="0"/>
+              <w:jc w:val="left"/>
+              <w:rPr>
+                <w:rFonts w:hint="default" w:ascii="Times New Roman" w:hAnsi="Times New Roman" w:cs="Times New Roman"/>
+                <w:sz w:val="24"/>
+                <w:szCs w:val="24"/>
+              </w:rPr>
+            </w:pPr>
+            <w:r>
+              <w:rPr>
+                <w:rStyle w:val="8"/>
+                <w:rFonts w:hint="default" w:ascii="Times New Roman" w:hAnsi="Times New Roman" w:eastAsia="SimSun" w:cs="Times New Roman"/>
+                <w:kern w:val="0"/>
+                <w:sz w:val="24"/>
+                <w:szCs w:val="24"/>
+                <w:lang w:val="en-US" w:eastAsia="zh-CN" w:bidi="ar"/>
+              </w:rPr>
+              <w:t>Tổng</w:t>
+            </w:r>
+          </w:p>
+        </w:tc>
+        <w:tc>
+          <w:tcPr>
+            <w:tcW w:w="0" w:type="auto"/>
+            <w:shd w:val="clear"/>
+            <w:vAlign w:val="center"/>
+          </w:tcPr>
+          <w:p>
+            <w:pPr>
+              <w:rPr>
+                <w:rFonts w:hint="default" w:ascii="Times New Roman" w:hAnsi="Times New Roman" w:cs="Times New Roman"/>
+                <w:sz w:val="24"/>
+                <w:szCs w:val="24"/>
+              </w:rPr>
+            </w:pPr>
+          </w:p>
+        </w:tc>
+        <w:tc>
+          <w:tcPr>
+            <w:tcW w:w="0" w:type="auto"/>
+            <w:shd w:val="clear"/>
+            <w:vAlign w:val="center"/>
+          </w:tcPr>
+          <w:p>
+            <w:pPr>
+              <w:keepNext w:val="0"/>
+              <w:keepLines w:val="0"/>
+              <w:widowControl/>
+              <w:suppressLineNumbers w:val="0"/>
+              <w:jc w:val="left"/>
+              <w:rPr>
+                <w:rFonts w:hint="default" w:ascii="Times New Roman" w:hAnsi="Times New Roman" w:cs="Times New Roman"/>
+                <w:sz w:val="24"/>
+                <w:szCs w:val="24"/>
+              </w:rPr>
+            </w:pPr>
+            <w:r>
+              <w:rPr>
+                <w:rStyle w:val="8"/>
+                <w:rFonts w:hint="default" w:ascii="Times New Roman" w:hAnsi="Times New Roman" w:eastAsia="SimSun" w:cs="Times New Roman"/>
+                <w:kern w:val="0"/>
+                <w:sz w:val="24"/>
+                <w:szCs w:val="24"/>
+                <w:lang w:val="en-US" w:eastAsia="zh-CN" w:bidi="ar"/>
+              </w:rPr>
+              <w:t>19 SP</w:t>
+            </w:r>
+          </w:p>
+        </w:tc>
+      </w:tr>
+    </w:tbl>
+    <w:p>
+      <w:pPr>
+        <w:pStyle w:val="7"/>
+        <w:keepNext w:val="0"/>
+        <w:keepLines w:val="0"/>
+        <w:widowControl/>
+        <w:suppressLineNumbers w:val="0"/>
+        <w:rPr>
+          <w:rFonts w:hint="default" w:ascii="Times New Roman" w:hAnsi="Times New Roman" w:cs="Times New Roman"/>
+          <w:sz w:val="24"/>
+          <w:szCs w:val="24"/>
+        </w:rPr>
+      </w:pPr>
+      <w:r>
+        <w:rPr>
+          <w:rStyle w:val="8"/>
+          <w:rFonts w:hint="default" w:ascii="Times New Roman" w:hAnsi="Times New Roman" w:cs="Times New Roman"/>
+          <w:sz w:val="24"/>
+          <w:szCs w:val="24"/>
+        </w:rPr>
+        <w:t>Căn cứ:</w:t>
+      </w:r>
+      <w:r>
+        <w:rPr>
+          <w:rFonts w:hint="default" w:ascii="Times New Roman" w:hAnsi="Times New Roman" w:cs="Times New Roman"/>
+          <w:sz w:val="24"/>
+          <w:szCs w:val="24"/>
+        </w:rPr>
+        <w:t xml:space="preserve"> Tổng 19 SP gần với Velocity trung bình 20 SP, đồng thời ưu tiên chức năng đặt, hủy suất ăn và báo cáo cho nhà bếp.</w:t>
+      </w:r>
+    </w:p>
+    <w:p>
+      <w:pPr>
+        <w:pStyle w:val="3"/>
+        <w:keepNext w:val="0"/>
+        <w:keepLines w:val="0"/>
+        <w:widowControl/>
+        <w:suppressLineNumbers w:val="0"/>
+        <w:rPr>
+          <w:rFonts w:hint="default" w:ascii="Times New Roman" w:hAnsi="Times New Roman" w:cs="Times New Roman"/>
+          <w:sz w:val="24"/>
+          <w:szCs w:val="24"/>
+        </w:rPr>
+      </w:pPr>
+      <w:r>
+        <w:rPr>
+          <w:rFonts w:hint="default" w:ascii="Times New Roman" w:hAnsi="Times New Roman" w:cs="Times New Roman"/>
+          <w:sz w:val="24"/>
+          <w:szCs w:val="24"/>
+        </w:rPr>
+        <w:t>c) Viết Sprint Goal</w:t>
+      </w:r>
+    </w:p>
+    <w:p>
+      <w:pPr>
+        <w:pStyle w:val="7"/>
+        <w:keepNext w:val="0"/>
+        <w:keepLines w:val="0"/>
+        <w:widowControl/>
+        <w:suppressLineNumbers w:val="0"/>
+        <w:rPr>
+          <w:rFonts w:hint="default" w:ascii="Times New Roman" w:hAnsi="Times New Roman" w:cs="Times New Roman"/>
+          <w:sz w:val="24"/>
+          <w:szCs w:val="24"/>
+        </w:rPr>
+      </w:pPr>
+      <w:r>
+        <w:rPr>
+          <w:rStyle w:val="8"/>
+          <w:rFonts w:hint="default" w:ascii="Times New Roman" w:hAnsi="Times New Roman" w:cs="Times New Roman"/>
+          <w:sz w:val="24"/>
+          <w:szCs w:val="24"/>
+        </w:rPr>
+        <w:t>Sprint Goal:</w:t>
+      </w:r>
+      <w:r>
+        <w:rPr>
+          <w:rFonts w:hint="default" w:ascii="Times New Roman" w:hAnsi="Times New Roman" w:cs="Times New Roman"/>
+          <w:sz w:val="24"/>
+          <w:szCs w:val="24"/>
+        </w:rPr>
+        <w:t xml:space="preserve"> Xây dựng các chức năng cốt lõi của SmartCanteen, cho phép nhân viên đặt và hủy suất ăn trực tuyến, nhà bếp xem báo cáo số lượng suất ăn theo món và nhân viên đánh giá món ăn sau bữa trưa.</w:t>
+      </w:r>
+      <w:bookmarkStart w:id="0" w:name="_GoBack"/>
+      <w:bookmarkEnd w:id="0"/>
+    </w:p>
+    <w:p>
+      <w:pPr>
+        <w:pStyle w:val="3"/>
+        <w:keepNext w:val="0"/>
+        <w:keepLines w:val="0"/>
+        <w:widowControl/>
+        <w:suppressLineNumbers w:val="0"/>
+        <w:rPr>
+          <w:rFonts w:hint="default" w:ascii="Times New Roman" w:hAnsi="Times New Roman" w:cs="Times New Roman"/>
+          <w:sz w:val="24"/>
+          <w:szCs w:val="24"/>
+        </w:rPr>
+      </w:pPr>
+      <w:r>
+        <w:rPr>
+          <w:rFonts w:hint="default" w:ascii="Times New Roman" w:hAnsi="Times New Roman" w:cs="Times New Roman"/>
+          <w:sz w:val="24"/>
+          <w:szCs w:val="24"/>
+        </w:rPr>
+        <w:t>d) Nhận xét tình hình Sprint và đề xuất hành động</w:t>
+      </w:r>
+    </w:p>
+    <w:p>
+      <w:pPr>
+        <w:pStyle w:val="7"/>
+        <w:keepNext w:val="0"/>
+        <w:keepLines w:val="0"/>
+        <w:widowControl/>
+        <w:suppressLineNumbers w:val="0"/>
+        <w:rPr>
+          <w:rFonts w:hint="default" w:ascii="Times New Roman" w:hAnsi="Times New Roman" w:cs="Times New Roman"/>
+          <w:sz w:val="24"/>
+          <w:szCs w:val="24"/>
+        </w:rPr>
+      </w:pPr>
+      <w:r>
+        <w:rPr>
+          <w:rStyle w:val="8"/>
+          <w:rFonts w:hint="default" w:ascii="Times New Roman" w:hAnsi="Times New Roman" w:cs="Times New Roman"/>
+          <w:sz w:val="24"/>
+          <w:szCs w:val="24"/>
+        </w:rPr>
+        <w:t>Nhận xét:</w:t>
+      </w:r>
+    </w:p>
+    <w:p>
+      <w:pPr>
+        <w:keepNext w:val="0"/>
+        <w:keepLines w:val="0"/>
+        <w:widowControl/>
+        <w:numPr>
+          <w:ilvl w:val="0"/>
+          <w:numId w:val="4"/>
+        </w:numPr>
+        <w:suppressLineNumbers w:val="0"/>
+        <w:spacing w:before="0" w:beforeAutospacing="1" w:after="0" w:afterAutospacing="1"/>
+        <w:ind w:left="720" w:hanging="360"/>
+        <w:rPr>
+          <w:rFonts w:hint="default" w:ascii="Times New Roman" w:hAnsi="Times New Roman" w:cs="Times New Roman"/>
+          <w:sz w:val="24"/>
+          <w:szCs w:val="24"/>
+        </w:rPr>
+      </w:pPr>
+      <w:r>
+        <w:rPr>
+          <w:rFonts w:hint="default" w:ascii="Times New Roman" w:hAnsi="Times New Roman" w:cs="Times New Roman"/>
+          <w:sz w:val="24"/>
+          <w:szCs w:val="24"/>
+        </w:rPr>
+        <w:t>Đến ngày 5, đường thực tế còn 15 SP, trong khi đường lý tưởng còn 10 SP.</w:t>
+      </w:r>
+    </w:p>
+    <w:p>
+      <w:pPr>
+        <w:keepNext w:val="0"/>
+        <w:keepLines w:val="0"/>
+        <w:widowControl/>
+        <w:numPr>
+          <w:ilvl w:val="0"/>
+          <w:numId w:val="4"/>
+        </w:numPr>
+        <w:suppressLineNumbers w:val="0"/>
+        <w:spacing w:before="0" w:beforeAutospacing="1" w:after="0" w:afterAutospacing="1"/>
+        <w:ind w:left="720" w:hanging="360"/>
+        <w:rPr>
+          <w:rFonts w:hint="default" w:ascii="Times New Roman" w:hAnsi="Times New Roman" w:cs="Times New Roman"/>
+          <w:sz w:val="24"/>
+          <w:szCs w:val="24"/>
+        </w:rPr>
+      </w:pPr>
+      <w:r>
+        <w:rPr>
+          <w:rFonts w:hint="default" w:ascii="Times New Roman" w:hAnsi="Times New Roman" w:cs="Times New Roman"/>
+          <w:sz w:val="24"/>
+          <w:szCs w:val="24"/>
+        </w:rPr>
+        <w:t>Nhóm đang chậm tiến độ 5 SP so với kế hoạch.</w:t>
+      </w:r>
+    </w:p>
+    <w:p>
+      <w:pPr>
+        <w:keepNext w:val="0"/>
+        <w:keepLines w:val="0"/>
+        <w:widowControl/>
+        <w:numPr>
+          <w:ilvl w:val="0"/>
+          <w:numId w:val="4"/>
+        </w:numPr>
+        <w:suppressLineNumbers w:val="0"/>
+        <w:spacing w:before="0" w:beforeAutospacing="1" w:after="0" w:afterAutospacing="1"/>
+        <w:ind w:left="720" w:hanging="360"/>
+        <w:rPr>
+          <w:rFonts w:hint="default" w:ascii="Times New Roman" w:hAnsi="Times New Roman" w:cs="Times New Roman"/>
+          <w:sz w:val="24"/>
+          <w:szCs w:val="24"/>
+        </w:rPr>
+      </w:pPr>
+      <w:r>
+        <w:rPr>
+          <w:rFonts w:hint="default" w:ascii="Times New Roman" w:hAnsi="Times New Roman" w:cs="Times New Roman"/>
+          <w:sz w:val="24"/>
+          <w:szCs w:val="24"/>
+        </w:rPr>
+        <w:t>Nếu không có biện pháp xử lý, nhóm có nguy cơ không hoàn thành Sprint Goal.</w:t>
+      </w:r>
+    </w:p>
+    <w:p>
+      <w:pPr>
+        <w:pStyle w:val="7"/>
+        <w:keepNext w:val="0"/>
+        <w:keepLines w:val="0"/>
+        <w:widowControl/>
+        <w:suppressLineNumbers w:val="0"/>
+        <w:rPr>
+          <w:rFonts w:hint="default" w:ascii="Times New Roman" w:hAnsi="Times New Roman" w:cs="Times New Roman"/>
+          <w:sz w:val="24"/>
+          <w:szCs w:val="24"/>
+        </w:rPr>
+      </w:pPr>
+      <w:r>
+        <w:rPr>
+          <w:rStyle w:val="8"/>
+          <w:rFonts w:hint="default" w:ascii="Times New Roman" w:hAnsi="Times New Roman" w:cs="Times New Roman"/>
+          <w:sz w:val="24"/>
+          <w:szCs w:val="24"/>
+        </w:rPr>
+        <w:t>Hành động cụ thể:</w:t>
+      </w:r>
+    </w:p>
+    <w:p>
+      <w:pPr>
+        <w:pStyle w:val="7"/>
+        <w:keepNext w:val="0"/>
+        <w:keepLines w:val="0"/>
+        <w:widowControl/>
+        <w:suppressLineNumbers w:val="0"/>
+        <w:rPr>
+          <w:rFonts w:hint="default" w:ascii="Times New Roman" w:hAnsi="Times New Roman" w:cs="Times New Roman"/>
+          <w:sz w:val="24"/>
+          <w:szCs w:val="24"/>
+        </w:rPr>
+      </w:pPr>
+      <w:r>
+        <w:rPr>
+          <w:rFonts w:hint="default" w:ascii="Times New Roman" w:hAnsi="Times New Roman" w:cs="Times New Roman"/>
+          <w:sz w:val="24"/>
+          <w:szCs w:val="24"/>
+        </w:rPr>
+        <w:t>Scrum Master tổ chức trao đổi với nhóm để xác định nguyên nhân chậm tiến độ, xử lý các trở ngại và điều chỉnh cách phối hợp nhằm tập trung hoàn thành các hạng mục quan trọng trong Sprint.</w:t>
+      </w:r>
+    </w:p>
+    <w:p>
+      <w:pPr>
+        <w:pStyle w:val="7"/>
+        <w:keepNext w:val="0"/>
+        <w:keepLines w:val="0"/>
+        <w:widowControl/>
+        <w:suppressLineNumbers w:val="0"/>
+        <w:rPr>
+          <w:rFonts w:hint="default" w:ascii="Times New Roman" w:hAnsi="Times New Roman" w:cs="Times New Roman"/>
+          <w:sz w:val="24"/>
+          <w:szCs w:val="24"/>
+        </w:rPr>
+      </w:pPr>
     </w:p>
     <w:p>
       <w:pPr>
@@ -618,6 +4454,12 @@
     <w:sectPr>
       <w:pgSz w:w="11906" w:h="16838"/>
       <w:pgMar w:top="1440" w:right="1800" w:bottom="1440" w:left="1800" w:header="720" w:footer="720" w:gutter="0"/>
+      <w:pgBorders w:offsetFrom="page">
+        <w:top w:val="none" w:sz="0" w:space="0"/>
+        <w:left w:val="none" w:sz="0" w:space="0"/>
+        <w:bottom w:val="none" w:sz="0" w:space="0"/>
+        <w:right w:val="none" w:sz="0" w:space="0"/>
+      </w:pgBorders>
       <w:cols w:space="720" w:num="1"/>
       <w:docGrid w:linePitch="360" w:charSpace="0"/>
     </w:sectPr>
@@ -628,6 +4470,155 @@
 <file path=word/numbering.xml><?xml version="1.0" encoding="utf-8"?>
 <w:numbering xmlns:wpc="http://schemas.microsoft.com/office/word/2010/wordprocessingCanvas" xmlns:mc="http://schemas.openxmlformats.org/markup-compatibility/2006" xmlns:o="urn:schemas-microsoft-com:office:office" xmlns:r="http://schemas.openxmlformats.org/officeDocument/2006/relationships" xmlns:m="http://schemas.openxmlformats.org/officeDocument/2006/math" xmlns:v="urn:schemas-microsoft-com:vml" xmlns:wp14="http://schemas.microsoft.com/office/word/2010/wordprocessingDrawing" xmlns:wp="http://schemas.openxmlformats.org/drawingml/2006/wordprocessingDrawing" xmlns:w10="urn:schemas-microsoft-com:office:word" xmlns:w="http://schemas.openxmlformats.org/wordprocessingml/2006/main" xmlns:w14="http://schemas.microsoft.com/office/word/2010/wordml" xmlns:wpg="http://schemas.microsoft.com/office/word/2010/wordprocessingGroup" xmlns:wpi="http://schemas.microsoft.com/office/word/2010/wordprocessingInk" xmlns:wne="http://schemas.microsoft.com/office/word/2006/wordml" xmlns:wps="http://schemas.microsoft.com/office/word/2010/wordprocessingShape" xmlns:wpsCustomData="http://www.wps.cn/officeDocument/2013/wpsCustomData" mc:Ignorable="w14 wp14">
   <w:abstractNum w:abstractNumId="0">
+    <w:nsid w:val="E509D5FB"/>
+    <w:multiLevelType w:val="multilevel"/>
+    <w:tmpl w:val="E509D5FB"/>
+    <w:lvl w:ilvl="0" w:tentative="0">
+      <w:start w:val="1"/>
+      <w:numFmt w:val="bullet"/>
+      <w:lvlText w:val=""/>
+      <w:lvlJc w:val="left"/>
+      <w:pPr>
+        <w:tabs>
+          <w:tab w:val="left" w:pos="720"/>
+        </w:tabs>
+        <w:ind w:left="720" w:hanging="360"/>
+      </w:pPr>
+      <w:rPr>
+        <w:rFonts w:ascii="Symbol" w:hAnsi="Symbol" w:cs="Symbol"/>
+        <w:sz w:val="20"/>
+      </w:rPr>
+    </w:lvl>
+    <w:lvl w:ilvl="1" w:tentative="0">
+      <w:start w:val="1"/>
+      <w:numFmt w:val="bullet"/>
+      <w:lvlText w:val="o"/>
+      <w:lvlJc w:val="left"/>
+      <w:pPr>
+        <w:tabs>
+          <w:tab w:val="left" w:pos="1440"/>
+        </w:tabs>
+        <w:ind w:left="1440" w:hanging="360"/>
+      </w:pPr>
+      <w:rPr>
+        <w:rFonts w:ascii="Courier New" w:hAnsi="Courier New" w:cs="Courier New"/>
+        <w:sz w:val="20"/>
+      </w:rPr>
+    </w:lvl>
+    <w:lvl w:ilvl="2" w:tentative="0">
+      <w:start w:val="1"/>
+      <w:numFmt w:val="bullet"/>
+      <w:lvlText w:val=""/>
+      <w:lvlJc w:val="left"/>
+      <w:pPr>
+        <w:tabs>
+          <w:tab w:val="left" w:pos="2160"/>
+        </w:tabs>
+        <w:ind w:left="2160" w:hanging="360"/>
+      </w:pPr>
+      <w:rPr>
+        <w:rFonts w:ascii="Wingdings" w:hAnsi="Wingdings" w:cs="Wingdings"/>
+        <w:sz w:val="20"/>
+      </w:rPr>
+    </w:lvl>
+    <w:lvl w:ilvl="3" w:tentative="0">
+      <w:start w:val="1"/>
+      <w:numFmt w:val="bullet"/>
+      <w:lvlText w:val=""/>
+      <w:lvlJc w:val="left"/>
+      <w:pPr>
+        <w:tabs>
+          <w:tab w:val="left" w:pos="2880"/>
+        </w:tabs>
+        <w:ind w:left="2880" w:hanging="360"/>
+      </w:pPr>
+      <w:rPr>
+        <w:rFonts w:hint="default" w:ascii="Wingdings" w:hAnsi="Wingdings" w:cs="Wingdings"/>
+        <w:sz w:val="20"/>
+      </w:rPr>
+    </w:lvl>
+    <w:lvl w:ilvl="4" w:tentative="0">
+      <w:start w:val="1"/>
+      <w:numFmt w:val="bullet"/>
+      <w:lvlText w:val=""/>
+      <w:lvlJc w:val="left"/>
+      <w:pPr>
+        <w:tabs>
+          <w:tab w:val="left" w:pos="3600"/>
+        </w:tabs>
+        <w:ind w:left="3600" w:hanging="360"/>
+      </w:pPr>
+      <w:rPr>
+        <w:rFonts w:hint="default" w:ascii="Wingdings" w:hAnsi="Wingdings" w:cs="Wingdings"/>
+        <w:sz w:val="20"/>
+      </w:rPr>
+    </w:lvl>
+    <w:lvl w:ilvl="5" w:tentative="0">
+      <w:start w:val="1"/>
+      <w:numFmt w:val="bullet"/>
+      <w:lvlText w:val=""/>
+      <w:lvlJc w:val="left"/>
+      <w:pPr>
+        <w:tabs>
+          <w:tab w:val="left" w:pos="4320"/>
+        </w:tabs>
+        <w:ind w:left="4320" w:hanging="360"/>
+      </w:pPr>
+      <w:rPr>
+        <w:rFonts w:hint="default" w:ascii="Wingdings" w:hAnsi="Wingdings" w:cs="Wingdings"/>
+        <w:sz w:val="20"/>
+      </w:rPr>
+    </w:lvl>
+    <w:lvl w:ilvl="6" w:tentative="0">
+      <w:start w:val="1"/>
+      <w:numFmt w:val="bullet"/>
+      <w:lvlText w:val=""/>
+      <w:lvlJc w:val="left"/>
+      <w:pPr>
+        <w:tabs>
+          <w:tab w:val="left" w:pos="5040"/>
+        </w:tabs>
+        <w:ind w:left="5040" w:hanging="360"/>
+      </w:pPr>
+      <w:rPr>
+        <w:rFonts w:hint="default" w:ascii="Wingdings" w:hAnsi="Wingdings" w:cs="Wingdings"/>
+        <w:sz w:val="20"/>
+      </w:rPr>
+    </w:lvl>
+    <w:lvl w:ilvl="7" w:tentative="0">
+      <w:start w:val="1"/>
+      <w:numFmt w:val="bullet"/>
+      <w:lvlText w:val=""/>
+      <w:lvlJc w:val="left"/>
+      <w:pPr>
+        <w:tabs>
+          <w:tab w:val="left" w:pos="5760"/>
+        </w:tabs>
+        <w:ind w:left="5760" w:hanging="360"/>
+      </w:pPr>
+      <w:rPr>
+        <w:rFonts w:hint="default" w:ascii="Wingdings" w:hAnsi="Wingdings" w:cs="Wingdings"/>
+        <w:sz w:val="20"/>
+      </w:rPr>
+    </w:lvl>
+    <w:lvl w:ilvl="8" w:tentative="0">
+      <w:start w:val="1"/>
+      <w:numFmt w:val="bullet"/>
+      <w:lvlText w:val=""/>
+      <w:lvlJc w:val="left"/>
+      <w:pPr>
+        <w:tabs>
+          <w:tab w:val="left" w:pos="6480"/>
+        </w:tabs>
+        <w:ind w:left="6480" w:hanging="360"/>
+      </w:pPr>
+      <w:rPr>
+        <w:rFonts w:hint="default" w:ascii="Wingdings" w:hAnsi="Wingdings" w:cs="Wingdings"/>
+        <w:sz w:val="20"/>
+      </w:rPr>
+    </w:lvl>
+  </w:abstractNum>
+  <w:abstractNum w:abstractNumId="1">
     <w:nsid w:val="EEABAC52"/>
     <w:multiLevelType w:val="multilevel"/>
     <w:tmpl w:val="EEABAC52"/>
@@ -776,7 +4767,7 @@
       </w:rPr>
     </w:lvl>
   </w:abstractNum>
-  <w:abstractNum w:abstractNumId="1">
+  <w:abstractNum w:abstractNumId="2">
     <w:nsid w:val="24C396BE"/>
     <w:multiLevelType w:val="multilevel"/>
     <w:tmpl w:val="24C396BE"/>
@@ -925,10 +4916,165 @@
       </w:rPr>
     </w:lvl>
   </w:abstractNum>
+  <w:abstractNum w:abstractNumId="3">
+    <w:nsid w:val="2E4BC399"/>
+    <w:multiLevelType w:val="multilevel"/>
+    <w:tmpl w:val="2E4BC399"/>
+    <w:lvl w:ilvl="0" w:tentative="0">
+      <w:start w:val="1"/>
+      <w:numFmt w:val="bullet"/>
+      <w:lvlText w:val=""/>
+      <w:lvlJc w:val="left"/>
+      <w:pPr>
+        <w:tabs>
+          <w:tab w:val="left" w:pos="720"/>
+        </w:tabs>
+        <w:ind w:left="720" w:hanging="360"/>
+      </w:pPr>
+      <w:rPr>
+        <w:rFonts w:ascii="Symbol" w:hAnsi="Symbol" w:cs="Symbol"/>
+        <w:sz w:val="20"/>
+      </w:rPr>
+    </w:lvl>
+    <w:lvl w:ilvl="1" w:tentative="0">
+      <w:start w:val="1"/>
+      <w:numFmt w:val="bullet"/>
+      <w:lvlText w:val="o"/>
+      <w:lvlJc w:val="left"/>
+      <w:pPr>
+        <w:tabs>
+          <w:tab w:val="left" w:pos="1440"/>
+        </w:tabs>
+        <w:ind w:left="1440" w:hanging="360"/>
+      </w:pPr>
+      <w:rPr>
+        <w:rFonts w:ascii="Courier New" w:hAnsi="Courier New" w:cs="Courier New"/>
+        <w:sz w:val="20"/>
+      </w:rPr>
+    </w:lvl>
+    <w:lvl w:ilvl="2" w:tentative="0">
+      <w:start w:val="1"/>
+      <w:numFmt w:val="bullet"/>
+      <w:lvlText w:val=""/>
+      <w:lvlJc w:val="left"/>
+      <w:pPr>
+        <w:tabs>
+          <w:tab w:val="left" w:pos="2160"/>
+        </w:tabs>
+        <w:ind w:left="2160" w:hanging="360"/>
+      </w:pPr>
+      <w:rPr>
+        <w:rFonts w:ascii="Wingdings" w:hAnsi="Wingdings" w:cs="Wingdings"/>
+        <w:sz w:val="20"/>
+      </w:rPr>
+    </w:lvl>
+    <w:lvl w:ilvl="3" w:tentative="0">
+      <w:start w:val="1"/>
+      <w:numFmt w:val="bullet"/>
+      <w:lvlText w:val=""/>
+      <w:lvlJc w:val="left"/>
+      <w:pPr>
+        <w:tabs>
+          <w:tab w:val="left" w:pos="2880"/>
+        </w:tabs>
+        <w:ind w:left="2880" w:hanging="360"/>
+      </w:pPr>
+      <w:rPr>
+        <w:rFonts w:hint="default" w:ascii="Wingdings" w:hAnsi="Wingdings" w:cs="Wingdings"/>
+        <w:sz w:val="20"/>
+      </w:rPr>
+    </w:lvl>
+    <w:lvl w:ilvl="4" w:tentative="0">
+      <w:start w:val="1"/>
+      <w:numFmt w:val="bullet"/>
+      <w:lvlText w:val=""/>
+      <w:lvlJc w:val="left"/>
+      <w:pPr>
+        <w:tabs>
+          <w:tab w:val="left" w:pos="3600"/>
+        </w:tabs>
+        <w:ind w:left="3600" w:hanging="360"/>
+      </w:pPr>
+      <w:rPr>
+        <w:rFonts w:hint="default" w:ascii="Wingdings" w:hAnsi="Wingdings" w:cs="Wingdings"/>
+        <w:sz w:val="20"/>
+      </w:rPr>
+    </w:lvl>
+    <w:lvl w:ilvl="5" w:tentative="0">
+      <w:start w:val="1"/>
+      <w:numFmt w:val="bullet"/>
+      <w:lvlText w:val=""/>
+      <w:lvlJc w:val="left"/>
+      <w:pPr>
+        <w:tabs>
+          <w:tab w:val="left" w:pos="4320"/>
+        </w:tabs>
+        <w:ind w:left="4320" w:hanging="360"/>
+      </w:pPr>
+      <w:rPr>
+        <w:rFonts w:hint="default" w:ascii="Wingdings" w:hAnsi="Wingdings" w:cs="Wingdings"/>
+        <w:sz w:val="20"/>
+      </w:rPr>
+    </w:lvl>
+    <w:lvl w:ilvl="6" w:tentative="0">
+      <w:start w:val="1"/>
+      <w:numFmt w:val="bullet"/>
+      <w:lvlText w:val=""/>
+      <w:lvlJc w:val="left"/>
+      <w:pPr>
+        <w:tabs>
+          <w:tab w:val="left" w:pos="5040"/>
+        </w:tabs>
+        <w:ind w:left="5040" w:hanging="360"/>
+      </w:pPr>
+      <w:rPr>
+        <w:rFonts w:hint="default" w:ascii="Wingdings" w:hAnsi="Wingdings" w:cs="Wingdings"/>
+        <w:sz w:val="20"/>
+      </w:rPr>
+    </w:lvl>
+    <w:lvl w:ilvl="7" w:tentative="0">
+      <w:start w:val="1"/>
+      <w:numFmt w:val="bullet"/>
+      <w:lvlText w:val=""/>
+      <w:lvlJc w:val="left"/>
+      <w:pPr>
+        <w:tabs>
+          <w:tab w:val="left" w:pos="5760"/>
+        </w:tabs>
+        <w:ind w:left="5760" w:hanging="360"/>
+      </w:pPr>
+      <w:rPr>
+        <w:rFonts w:hint="default" w:ascii="Wingdings" w:hAnsi="Wingdings" w:cs="Wingdings"/>
+        <w:sz w:val="20"/>
+      </w:rPr>
+    </w:lvl>
+    <w:lvl w:ilvl="8" w:tentative="0">
+      <w:start w:val="1"/>
+      <w:numFmt w:val="bullet"/>
+      <w:lvlText w:val=""/>
+      <w:lvlJc w:val="left"/>
+      <w:pPr>
+        <w:tabs>
+          <w:tab w:val="left" w:pos="6480"/>
+        </w:tabs>
+        <w:ind w:left="6480" w:hanging="360"/>
+      </w:pPr>
+      <w:rPr>
+        <w:rFonts w:hint="default" w:ascii="Wingdings" w:hAnsi="Wingdings" w:cs="Wingdings"/>
+        <w:sz w:val="20"/>
+      </w:rPr>
+    </w:lvl>
+  </w:abstractNum>
   <w:num w:numId="1">
+    <w:abstractNumId w:val="2"/>
+  </w:num>
+  <w:num w:numId="2">
     <w:abstractNumId w:val="1"/>
   </w:num>
-  <w:num w:numId="2">
+  <w:num w:numId="3">
+    <w:abstractNumId w:val="3"/>
+  </w:num>
+  <w:num w:numId="4">
     <w:abstractNumId w:val="0"/>
   </w:num>
 </w:numbering>
@@ -1204,6 +5350,25 @@
     </w:rPr>
   </w:style>
   <w:style w:type="paragraph" w:styleId="2">
+    <w:name w:val="heading 1"/>
+    <w:next w:val="1"/>
+    <w:qFormat/>
+    <w:uiPriority w:val="0"/>
+    <w:pPr>
+      <w:spacing w:before="0" w:beforeAutospacing="1" w:after="0" w:afterAutospacing="1"/>
+      <w:jc w:val="left"/>
+    </w:pPr>
+    <w:rPr>
+      <w:rFonts w:hint="eastAsia" w:ascii="SimSun" w:hAnsi="SimSun" w:eastAsia="SimSun" w:cs="SimSun"/>
+      <w:b/>
+      <w:bCs/>
+      <w:kern w:val="44"/>
+      <w:sz w:val="48"/>
+      <w:szCs w:val="48"/>
+      <w:lang w:val="en-US" w:eastAsia="zh-CN" w:bidi="ar"/>
+    </w:rPr>
+  </w:style>
+  <w:style w:type="paragraph" w:styleId="3">
     <w:name w:val="heading 2"/>
     <w:next w:val="1"/>
     <w:semiHidden/>
@@ -1224,7 +5389,7 @@
       <w:lang w:val="en-US" w:eastAsia="zh-CN" w:bidi="ar"/>
     </w:rPr>
   </w:style>
-  <w:style w:type="paragraph" w:styleId="3">
+  <w:style w:type="paragraph" w:styleId="4">
     <w:name w:val="heading 3"/>
     <w:next w:val="1"/>
     <w:semiHidden/>
@@ -1245,13 +5410,13 @@
       <w:lang w:val="en-US" w:eastAsia="zh-CN" w:bidi="ar"/>
     </w:rPr>
   </w:style>
-  <w:style w:type="character" w:default="1" w:styleId="4">
+  <w:style w:type="character" w:default="1" w:styleId="5">
     <w:name w:val="Default Paragraph Font"/>
     <w:semiHidden/>
     <w:qFormat/>
     <w:uiPriority w:val="0"/>
   </w:style>
-  <w:style w:type="table" w:default="1" w:styleId="5">
+  <w:style w:type="table" w:default="1" w:styleId="6">
     <w:name w:val="Normal Table"/>
     <w:semiHidden/>
     <w:qFormat/>
@@ -1265,7 +5430,7 @@
       </w:tblCellMar>
     </w:tblPr>
   </w:style>
-  <w:style w:type="paragraph" w:styleId="6">
+  <w:style w:type="paragraph" w:styleId="7">
     <w:name w:val="Normal (Web)"/>
     <w:uiPriority w:val="0"/>
     <w:pPr>
@@ -1280,9 +5445,9 @@
       <w:lang w:val="en-US" w:eastAsia="zh-CN" w:bidi="ar"/>
     </w:rPr>
   </w:style>
-  <w:style w:type="character" w:styleId="7">
+  <w:style w:type="character" w:styleId="8">
     <w:name w:val="Strong"/>
-    <w:basedOn w:val="4"/>
+    <w:basedOn w:val="5"/>
     <w:qFormat/>
     <w:uiPriority w:val="0"/>
     <w:rPr>
